--- a/Az4/GozAz4.docx
+++ b/Az4/GozAz4.docx
@@ -18,7 +18,7 @@
           <w:szCs w:val="48"/>
         </w:rPr>
         <w:drawing>
-          <wp:inline distT="0" distB="0" distL="0" distR="0" wp14:anchorId="55C0CFEE" wp14:editId="62C3016B">
+          <wp:inline distT="0" distB="0" distL="0" distR="0" wp14:anchorId="55C0CFEE" wp14:editId="1CDE1597">
             <wp:extent cx="1045634" cy="1045634"/>
             <wp:effectExtent l="0" t="0" r="2540" b="2540"/>
             <wp:docPr id="1059743664" name="Picture 2"/>
@@ -386,6 +386,7 @@
           <w:rFonts w:cs="B Yekan"/>
           <w:sz w:val="28"/>
           <w:szCs w:val="28"/>
+          <w:rtl/>
           <w:lang w:bidi="fa-IR"/>
         </w:rPr>
       </w:pPr>
@@ -409,6 +410,157 @@
         </w:rPr>
         <w:t>مقدمه آزمایش:</w:t>
       </w:r>
+    </w:p>
+    <w:p>
+      <w:pPr>
+        <w:bidi/>
+        <w:rPr>
+          <w:rFonts w:cs="B Yekan"/>
+          <w:sz w:val="28"/>
+          <w:szCs w:val="28"/>
+          <w:rtl/>
+          <w:lang w:bidi="fa-IR"/>
+        </w:rPr>
+      </w:pPr>
+      <w:r>
+        <w:rPr>
+          <w:rFonts w:cs="B Yekan" w:hint="cs"/>
+          <w:sz w:val="28"/>
+          <w:szCs w:val="28"/>
+          <w:rtl/>
+          <w:lang w:bidi="fa-IR"/>
+        </w:rPr>
+        <w:t>2.اهداف آزمایش:</w:t>
+      </w:r>
+    </w:p>
+    <w:p>
+      <w:pPr>
+        <w:bidi/>
+        <w:rPr>
+          <w:rFonts w:cs="B Yekan"/>
+          <w:sz w:val="28"/>
+          <w:szCs w:val="28"/>
+          <w:rtl/>
+          <w:lang w:bidi="fa-IR"/>
+        </w:rPr>
+      </w:pPr>
+      <w:r>
+        <w:rPr>
+          <w:rFonts w:cs="B Yekan" w:hint="cs"/>
+          <w:sz w:val="28"/>
+          <w:szCs w:val="28"/>
+          <w:rtl/>
+          <w:lang w:bidi="fa-IR"/>
+        </w:rPr>
+        <w:t>3.بررسی و انتخاب روش طراحی:</w:t>
+      </w:r>
+    </w:p>
+    <w:p>
+      <w:pPr>
+        <w:bidi/>
+        <w:rPr>
+          <w:rFonts w:cs="B Yekan"/>
+          <w:sz w:val="28"/>
+          <w:szCs w:val="28"/>
+          <w:rtl/>
+          <w:lang w:bidi="fa-IR"/>
+        </w:rPr>
+      </w:pPr>
+      <w:r>
+        <w:rPr>
+          <w:rFonts w:cs="B Yekan" w:hint="cs"/>
+          <w:sz w:val="28"/>
+          <w:szCs w:val="28"/>
+          <w:rtl/>
+          <w:lang w:bidi="fa-IR"/>
+        </w:rPr>
+        <w:t>4.بلوک دیاگرام طرح پیشنهادی اولیه:</w:t>
+      </w:r>
+    </w:p>
+    <w:p>
+      <w:pPr>
+        <w:bidi/>
+        <w:rPr>
+          <w:rFonts w:cs="B Yekan"/>
+          <w:sz w:val="28"/>
+          <w:szCs w:val="28"/>
+          <w:rtl/>
+          <w:lang w:bidi="fa-IR"/>
+        </w:rPr>
+      </w:pPr>
+      <w:r>
+        <w:rPr>
+          <w:rFonts w:cs="B Yekan" w:hint="cs"/>
+          <w:sz w:val="28"/>
+          <w:szCs w:val="28"/>
+          <w:rtl/>
+          <w:lang w:bidi="fa-IR"/>
+        </w:rPr>
+        <w:t>5.پیاده سازی آزمایش:</w:t>
+      </w:r>
+    </w:p>
+    <w:p>
+      <w:pPr>
+        <w:bidi/>
+        <w:rPr>
+          <w:rFonts w:cs="B Yekan"/>
+          <w:rtl/>
+          <w:lang w:bidi="fa-IR"/>
+        </w:rPr>
+      </w:pPr>
+      <w:r>
+        <w:rPr>
+          <w:rFonts w:cs="B Yekan" w:hint="cs"/>
+          <w:sz w:val="28"/>
+          <w:szCs w:val="28"/>
+          <w:rtl/>
+          <w:lang w:bidi="fa-IR"/>
+        </w:rPr>
+        <w:t xml:space="preserve">5-1. </w:t>
+      </w:r>
+      <w:r>
+        <w:rPr>
+          <w:rFonts w:cs="B Yekan" w:hint="cs"/>
+          <w:rtl/>
+          <w:lang w:bidi="fa-IR"/>
+        </w:rPr>
+        <w:t>ساخت</w:t>
+      </w:r>
+      <w:r>
+        <w:rPr>
+          <w:rFonts w:cs="B Yekan" w:hint="cs"/>
+          <w:rtl/>
+          <w:lang w:bidi="fa-IR"/>
+        </w:rPr>
+        <w:t xml:space="preserve"> تایمر ماشین لباسشویی :</w:t>
+      </w:r>
+    </w:p>
+    <w:p>
+      <w:pPr>
+        <w:bidi/>
+        <w:rPr>
+          <w:rFonts w:cs="B Yekan"/>
+          <w:rtl/>
+          <w:lang w:bidi="fa-IR"/>
+        </w:rPr>
+      </w:pPr>
+      <w:r>
+        <w:rPr>
+          <w:rFonts w:cs="B Yekan" w:hint="cs"/>
+          <w:rtl/>
+          <w:lang w:bidi="fa-IR"/>
+        </w:rPr>
+        <w:t>شرح آزمایش :</w:t>
+      </w:r>
+    </w:p>
+    <w:p>
+      <w:pPr>
+        <w:bidi/>
+        <w:rPr>
+          <w:rFonts w:cs="B Yekan" w:hint="cs"/>
+          <w:lang w:bidi="fa-IR"/>
+        </w:rPr>
+      </w:pPr>
     </w:p>
     <w:p>
       <w:pPr>

--- a/Az4/GozAz4.docx
+++ b/Az4/GozAz4.docx
@@ -18,7 +18,7 @@
           <w:szCs w:val="48"/>
         </w:rPr>
         <w:drawing>
-          <wp:inline distT="0" distB="0" distL="0" distR="0" wp14:anchorId="55C0CFEE" wp14:editId="1CDE1597">
+          <wp:inline distT="0" distB="0" distL="0" distR="0" wp14:anchorId="55C0CFEE" wp14:editId="192A4138">
             <wp:extent cx="1045634" cy="1045634"/>
             <wp:effectExtent l="0" t="0" r="2540" b="2540"/>
             <wp:docPr id="1059743664" name="Picture 2"/>
@@ -86,7 +86,6 @@
       <w:pPr>
         <w:jc w:val="center"/>
         <w:rPr>
-          <w:rFonts w:cs="B Nazanin"/>
           <w:sz w:val="28"/>
           <w:szCs w:val="28"/>
           <w:rtl/>
@@ -95,7 +94,7 @@
       </w:pPr>
       <w:r>
         <w:rPr>
-          <w:rFonts w:cs="B Nazanin" w:hint="cs"/>
+          <w:rFonts w:hint="cs"/>
           <w:sz w:val="28"/>
           <w:szCs w:val="28"/>
           <w:rtl/>
@@ -179,21 +178,7 @@
         <w:jc w:val="center"/>
       </w:pPr>
     </w:p>
-    <w:p>
-      <w:pPr>
-        <w:jc w:val="center"/>
-      </w:pPr>
-    </w:p>
-    <w:p>
-      <w:pPr>
-        <w:jc w:val="center"/>
-      </w:pPr>
-    </w:p>
-    <w:p>
-      <w:pPr>
-        <w:jc w:val="center"/>
-      </w:pPr>
-    </w:p>
+    <w:p/>
     <w:p>
       <w:pPr>
         <w:jc w:val="center"/>
@@ -261,129 +246,129 @@
           <w:rtl/>
           <w:lang w:bidi="fa-IR"/>
         </w:rPr>
-        <w:t xml:space="preserve">رضا قضاوی       </w:t>
-      </w:r>
-      <w:r>
-        <w:rPr>
-          <w:rFonts w:cs="B Yekan" w:hint="cs"/>
-          <w:sz w:val="20"/>
-          <w:szCs w:val="20"/>
-          <w:rtl/>
-          <w:lang w:bidi="fa-IR"/>
-        </w:rPr>
-        <w:t xml:space="preserve">                 -                   </w:t>
-      </w:r>
-      <w:r>
-        <w:rPr>
-          <w:rFonts w:cs="B Yekan" w:hint="cs"/>
-          <w:sz w:val="20"/>
-          <w:szCs w:val="20"/>
-          <w:rtl/>
-          <w:lang w:bidi="fa-IR"/>
-        </w:rPr>
-        <w:t>404106236</w:t>
-      </w:r>
-    </w:p>
-    <w:tbl>
-      <w:tblPr>
-        <w:tblStyle w:val="TableGrid"/>
-        <w:tblpPr w:leftFromText="180" w:rightFromText="180" w:vertAnchor="page" w:horzAnchor="margin" w:tblpXSpec="center" w:tblpY="553"/>
-        <w:tblW w:w="11160" w:type="dxa"/>
-        <w:tblBorders>
-          <w:top w:val="none" w:sz="0" w:space="0" w:color="auto"/>
-          <w:left w:val="none" w:sz="0" w:space="0" w:color="auto"/>
-          <w:bottom w:val="double" w:sz="12" w:space="0" w:color="auto"/>
-          <w:right w:val="none" w:sz="0" w:space="0" w:color="auto"/>
-          <w:insideH w:val="none" w:sz="0" w:space="0" w:color="auto"/>
-          <w:insideV w:val="none" w:sz="0" w:space="0" w:color="auto"/>
-        </w:tblBorders>
-        <w:tblLook w:val="04A0" w:firstRow="1" w:lastRow="0" w:firstColumn="1" w:lastColumn="0" w:noHBand="0" w:noVBand="1"/>
-      </w:tblPr>
-      <w:tblGrid>
-        <w:gridCol w:w="3237"/>
-        <w:gridCol w:w="2338"/>
-        <w:gridCol w:w="5585"/>
-      </w:tblGrid>
-      <w:tr>
-        <w:tc>
-          <w:tcPr>
-            <w:tcW w:w="3237" w:type="dxa"/>
-          </w:tcPr>
-          <w:p>
-            <w:pPr>
-              <w:jc w:val="right"/>
-              <w:rPr>
-                <w:rFonts w:cs="B Yekan"/>
-                <w:sz w:val="20"/>
-                <w:szCs w:val="20"/>
-                <w:rtl/>
-                <w:lang w:bidi="fa-IR"/>
-              </w:rPr>
-            </w:pPr>
-            <w:r>
-              <w:rPr>
-                <w:rFonts w:cs="B Yekan" w:hint="cs"/>
-                <w:sz w:val="20"/>
-                <w:szCs w:val="20"/>
-                <w:rtl/>
-                <w:lang w:bidi="fa-IR"/>
-              </w:rPr>
-              <w:lastRenderedPageBreak/>
-              <w:t>گزارش کار آزمایش شماره 2</w:t>
-            </w:r>
-          </w:p>
-        </w:tc>
-        <w:tc>
-          <w:tcPr>
-            <w:tcW w:w="2338" w:type="dxa"/>
-          </w:tcPr>
-          <w:p>
-            <w:pPr>
-              <w:jc w:val="center"/>
-              <w:rPr>
-                <w:rFonts w:cs="B Yekan"/>
-                <w:sz w:val="20"/>
-                <w:szCs w:val="20"/>
-                <w:rtl/>
-                <w:lang w:bidi="fa-IR"/>
-              </w:rPr>
-            </w:pPr>
-          </w:p>
-        </w:tc>
-        <w:tc>
-          <w:tcPr>
-            <w:tcW w:w="5585" w:type="dxa"/>
-          </w:tcPr>
-          <w:p>
-            <w:pPr>
-              <w:jc w:val="right"/>
-              <w:rPr>
-                <w:rFonts w:cs="B Yekan"/>
-                <w:sz w:val="20"/>
-                <w:szCs w:val="20"/>
-                <w:rtl/>
-                <w:lang w:bidi="fa-IR"/>
-              </w:rPr>
-            </w:pPr>
-            <w:r>
-              <w:rPr>
-                <w:rFonts w:cs="B Yekan" w:hint="cs"/>
-                <w:sz w:val="20"/>
-                <w:szCs w:val="20"/>
-                <w:rtl/>
-                <w:lang w:bidi="fa-IR"/>
-              </w:rPr>
-              <w:t>آزمایشگاه مدارهای منطقی – گروه شماره 7</w:t>
-            </w:r>
-          </w:p>
-        </w:tc>
-      </w:tr>
-    </w:tbl>
+        <w:t>رضا قضاوی                        -                   404106236</w:t>
+      </w:r>
+    </w:p>
+    <w:p>
+      <w:pPr>
+        <w:pStyle w:val="ListParagraph"/>
+        <w:jc w:val="right"/>
+        <w:rPr>
+          <w:rFonts w:ascii="B Yekan" w:eastAsia="B Yekan" w:hAnsi="B Yekan" w:cs="B Yekan"/>
+          <w:b/>
+          <w:sz w:val="28"/>
+          <w:szCs w:val="28"/>
+          <w:rtl/>
+          <w:lang w:bidi="fa-IR"/>
+        </w:rPr>
+      </w:pPr>
+      <w:r>
+        <w:rPr>
+          <w:rFonts w:ascii="B Yekan" w:eastAsia="B Yekan" w:hAnsi="B Yekan" w:cs="B Yekan"/>
+          <w:b/>
+          <w:sz w:val="28"/>
+          <w:rtl/>
+          <w:lang w:bidi="fa-IR"/>
+        </w:rPr>
+        <w:br w:type="page"/>
+      </w:r>
+      <w:r>
+        <w:rPr>
+          <w:rFonts w:ascii="B Yekan" w:eastAsia="B Yekan" w:hAnsi="B Yekan" w:cs="B Yekan" w:hint="cs"/>
+          <w:b/>
+          <w:sz w:val="28"/>
+          <w:szCs w:val="28"/>
+          <w:rtl/>
+          <w:lang w:bidi="fa-IR"/>
+        </w:rPr>
+        <w:lastRenderedPageBreak/>
+        <w:t>1-مقدمه و هدف آزمایش:</w:t>
+      </w:r>
+    </w:p>
     <w:p>
       <w:pPr>
         <w:bidi/>
         <w:rPr>
-          <w:rFonts w:cs="B Yekan"/>
+          <w:rFonts w:asciiTheme="minorHAnsi" w:eastAsia="B Yekan" w:hAnsiTheme="minorHAnsi" w:cs="B Yekan"/>
+          <w:b/>
+          <w:sz w:val="28"/>
+          <w:lang w:bidi="fa-IR"/>
+        </w:rPr>
+      </w:pPr>
+      <w:r>
+        <w:rPr>
+          <w:rFonts w:ascii="B Yekan" w:eastAsia="B Yekan" w:hAnsi="B Yekan" w:cs="B Yekan" w:hint="cs"/>
+          <w:b/>
+          <w:rtl/>
+          <w:lang w:bidi="fa-IR"/>
+        </w:rPr>
+        <w:t>در این آزمایش میخواهیم مدار های کنترل کننده ای را به کمک نمودار</w:t>
+      </w:r>
+      <w:r>
+        <w:rPr>
+          <w:rFonts w:ascii="B Yekan" w:eastAsia="B Yekan" w:hAnsi="B Yekan" w:cs="B Yekan" w:hint="cs"/>
+          <w:b/>
+          <w:sz w:val="28"/>
+          <w:rtl/>
+          <w:lang w:bidi="fa-IR"/>
+        </w:rPr>
+        <w:t xml:space="preserve"> </w:t>
+      </w:r>
+      <w:r>
+        <w:rPr>
+          <w:rFonts w:asciiTheme="minorHAnsi" w:eastAsia="B Yekan" w:hAnsiTheme="minorHAnsi" w:cs="B Yekan"/>
+          <w:b/>
+          <w:sz w:val="28"/>
+          <w:lang w:bidi="fa-IR"/>
+        </w:rPr>
+        <w:t xml:space="preserve"> ASM</w:t>
+      </w:r>
+      <w:r>
+        <w:rPr>
+          <w:rFonts w:asciiTheme="minorHAnsi" w:eastAsia="B Yekan" w:hAnsiTheme="minorHAnsi" w:cs="B Yekan" w:hint="cs"/>
+          <w:b/>
+          <w:sz w:val="28"/>
+          <w:rtl/>
+          <w:lang w:bidi="fa-IR"/>
+        </w:rPr>
+        <w:t xml:space="preserve"> با نرم افزار </w:t>
+      </w:r>
+      <w:r>
+        <w:rPr>
+          <w:rFonts w:asciiTheme="minorHAnsi" w:eastAsia="B Yekan" w:hAnsiTheme="minorHAnsi" w:cs="B Yekan"/>
+          <w:b/>
+          <w:sz w:val="28"/>
+          <w:lang w:bidi="fa-IR"/>
+        </w:rPr>
+        <w:t xml:space="preserve">  proteus</w:t>
+      </w:r>
+      <w:r>
+        <w:rPr>
+          <w:rFonts w:asciiTheme="minorHAnsi" w:eastAsia="B Yekan" w:hAnsiTheme="minorHAnsi" w:cs="B Yekan" w:hint="cs"/>
+          <w:b/>
+          <w:sz w:val="28"/>
+          <w:rtl/>
+          <w:lang w:bidi="fa-IR"/>
+        </w:rPr>
+        <w:t>رسم کنیم</w:t>
+      </w:r>
+      <w:r>
+        <w:rPr>
+          <w:rFonts w:asciiTheme="minorHAnsi" w:eastAsia="B Yekan" w:hAnsiTheme="minorHAnsi" w:cs="B Yekan" w:hint="cs"/>
+          <w:b/>
+          <w:sz w:val="28"/>
+          <w:rtl/>
+          <w:lang w:bidi="fa-IR"/>
+        </w:rPr>
+        <w:t xml:space="preserve"> و با نحوه کار مدار های کنترل کننده بیشتر آشنا شویم.</w:t>
+      </w:r>
+    </w:p>
+    <w:p>
+      <w:pPr>
+        <w:bidi/>
+        <w:rPr>
+          <w:rFonts w:asciiTheme="minorHAnsi" w:eastAsia="B Yekan" w:hAnsiTheme="minorHAnsi" w:cs="B Yekan"/>
+          <w:b/>
           <w:sz w:val="28"/>
           <w:szCs w:val="28"/>
           <w:rtl/>
@@ -392,308 +377,6984 @@
       </w:pPr>
       <w:r>
         <w:rPr>
-          <w:rFonts w:cs="B Yekan" w:hint="cs"/>
+          <w:rFonts w:asciiTheme="minorHAnsi" w:eastAsia="B Yekan" w:hAnsiTheme="minorHAnsi" w:cs="B Yekan" w:hint="cs"/>
+          <w:b/>
           <w:sz w:val="28"/>
           <w:szCs w:val="28"/>
           <w:rtl/>
           <w:lang w:bidi="fa-IR"/>
         </w:rPr>
-        <w:t>1.</w:t>
-      </w:r>
-      <w:r>
-        <w:rPr>
-          <w:rFonts w:cs="B Yekan" w:hint="cs"/>
+        <w:t xml:space="preserve">2.1 </w:t>
+      </w:r>
+      <w:r>
+        <w:rPr>
+          <w:rFonts w:ascii="Arial" w:eastAsia="B Yekan" w:hAnsi="Arial" w:cs="Arial" w:hint="cs"/>
+          <w:b/>
           <w:sz w:val="28"/>
           <w:szCs w:val="28"/>
           <w:rtl/>
           <w:lang w:bidi="fa-IR"/>
         </w:rPr>
-        <w:t>مقدمه آزمایش:</w:t>
+        <w:t>–</w:t>
+      </w:r>
+      <w:r>
+        <w:rPr>
+          <w:rFonts w:asciiTheme="minorHAnsi" w:eastAsia="B Yekan" w:hAnsiTheme="minorHAnsi" w:cs="B Yekan" w:hint="cs"/>
+          <w:b/>
+          <w:sz w:val="28"/>
+          <w:szCs w:val="28"/>
+          <w:rtl/>
+          <w:lang w:bidi="fa-IR"/>
+        </w:rPr>
+        <w:t xml:space="preserve"> ساخت تایمر یک ماشین لباسشویی :</w:t>
       </w:r>
     </w:p>
     <w:p>
       <w:pPr>
         <w:bidi/>
         <w:rPr>
-          <w:rFonts w:cs="B Yekan"/>
+          <w:rFonts w:asciiTheme="minorHAnsi" w:eastAsia="B Yekan" w:hAnsiTheme="minorHAnsi" w:cs="B Yekan"/>
+          <w:b/>
+          <w:sz w:val="28"/>
+          <w:rtl/>
+          <w:lang w:bidi="fa-IR"/>
+        </w:rPr>
+      </w:pPr>
+      <w:r>
+        <w:rPr>
+          <w:rFonts w:asciiTheme="minorHAnsi" w:eastAsia="B Yekan" w:hAnsiTheme="minorHAnsi" w:cs="B Yekan" w:hint="cs"/>
+          <w:b/>
+          <w:sz w:val="28"/>
+          <w:rtl/>
+          <w:lang w:bidi="fa-IR"/>
+        </w:rPr>
+        <w:t>2-1-1 مقدمه آزمایش :</w:t>
+      </w:r>
+    </w:p>
+    <w:p>
+      <w:pPr>
+        <w:bidi/>
+        <w:rPr>
+          <w:rFonts w:asciiTheme="minorHAnsi" w:eastAsia="B Yekan" w:hAnsiTheme="minorHAnsi"/>
+          <w:b/>
+          <w:sz w:val="28"/>
+          <w:rtl/>
+          <w:lang w:bidi="fa-IR"/>
+        </w:rPr>
+      </w:pPr>
+      <w:r>
+        <w:rPr>
+          <w:rFonts w:asciiTheme="minorHAnsi" w:eastAsia="B Yekan" w:hAnsiTheme="minorHAnsi" w:hint="cs"/>
+          <w:b/>
+          <w:sz w:val="28"/>
+          <w:rtl/>
+          <w:lang w:bidi="fa-IR"/>
+        </w:rPr>
+        <w:t xml:space="preserve">سیگنال های ورودی این مدار </w:t>
+      </w:r>
+      <w:r>
+        <w:rPr>
+          <w:rFonts w:asciiTheme="minorHAnsi" w:eastAsia="B Yekan" w:hAnsiTheme="minorHAnsi" w:hint="cs"/>
+          <w:b/>
+          <w:sz w:val="28"/>
+          <w:rtl/>
+          <w:lang w:bidi="fa-IR"/>
+        </w:rPr>
+        <w:t>کلید های شروع (</w:t>
+      </w:r>
+      <w:r>
+        <w:rPr>
+          <w:rFonts w:asciiTheme="minorHAnsi" w:eastAsia="B Yekan" w:hAnsiTheme="minorHAnsi"/>
+          <w:b/>
+          <w:sz w:val="28"/>
+          <w:lang w:bidi="fa-IR"/>
+        </w:rPr>
+        <w:t>start</w:t>
+      </w:r>
+      <w:r>
+        <w:rPr>
+          <w:rFonts w:asciiTheme="minorHAnsi" w:eastAsia="B Yekan" w:hAnsiTheme="minorHAnsi" w:hint="cs"/>
+          <w:b/>
+          <w:sz w:val="28"/>
+          <w:rtl/>
+          <w:lang w:bidi="fa-IR"/>
+        </w:rPr>
+        <w:t>) ، باز و بسته بودن شیر آب (</w:t>
+      </w:r>
+      <w:r>
+        <w:rPr>
+          <w:rFonts w:asciiTheme="minorHAnsi" w:eastAsia="B Yekan" w:hAnsiTheme="minorHAnsi"/>
+          <w:b/>
+          <w:sz w:val="28"/>
+          <w:lang w:bidi="fa-IR"/>
+        </w:rPr>
+        <w:t>valve</w:t>
+      </w:r>
+      <w:r>
+        <w:rPr>
+          <w:rFonts w:asciiTheme="minorHAnsi" w:eastAsia="B Yekan" w:hAnsiTheme="minorHAnsi" w:hint="cs"/>
+          <w:b/>
+          <w:sz w:val="28"/>
+          <w:rtl/>
+          <w:lang w:bidi="fa-IR"/>
+        </w:rPr>
+        <w:t>) ، باز و بسته بودن در ماشین لباسشویی (</w:t>
+      </w:r>
+      <w:r>
+        <w:rPr>
+          <w:rFonts w:asciiTheme="minorHAnsi" w:eastAsia="B Yekan" w:hAnsiTheme="minorHAnsi"/>
+          <w:b/>
+          <w:sz w:val="28"/>
+          <w:lang w:bidi="fa-IR"/>
+        </w:rPr>
+        <w:t>Door</w:t>
+      </w:r>
+      <w:r>
+        <w:rPr>
+          <w:rFonts w:asciiTheme="minorHAnsi" w:eastAsia="B Yekan" w:hAnsiTheme="minorHAnsi" w:hint="cs"/>
+          <w:b/>
+          <w:sz w:val="28"/>
+          <w:rtl/>
+          <w:lang w:bidi="fa-IR"/>
+        </w:rPr>
+        <w:t>) ، برنامه شست شو گرم یا سرد (</w:t>
+      </w:r>
+      <w:r>
+        <w:rPr>
+          <w:rFonts w:asciiTheme="minorHAnsi" w:eastAsia="B Yekan" w:hAnsiTheme="minorHAnsi"/>
+          <w:b/>
+          <w:sz w:val="28"/>
+          <w:lang w:bidi="fa-IR"/>
+        </w:rPr>
+        <w:t>Function</w:t>
+      </w:r>
+      <w:r>
+        <w:rPr>
+          <w:rFonts w:asciiTheme="minorHAnsi" w:eastAsia="B Yekan" w:hAnsiTheme="minorHAnsi" w:hint="cs"/>
+          <w:b/>
+          <w:sz w:val="28"/>
+          <w:rtl/>
+          <w:lang w:bidi="fa-IR"/>
+        </w:rPr>
+        <w:t>) و بازگرداندن مدار به حالت اولیه (</w:t>
+      </w:r>
+      <w:r>
+        <w:rPr>
+          <w:rFonts w:asciiTheme="minorHAnsi" w:eastAsia="B Yekan" w:hAnsiTheme="minorHAnsi"/>
+          <w:b/>
+          <w:sz w:val="28"/>
+          <w:lang w:bidi="fa-IR"/>
+        </w:rPr>
+        <w:t>Reset</w:t>
+      </w:r>
+      <w:r>
+        <w:rPr>
+          <w:rFonts w:asciiTheme="minorHAnsi" w:eastAsia="B Yekan" w:hAnsiTheme="minorHAnsi" w:hint="cs"/>
+          <w:b/>
+          <w:sz w:val="28"/>
+          <w:rtl/>
+          <w:lang w:bidi="fa-IR"/>
+        </w:rPr>
+        <w:t>) هستند.</w:t>
+      </w:r>
+    </w:p>
+    <w:p>
+      <w:pPr>
+        <w:bidi/>
+        <w:rPr>
+          <w:rFonts w:asciiTheme="minorHAnsi" w:eastAsia="B Yekan" w:hAnsiTheme="minorHAnsi" w:hint="cs"/>
+          <w:b/>
+          <w:sz w:val="28"/>
+          <w:rtl/>
+          <w:lang w:bidi="fa-IR"/>
+        </w:rPr>
+      </w:pPr>
+      <w:r>
+        <w:rPr>
+          <w:rFonts w:asciiTheme="minorHAnsi" w:eastAsia="B Yekan" w:hAnsiTheme="minorHAnsi" w:hint="cs"/>
+          <w:b/>
+          <w:sz w:val="28"/>
+          <w:rtl/>
+          <w:lang w:bidi="fa-IR"/>
+        </w:rPr>
+        <w:t>همچنین مدار دارای هفت حالت است که شامل حالت شروع (</w:t>
+      </w:r>
+      <w:r>
+        <w:rPr>
+          <w:rFonts w:asciiTheme="minorHAnsi" w:eastAsia="B Yekan" w:hAnsiTheme="minorHAnsi"/>
+          <w:b/>
+          <w:sz w:val="28"/>
+          <w:lang w:bidi="fa-IR"/>
+        </w:rPr>
+        <w:t>Idle</w:t>
+      </w:r>
+      <w:r>
+        <w:rPr>
+          <w:rFonts w:asciiTheme="minorHAnsi" w:eastAsia="B Yekan" w:hAnsiTheme="minorHAnsi" w:hint="cs"/>
+          <w:b/>
+          <w:sz w:val="28"/>
+          <w:rtl/>
+          <w:lang w:bidi="fa-IR"/>
+        </w:rPr>
+        <w:t>) ، آب گیری (</w:t>
+      </w:r>
+      <w:r>
+        <w:rPr>
+          <w:rFonts w:asciiTheme="minorHAnsi" w:eastAsia="B Yekan" w:hAnsiTheme="minorHAnsi"/>
+          <w:b/>
+          <w:sz w:val="28"/>
+          <w:lang w:bidi="fa-IR"/>
+        </w:rPr>
+        <w:t>Fill</w:t>
+      </w:r>
+      <w:r>
+        <w:rPr>
+          <w:rFonts w:asciiTheme="minorHAnsi" w:eastAsia="B Yekan" w:hAnsiTheme="minorHAnsi" w:hint="cs"/>
+          <w:b/>
+          <w:sz w:val="28"/>
+          <w:rtl/>
+          <w:lang w:bidi="fa-IR"/>
+        </w:rPr>
+        <w:t>) ، گرم کردن آب (</w:t>
+      </w:r>
+      <w:r>
+        <w:rPr>
+          <w:rFonts w:asciiTheme="minorHAnsi" w:eastAsia="B Yekan" w:hAnsiTheme="minorHAnsi"/>
+          <w:b/>
+          <w:sz w:val="28"/>
+          <w:lang w:bidi="fa-IR"/>
+        </w:rPr>
+        <w:t>Heat</w:t>
+      </w:r>
+      <w:r>
+        <w:rPr>
+          <w:rFonts w:asciiTheme="minorHAnsi" w:eastAsia="B Yekan" w:hAnsiTheme="minorHAnsi" w:hint="cs"/>
+          <w:b/>
+          <w:sz w:val="28"/>
+          <w:rtl/>
+          <w:lang w:bidi="fa-IR"/>
+        </w:rPr>
+        <w:t>) ، شستن (</w:t>
+      </w:r>
+      <w:r>
+        <w:rPr>
+          <w:rFonts w:asciiTheme="minorHAnsi" w:eastAsia="B Yekan" w:hAnsiTheme="minorHAnsi"/>
+          <w:b/>
+          <w:sz w:val="28"/>
+          <w:lang w:bidi="fa-IR"/>
+        </w:rPr>
+        <w:t>Wash</w:t>
+      </w:r>
+      <w:r>
+        <w:rPr>
+          <w:rFonts w:asciiTheme="minorHAnsi" w:eastAsia="B Yekan" w:hAnsiTheme="minorHAnsi" w:hint="cs"/>
+          <w:b/>
+          <w:sz w:val="28"/>
+          <w:rtl/>
+          <w:lang w:bidi="fa-IR"/>
+        </w:rPr>
+        <w:t>) ، تخلیه آب (</w:t>
+      </w:r>
+      <w:r>
+        <w:rPr>
+          <w:rFonts w:asciiTheme="minorHAnsi" w:eastAsia="B Yekan" w:hAnsiTheme="minorHAnsi"/>
+          <w:b/>
+          <w:sz w:val="28"/>
+          <w:lang w:bidi="fa-IR"/>
+        </w:rPr>
+        <w:t>Drain</w:t>
+      </w:r>
+      <w:r>
+        <w:rPr>
+          <w:rFonts w:asciiTheme="minorHAnsi" w:eastAsia="B Yekan" w:hAnsiTheme="minorHAnsi" w:hint="cs"/>
+          <w:b/>
+          <w:sz w:val="28"/>
+          <w:rtl/>
+          <w:lang w:bidi="fa-IR"/>
+        </w:rPr>
+        <w:t>) ، خشک کردن (</w:t>
+      </w:r>
+      <w:r>
+        <w:rPr>
+          <w:rFonts w:asciiTheme="minorHAnsi" w:eastAsia="B Yekan" w:hAnsiTheme="minorHAnsi"/>
+          <w:b/>
+          <w:sz w:val="28"/>
+          <w:lang w:bidi="fa-IR"/>
+        </w:rPr>
+        <w:t>Dry</w:t>
+      </w:r>
+      <w:r>
+        <w:rPr>
+          <w:rFonts w:asciiTheme="minorHAnsi" w:eastAsia="B Yekan" w:hAnsiTheme="minorHAnsi" w:hint="cs"/>
+          <w:b/>
+          <w:sz w:val="28"/>
+          <w:rtl/>
+          <w:lang w:bidi="fa-IR"/>
+        </w:rPr>
+        <w:t>) و خاتمه (</w:t>
+      </w:r>
+      <w:r>
+        <w:rPr>
+          <w:rFonts w:asciiTheme="minorHAnsi" w:eastAsia="B Yekan" w:hAnsiTheme="minorHAnsi"/>
+          <w:b/>
+          <w:sz w:val="28"/>
+          <w:lang w:bidi="fa-IR"/>
+        </w:rPr>
+        <w:t>Finish</w:t>
+      </w:r>
+      <w:r>
+        <w:rPr>
+          <w:rFonts w:asciiTheme="minorHAnsi" w:eastAsia="B Yekan" w:hAnsiTheme="minorHAnsi" w:hint="cs"/>
+          <w:b/>
+          <w:sz w:val="28"/>
+          <w:rtl/>
+          <w:lang w:bidi="fa-IR"/>
+        </w:rPr>
+        <w:t xml:space="preserve">) می شود. این حالات در شکل 1-1 در نمودار </w:t>
+      </w:r>
+      <w:r>
+        <w:rPr>
+          <w:rFonts w:asciiTheme="minorHAnsi" w:eastAsia="B Yekan" w:hAnsiTheme="minorHAnsi"/>
+          <w:b/>
+          <w:sz w:val="28"/>
+          <w:lang w:bidi="fa-IR"/>
+        </w:rPr>
+        <w:t>ASM</w:t>
+      </w:r>
+      <w:r>
+        <w:rPr>
+          <w:rFonts w:asciiTheme="minorHAnsi" w:eastAsia="B Yekan" w:hAnsiTheme="minorHAnsi" w:hint="cs"/>
+          <w:b/>
+          <w:sz w:val="28"/>
+          <w:rtl/>
+          <w:lang w:bidi="fa-IR"/>
+        </w:rPr>
+        <w:t xml:space="preserve"> به صورت </w:t>
+      </w:r>
+      <w:r>
+        <w:rPr>
+          <w:rFonts w:asciiTheme="minorHAnsi" w:eastAsia="B Yekan" w:hAnsiTheme="minorHAnsi"/>
+          <w:b/>
+          <w:sz w:val="28"/>
+          <w:lang w:bidi="fa-IR"/>
+        </w:rPr>
+        <w:t>S0</w:t>
+      </w:r>
+      <w:r>
+        <w:rPr>
+          <w:rFonts w:asciiTheme="minorHAnsi" w:eastAsia="B Yekan" w:hAnsiTheme="minorHAnsi" w:hint="cs"/>
+          <w:b/>
+          <w:sz w:val="28"/>
+          <w:rtl/>
+          <w:lang w:bidi="fa-IR"/>
+        </w:rPr>
+        <w:t xml:space="preserve"> تا </w:t>
+      </w:r>
+      <w:r>
+        <w:rPr>
+          <w:rFonts w:asciiTheme="minorHAnsi" w:eastAsia="B Yekan" w:hAnsiTheme="minorHAnsi"/>
+          <w:b/>
+          <w:sz w:val="28"/>
+          <w:lang w:bidi="fa-IR"/>
+        </w:rPr>
+        <w:t>S6</w:t>
+      </w:r>
+      <w:r>
+        <w:rPr>
+          <w:rFonts w:asciiTheme="minorHAnsi" w:eastAsia="B Yekan" w:hAnsiTheme="minorHAnsi" w:hint="cs"/>
+          <w:b/>
+          <w:sz w:val="28"/>
+          <w:rtl/>
+          <w:lang w:bidi="fa-IR"/>
+        </w:rPr>
+        <w:t xml:space="preserve"> نمایش داده شده است.</w:t>
+      </w:r>
+      <w:r>
+        <w:rPr>
+          <w:rFonts w:asciiTheme="minorHAnsi" w:eastAsia="B Yekan" w:hAnsiTheme="minorHAnsi"/>
+          <w:b/>
+          <w:sz w:val="28"/>
+          <w:lang w:bidi="fa-IR"/>
+        </w:rPr>
+        <w:t xml:space="preserve"> </w:t>
+      </w:r>
+      <w:r>
+        <w:rPr>
+          <w:rFonts w:asciiTheme="minorHAnsi" w:eastAsia="B Yekan" w:hAnsiTheme="minorHAnsi" w:hint="cs"/>
+          <w:b/>
+          <w:sz w:val="28"/>
+          <w:rtl/>
+          <w:lang w:bidi="fa-IR"/>
+        </w:rPr>
+        <w:t>همچنین در این مدار از ماشین مور استفاده شده و خروجی های مدار تنها وابسته به حالت های مدار هستند.</w:t>
+      </w:r>
+    </w:p>
+    <w:p>
+      <w:pPr>
+        <w:bidi/>
+        <w:rPr>
+          <w:rFonts w:asciiTheme="minorHAnsi" w:eastAsia="B Yekan" w:hAnsiTheme="minorHAnsi"/>
+          <w:b/>
+          <w:sz w:val="28"/>
+          <w:rtl/>
+          <w:lang w:bidi="fa-IR"/>
+        </w:rPr>
+      </w:pPr>
+      <w:r>
+        <w:rPr>
+          <w:rFonts w:asciiTheme="minorHAnsi" w:eastAsia="B Yekan" w:hAnsiTheme="minorHAnsi" w:hint="cs"/>
+          <w:b/>
+          <w:sz w:val="28"/>
+          <w:rtl/>
+          <w:lang w:bidi="fa-IR"/>
+        </w:rPr>
+        <w:t xml:space="preserve">2-1-2 شرح نمودار </w:t>
+      </w:r>
+      <w:r>
+        <w:rPr>
+          <w:rFonts w:asciiTheme="minorHAnsi" w:eastAsia="B Yekan" w:hAnsiTheme="minorHAnsi"/>
+          <w:b/>
+          <w:sz w:val="28"/>
+          <w:lang w:bidi="fa-IR"/>
+        </w:rPr>
+        <w:t>ASM</w:t>
+      </w:r>
+      <w:r>
+        <w:rPr>
+          <w:rFonts w:asciiTheme="minorHAnsi" w:eastAsia="B Yekan" w:hAnsiTheme="minorHAnsi" w:hint="cs"/>
+          <w:b/>
+          <w:sz w:val="28"/>
+          <w:rtl/>
+          <w:lang w:bidi="fa-IR"/>
+        </w:rPr>
+        <w:t xml:space="preserve"> :</w:t>
+      </w:r>
+    </w:p>
+    <w:p>
+      <w:pPr>
+        <w:bidi/>
+        <w:rPr>
+          <w:rFonts w:asciiTheme="minorHAnsi" w:eastAsia="B Yekan" w:hAnsiTheme="minorHAnsi"/>
+          <w:b/>
+          <w:sz w:val="28"/>
+          <w:rtl/>
+          <w:lang w:bidi="fa-IR"/>
+        </w:rPr>
+      </w:pPr>
+      <w:r>
+        <w:rPr>
+          <w:rFonts w:asciiTheme="minorHAnsi" w:eastAsia="B Yekan" w:hAnsiTheme="minorHAnsi" w:hint="cs"/>
+          <w:b/>
+          <w:sz w:val="28"/>
+          <w:rtl/>
+          <w:lang w:bidi="fa-IR"/>
+        </w:rPr>
+        <w:t xml:space="preserve">با شروع مدار ابتدا در حالت </w:t>
+      </w:r>
+      <w:r>
+        <w:rPr>
+          <w:rFonts w:asciiTheme="minorHAnsi" w:eastAsia="B Yekan" w:hAnsiTheme="minorHAnsi"/>
+          <w:b/>
+          <w:sz w:val="28"/>
+          <w:lang w:bidi="fa-IR"/>
+        </w:rPr>
+        <w:t>S0</w:t>
+      </w:r>
+      <w:r>
+        <w:rPr>
+          <w:rFonts w:asciiTheme="minorHAnsi" w:eastAsia="B Yekan" w:hAnsiTheme="minorHAnsi" w:hint="cs"/>
+          <w:b/>
+          <w:sz w:val="28"/>
+          <w:rtl/>
+          <w:lang w:bidi="fa-IR"/>
+        </w:rPr>
+        <w:t xml:space="preserve"> قرار داریم . شرط شروع کار ماشین این است که ورودی های شروع</w:t>
+      </w:r>
+      <w:r>
+        <w:rPr>
+          <w:rFonts w:asciiTheme="minorHAnsi" w:eastAsia="B Yekan" w:hAnsiTheme="minorHAnsi"/>
+          <w:b/>
+          <w:sz w:val="28"/>
+          <w:lang w:bidi="fa-IR"/>
+        </w:rPr>
+        <w:t xml:space="preserve"> </w:t>
+      </w:r>
+      <w:r>
+        <w:rPr>
+          <w:rFonts w:asciiTheme="minorHAnsi" w:eastAsia="B Yekan" w:hAnsiTheme="minorHAnsi" w:hint="cs"/>
+          <w:b/>
+          <w:sz w:val="28"/>
+          <w:rtl/>
+          <w:lang w:bidi="fa-IR"/>
+        </w:rPr>
+        <w:t>(</w:t>
+      </w:r>
+      <w:r>
+        <w:rPr>
+          <w:rFonts w:asciiTheme="minorHAnsi" w:eastAsia="B Yekan" w:hAnsiTheme="minorHAnsi"/>
+          <w:b/>
+          <w:sz w:val="28"/>
+          <w:lang w:bidi="fa-IR"/>
+        </w:rPr>
+        <w:t>S</w:t>
+      </w:r>
+      <w:r>
+        <w:rPr>
+          <w:rFonts w:asciiTheme="minorHAnsi" w:eastAsia="B Yekan" w:hAnsiTheme="minorHAnsi" w:hint="cs"/>
+          <w:b/>
+          <w:sz w:val="28"/>
+          <w:rtl/>
+          <w:lang w:bidi="fa-IR"/>
+        </w:rPr>
+        <w:t>) و شیر آب (</w:t>
+      </w:r>
+      <w:r>
+        <w:rPr>
+          <w:rFonts w:asciiTheme="minorHAnsi" w:eastAsia="B Yekan" w:hAnsiTheme="minorHAnsi"/>
+          <w:b/>
+          <w:sz w:val="28"/>
+          <w:lang w:bidi="fa-IR"/>
+        </w:rPr>
+        <w:t>V</w:t>
+      </w:r>
+      <w:r>
+        <w:rPr>
+          <w:rFonts w:asciiTheme="minorHAnsi" w:eastAsia="B Yekan" w:hAnsiTheme="minorHAnsi" w:hint="cs"/>
+          <w:b/>
+          <w:sz w:val="28"/>
+          <w:rtl/>
+          <w:lang w:bidi="fa-IR"/>
+        </w:rPr>
+        <w:t>) و در ماشین (</w:t>
+      </w:r>
+      <w:r>
+        <w:rPr>
+          <w:rFonts w:asciiTheme="minorHAnsi" w:eastAsia="B Yekan" w:hAnsiTheme="minorHAnsi"/>
+          <w:b/>
+          <w:sz w:val="28"/>
+          <w:lang w:bidi="fa-IR"/>
+        </w:rPr>
+        <w:t>D</w:t>
+      </w:r>
+      <w:r>
+        <w:rPr>
+          <w:rFonts w:asciiTheme="minorHAnsi" w:eastAsia="B Yekan" w:hAnsiTheme="minorHAnsi" w:hint="cs"/>
+          <w:b/>
+          <w:sz w:val="28"/>
+          <w:rtl/>
+          <w:lang w:bidi="fa-IR"/>
+        </w:rPr>
+        <w:t>) همگی مقدار 1 داشته باشند پس در ابتدا این شرط مورد بررسی قرار می گیرد (</w:t>
+      </w:r>
+      <w:r>
+        <w:rPr>
+          <w:rFonts w:asciiTheme="minorHAnsi" w:eastAsia="B Yekan" w:hAnsiTheme="minorHAnsi"/>
+          <w:b/>
+          <w:sz w:val="28"/>
+          <w:lang w:bidi="fa-IR"/>
+        </w:rPr>
+        <w:t>S.V.D = 1</w:t>
+      </w:r>
+      <w:r>
+        <w:rPr>
+          <w:rFonts w:asciiTheme="minorHAnsi" w:eastAsia="B Yekan" w:hAnsiTheme="minorHAnsi" w:hint="cs"/>
+          <w:b/>
+          <w:sz w:val="28"/>
+          <w:rtl/>
+          <w:lang w:bidi="fa-IR"/>
+        </w:rPr>
+        <w:t>).</w:t>
+      </w:r>
+    </w:p>
+    <w:p>
+      <w:pPr>
+        <w:bidi/>
+        <w:rPr>
+          <w:rFonts w:asciiTheme="minorHAnsi" w:eastAsia="B Yekan" w:hAnsiTheme="minorHAnsi"/>
+          <w:b/>
+          <w:sz w:val="28"/>
+          <w:rtl/>
+          <w:lang w:bidi="fa-IR"/>
+        </w:rPr>
+      </w:pPr>
+      <w:r>
+        <w:rPr>
+          <w:rFonts w:asciiTheme="minorHAnsi" w:eastAsia="B Yekan" w:hAnsiTheme="minorHAnsi" w:hint="cs"/>
+          <w:b/>
+          <w:sz w:val="28"/>
+          <w:rtl/>
+          <w:lang w:bidi="fa-IR"/>
+        </w:rPr>
+        <w:t xml:space="preserve">در صورتی که این شرط برقرار باشد به حالت </w:t>
+      </w:r>
+      <w:r>
+        <w:rPr>
+          <w:rFonts w:asciiTheme="minorHAnsi" w:eastAsia="B Yekan" w:hAnsiTheme="minorHAnsi"/>
+          <w:b/>
+          <w:sz w:val="28"/>
+          <w:lang w:bidi="fa-IR"/>
+        </w:rPr>
+        <w:t>S1</w:t>
+      </w:r>
+      <w:r>
+        <w:rPr>
+          <w:rFonts w:asciiTheme="minorHAnsi" w:eastAsia="B Yekan" w:hAnsiTheme="minorHAnsi" w:hint="cs"/>
+          <w:b/>
+          <w:sz w:val="28"/>
+          <w:rtl/>
+          <w:lang w:bidi="fa-IR"/>
+        </w:rPr>
+        <w:t xml:space="preserve"> می رویم که در آن ماشین در حال آب گیری (</w:t>
+      </w:r>
+      <w:r>
+        <w:rPr>
+          <w:rFonts w:asciiTheme="minorHAnsi" w:eastAsia="B Yekan" w:hAnsiTheme="minorHAnsi"/>
+          <w:b/>
+          <w:sz w:val="28"/>
+          <w:lang w:bidi="fa-IR"/>
+        </w:rPr>
+        <w:t>Fill</w:t>
+      </w:r>
+      <w:r>
+        <w:rPr>
+          <w:rFonts w:asciiTheme="minorHAnsi" w:eastAsia="B Yekan" w:hAnsiTheme="minorHAnsi" w:hint="cs"/>
+          <w:b/>
+          <w:sz w:val="28"/>
+          <w:rtl/>
+          <w:lang w:bidi="fa-IR"/>
+        </w:rPr>
+        <w:t>) است. مدار در این حالت به مدت 2 پالس ساعت منتظر می ماند و سپس برنامه شست و شو (</w:t>
+      </w:r>
+      <w:r>
+        <w:rPr>
+          <w:rFonts w:asciiTheme="minorHAnsi" w:eastAsia="B Yekan" w:hAnsiTheme="minorHAnsi"/>
+          <w:b/>
+          <w:sz w:val="28"/>
+          <w:lang w:bidi="fa-IR"/>
+        </w:rPr>
+        <w:t>Function</w:t>
+      </w:r>
+      <w:r>
+        <w:rPr>
+          <w:rFonts w:asciiTheme="minorHAnsi" w:eastAsia="B Yekan" w:hAnsiTheme="minorHAnsi" w:hint="cs"/>
+          <w:b/>
+          <w:sz w:val="28"/>
+          <w:rtl/>
+          <w:lang w:bidi="fa-IR"/>
+        </w:rPr>
+        <w:t xml:space="preserve">) مورد بررسی واقع می شود.در صورتی که برنامه ماشین </w:t>
+      </w:r>
+      <w:r>
+        <w:rPr>
+          <w:rFonts w:asciiTheme="minorHAnsi" w:eastAsia="B Yekan" w:hAnsiTheme="minorHAnsi" w:hint="cs"/>
+          <w:b/>
+          <w:sz w:val="28"/>
+          <w:rtl/>
+          <w:lang w:bidi="fa-IR"/>
+        </w:rPr>
+        <w:t xml:space="preserve">شست و شو گرم باشد به حالت </w:t>
+      </w:r>
+      <w:r>
+        <w:rPr>
+          <w:rFonts w:asciiTheme="minorHAnsi" w:eastAsia="B Yekan" w:hAnsiTheme="minorHAnsi"/>
+          <w:b/>
+          <w:sz w:val="28"/>
+          <w:lang w:bidi="fa-IR"/>
+        </w:rPr>
+        <w:t>S2</w:t>
+      </w:r>
+      <w:r>
+        <w:rPr>
+          <w:rFonts w:asciiTheme="minorHAnsi" w:eastAsia="B Yekan" w:hAnsiTheme="minorHAnsi" w:hint="cs"/>
+          <w:b/>
+          <w:sz w:val="28"/>
+          <w:rtl/>
+          <w:lang w:bidi="fa-IR"/>
+        </w:rPr>
+        <w:t xml:space="preserve"> می رود و خروجی </w:t>
+      </w:r>
+      <w:r>
+        <w:rPr>
+          <w:rFonts w:asciiTheme="minorHAnsi" w:eastAsia="B Yekan" w:hAnsiTheme="minorHAnsi"/>
+          <w:b/>
+          <w:sz w:val="28"/>
+          <w:lang w:bidi="fa-IR"/>
+        </w:rPr>
+        <w:t>Heat</w:t>
+      </w:r>
+      <w:r>
+        <w:rPr>
+          <w:rFonts w:asciiTheme="minorHAnsi" w:eastAsia="B Yekan" w:hAnsiTheme="minorHAnsi" w:hint="cs"/>
+          <w:b/>
+          <w:sz w:val="28"/>
+          <w:rtl/>
+          <w:lang w:bidi="fa-IR"/>
+        </w:rPr>
+        <w:t xml:space="preserve"> برابر 1 خواهد بود و در غیر این صورت مستقیم به حالت </w:t>
+      </w:r>
+      <w:r>
+        <w:rPr>
+          <w:rFonts w:asciiTheme="minorHAnsi" w:eastAsia="B Yekan" w:hAnsiTheme="minorHAnsi"/>
+          <w:b/>
+          <w:sz w:val="28"/>
+          <w:lang w:bidi="fa-IR"/>
+        </w:rPr>
+        <w:t>S3</w:t>
+      </w:r>
+      <w:r>
+        <w:rPr>
+          <w:rFonts w:asciiTheme="minorHAnsi" w:eastAsia="B Yekan" w:hAnsiTheme="minorHAnsi" w:hint="cs"/>
+          <w:b/>
+          <w:sz w:val="28"/>
+          <w:rtl/>
+          <w:lang w:bidi="fa-IR"/>
+        </w:rPr>
+        <w:t xml:space="preserve"> می رود و خروجی</w:t>
+      </w:r>
+      <w:r>
+        <w:rPr>
+          <w:rFonts w:asciiTheme="minorHAnsi" w:eastAsia="B Yekan" w:hAnsiTheme="minorHAnsi"/>
+          <w:b/>
+          <w:sz w:val="28"/>
+          <w:lang w:bidi="fa-IR"/>
+        </w:rPr>
+        <w:t xml:space="preserve">  wash</w:t>
+      </w:r>
+      <w:r>
+        <w:rPr>
+          <w:rFonts w:asciiTheme="minorHAnsi" w:eastAsia="B Yekan" w:hAnsiTheme="minorHAnsi" w:hint="cs"/>
+          <w:b/>
+          <w:sz w:val="28"/>
+          <w:rtl/>
+          <w:lang w:bidi="fa-IR"/>
+        </w:rPr>
+        <w:t xml:space="preserve"> برابر 1 می شود. شرط گذر بین این حالت ها و بین حالت </w:t>
+      </w:r>
+      <w:r>
+        <w:rPr>
+          <w:rFonts w:asciiTheme="minorHAnsi" w:eastAsia="B Yekan" w:hAnsiTheme="minorHAnsi"/>
+          <w:b/>
+          <w:sz w:val="28"/>
+          <w:lang w:bidi="fa-IR"/>
+        </w:rPr>
+        <w:t>S3</w:t>
+      </w:r>
+      <w:r>
+        <w:rPr>
+          <w:rFonts w:asciiTheme="minorHAnsi" w:eastAsia="B Yekan" w:hAnsiTheme="minorHAnsi" w:hint="cs"/>
+          <w:b/>
+          <w:sz w:val="28"/>
+          <w:rtl/>
+          <w:lang w:bidi="fa-IR"/>
+        </w:rPr>
+        <w:t xml:space="preserve"> و </w:t>
+      </w:r>
+      <w:r>
+        <w:rPr>
+          <w:rFonts w:asciiTheme="minorHAnsi" w:eastAsia="B Yekan" w:hAnsiTheme="minorHAnsi"/>
+          <w:b/>
+          <w:sz w:val="28"/>
+          <w:lang w:bidi="fa-IR"/>
+        </w:rPr>
+        <w:t>S4</w:t>
+      </w:r>
+      <w:r>
+        <w:rPr>
+          <w:rFonts w:asciiTheme="minorHAnsi" w:eastAsia="B Yekan" w:hAnsiTheme="minorHAnsi" w:hint="cs"/>
+          <w:b/>
+          <w:sz w:val="28"/>
+          <w:rtl/>
+          <w:lang w:bidi="fa-IR"/>
+        </w:rPr>
+        <w:t xml:space="preserve"> شروط زمانی است که با </w:t>
+      </w:r>
+      <w:r>
+        <w:rPr>
+          <w:rFonts w:asciiTheme="minorHAnsi" w:eastAsia="B Yekan" w:hAnsiTheme="minorHAnsi"/>
+          <w:b/>
+          <w:sz w:val="28"/>
+          <w:lang w:bidi="fa-IR"/>
+        </w:rPr>
+        <w:t>T2</w:t>
+      </w:r>
+      <w:r>
+        <w:rPr>
+          <w:rFonts w:asciiTheme="minorHAnsi" w:eastAsia="B Yekan" w:hAnsiTheme="minorHAnsi" w:hint="cs"/>
+          <w:b/>
+          <w:sz w:val="28"/>
+          <w:rtl/>
+          <w:lang w:bidi="fa-IR"/>
+        </w:rPr>
+        <w:t xml:space="preserve"> و </w:t>
+      </w:r>
+      <w:r>
+        <w:rPr>
+          <w:rFonts w:asciiTheme="minorHAnsi" w:eastAsia="B Yekan" w:hAnsiTheme="minorHAnsi"/>
+          <w:b/>
+          <w:sz w:val="28"/>
+          <w:lang w:bidi="fa-IR"/>
+        </w:rPr>
+        <w:t>T3</w:t>
+      </w:r>
+      <w:r>
+        <w:rPr>
+          <w:rFonts w:asciiTheme="minorHAnsi" w:eastAsia="B Yekan" w:hAnsiTheme="minorHAnsi" w:hint="cs"/>
+          <w:b/>
+          <w:sz w:val="28"/>
+          <w:rtl/>
+          <w:lang w:bidi="fa-IR"/>
+        </w:rPr>
+        <w:t xml:space="preserve"> بررسی شده و در انتها درمورد نحوه چگونگی بررسی این شروط زمان دار توضیح داده خواهد شد.</w:t>
+      </w:r>
+    </w:p>
+    <w:p>
+      <w:pPr>
+        <w:bidi/>
+        <w:rPr>
+          <w:rFonts w:asciiTheme="minorHAnsi" w:eastAsia="B Yekan" w:hAnsiTheme="minorHAnsi"/>
+          <w:b/>
+          <w:sz w:val="28"/>
+          <w:rtl/>
+          <w:lang w:bidi="fa-IR"/>
+        </w:rPr>
+      </w:pPr>
+      <w:r>
+        <w:rPr>
+          <w:rFonts w:asciiTheme="minorHAnsi" w:eastAsia="B Yekan" w:hAnsiTheme="minorHAnsi" w:hint="cs"/>
+          <w:b/>
+          <w:sz w:val="28"/>
+          <w:rtl/>
+          <w:lang w:bidi="fa-IR"/>
+        </w:rPr>
+        <w:t>سپس مدار وارد حالت تخلیه آب (</w:t>
+      </w:r>
+      <w:r>
+        <w:rPr>
+          <w:rFonts w:asciiTheme="minorHAnsi" w:eastAsia="B Yekan" w:hAnsiTheme="minorHAnsi"/>
+          <w:b/>
+          <w:sz w:val="28"/>
+          <w:lang w:bidi="fa-IR"/>
+        </w:rPr>
+        <w:t>Drain</w:t>
+      </w:r>
+      <w:r>
+        <w:rPr>
+          <w:rFonts w:asciiTheme="minorHAnsi" w:eastAsia="B Yekan" w:hAnsiTheme="minorHAnsi" w:hint="cs"/>
+          <w:b/>
+          <w:sz w:val="28"/>
+          <w:rtl/>
+          <w:lang w:bidi="fa-IR"/>
+        </w:rPr>
+        <w:t>)</w:t>
+      </w:r>
+      <w:r>
+        <w:rPr>
+          <w:rFonts w:asciiTheme="minorHAnsi" w:eastAsia="B Yekan" w:hAnsiTheme="minorHAnsi" w:hint="cs"/>
+          <w:b/>
+          <w:sz w:val="28"/>
+          <w:rtl/>
+          <w:lang w:bidi="fa-IR"/>
+        </w:rPr>
+        <w:t xml:space="preserve"> </w:t>
+      </w:r>
+      <w:r>
+        <w:rPr>
+          <w:rFonts w:asciiTheme="minorHAnsi" w:eastAsia="B Yekan" w:hAnsiTheme="minorHAnsi" w:hint="cs"/>
+          <w:b/>
+          <w:sz w:val="28"/>
+          <w:rtl/>
+          <w:lang w:bidi="fa-IR"/>
+        </w:rPr>
+        <w:t xml:space="preserve"> می شود و پس از ماندن به مدت 2 پالس به حالت خشک کردن (</w:t>
+      </w:r>
+      <w:r>
+        <w:rPr>
+          <w:rFonts w:asciiTheme="minorHAnsi" w:eastAsia="B Yekan" w:hAnsiTheme="minorHAnsi"/>
+          <w:b/>
+          <w:sz w:val="28"/>
+          <w:lang w:bidi="fa-IR"/>
+        </w:rPr>
+        <w:t>Dry</w:t>
+      </w:r>
+      <w:r>
+        <w:rPr>
+          <w:rFonts w:asciiTheme="minorHAnsi" w:eastAsia="B Yekan" w:hAnsiTheme="minorHAnsi" w:hint="cs"/>
+          <w:b/>
+          <w:sz w:val="28"/>
+          <w:rtl/>
+          <w:lang w:bidi="fa-IR"/>
+        </w:rPr>
+        <w:t>) می رود و در این حالت هم به مدت 2 پالس می ماند و در نهایت به حالت نهایی (</w:t>
+      </w:r>
+      <w:r>
+        <w:rPr>
+          <w:rFonts w:asciiTheme="minorHAnsi" w:eastAsia="B Yekan" w:hAnsiTheme="minorHAnsi"/>
+          <w:b/>
+          <w:sz w:val="28"/>
+          <w:lang w:bidi="fa-IR"/>
+        </w:rPr>
+        <w:t>Finish</w:t>
+      </w:r>
+      <w:r>
+        <w:rPr>
+          <w:rFonts w:asciiTheme="minorHAnsi" w:eastAsia="B Yekan" w:hAnsiTheme="minorHAnsi" w:hint="cs"/>
+          <w:b/>
+          <w:sz w:val="28"/>
+          <w:rtl/>
+          <w:lang w:bidi="fa-IR"/>
+        </w:rPr>
+        <w:t xml:space="preserve">) می رود و تا زمان زده شدن دکمه </w:t>
+      </w:r>
+      <w:r>
+        <w:rPr>
+          <w:rFonts w:asciiTheme="minorHAnsi" w:eastAsia="B Yekan" w:hAnsiTheme="minorHAnsi"/>
+          <w:b/>
+          <w:sz w:val="28"/>
+          <w:lang w:bidi="fa-IR"/>
+        </w:rPr>
+        <w:t>Reset</w:t>
+      </w:r>
+      <w:r>
+        <w:rPr>
+          <w:rFonts w:asciiTheme="minorHAnsi" w:eastAsia="B Yekan" w:hAnsiTheme="minorHAnsi" w:hint="cs"/>
+          <w:b/>
+          <w:sz w:val="28"/>
+          <w:rtl/>
+          <w:lang w:bidi="fa-IR"/>
+        </w:rPr>
+        <w:t xml:space="preserve"> در این حالت می ماند و سپس به حالت اولیه </w:t>
+      </w:r>
+      <w:r>
+        <w:rPr>
+          <w:rFonts w:asciiTheme="minorHAnsi" w:eastAsia="B Yekan" w:hAnsiTheme="minorHAnsi"/>
+          <w:b/>
+          <w:sz w:val="28"/>
+          <w:lang w:bidi="fa-IR"/>
+        </w:rPr>
+        <w:t>S0</w:t>
+      </w:r>
+      <w:r>
+        <w:rPr>
+          <w:rFonts w:asciiTheme="minorHAnsi" w:eastAsia="B Yekan" w:hAnsiTheme="minorHAnsi" w:hint="cs"/>
+          <w:b/>
+          <w:sz w:val="28"/>
+          <w:rtl/>
+          <w:lang w:bidi="fa-IR"/>
+        </w:rPr>
+        <w:t xml:space="preserve"> باز می گردد.</w:t>
+      </w:r>
+    </w:p>
+    <w:p>
+      <w:pPr>
+        <w:bidi/>
+        <w:rPr>
+          <w:rFonts w:asciiTheme="minorHAnsi" w:eastAsia="B Yekan" w:hAnsiTheme="minorHAnsi"/>
+          <w:b/>
+          <w:sz w:val="28"/>
+          <w:rtl/>
+          <w:lang w:bidi="fa-IR"/>
+        </w:rPr>
+      </w:pPr>
+      <w:r>
+        <w:rPr>
+          <w:rFonts w:asciiTheme="minorHAnsi" w:eastAsia="B Yekan" w:hAnsiTheme="minorHAnsi" w:hint="cs"/>
+          <w:b/>
+          <w:sz w:val="28"/>
+          <w:rtl/>
+          <w:lang w:bidi="fa-IR"/>
+        </w:rPr>
+        <w:t xml:space="preserve">برای بررسی شروط زمانی از شمارنده </w:t>
+      </w:r>
+      <w:r>
+        <w:rPr>
+          <w:rFonts w:asciiTheme="minorHAnsi" w:eastAsia="B Yekan" w:hAnsiTheme="minorHAnsi"/>
+          <w:b/>
+          <w:sz w:val="28"/>
+          <w:lang w:bidi="fa-IR"/>
+        </w:rPr>
+        <w:t>74ls161</w:t>
+      </w:r>
+      <w:r>
+        <w:rPr>
+          <w:rFonts w:asciiTheme="minorHAnsi" w:eastAsia="B Yekan" w:hAnsiTheme="minorHAnsi" w:hint="cs"/>
+          <w:b/>
+          <w:sz w:val="28"/>
+          <w:rtl/>
+          <w:lang w:bidi="fa-IR"/>
+        </w:rPr>
+        <w:t xml:space="preserve"> استفاده شده که با هر پالس ساعت شروع به شمارش می کند و با هر تغییر وضعیت ماشین ریست می شود. در بخش رسم مدار در نرم افزار </w:t>
+      </w:r>
+      <w:r>
+        <w:rPr>
+          <w:rFonts w:asciiTheme="minorHAnsi" w:eastAsia="B Yekan" w:hAnsiTheme="minorHAnsi"/>
+          <w:b/>
+          <w:sz w:val="28"/>
+          <w:lang w:bidi="fa-IR"/>
+        </w:rPr>
+        <w:t>proteus</w:t>
+      </w:r>
+      <w:r>
+        <w:rPr>
+          <w:rFonts w:asciiTheme="minorHAnsi" w:eastAsia="B Yekan" w:hAnsiTheme="minorHAnsi" w:hint="cs"/>
+          <w:b/>
+          <w:sz w:val="28"/>
+          <w:rtl/>
+          <w:lang w:bidi="fa-IR"/>
+        </w:rPr>
+        <w:t xml:space="preserve"> در این باره توضیح بیشتری ارائه خواهد شد.</w:t>
+      </w:r>
+    </w:p>
+    <w:p>
+      <w:pPr>
+        <w:bidi/>
+        <w:rPr>
+          <w:rFonts w:asciiTheme="minorHAnsi" w:eastAsia="B Yekan" w:hAnsiTheme="minorHAnsi"/>
+          <w:b/>
+          <w:sz w:val="28"/>
+          <w:rtl/>
+          <w:lang w:bidi="fa-IR"/>
+        </w:rPr>
+      </w:pPr>
+      <w:r>
+        <w:rPr>
+          <w:rFonts w:asciiTheme="minorHAnsi" w:eastAsia="B Yekan" w:hAnsiTheme="minorHAnsi" w:hint="cs"/>
+          <w:b/>
+          <w:sz w:val="28"/>
+          <w:rtl/>
+          <w:lang w:bidi="fa-IR"/>
+        </w:rPr>
+        <w:t xml:space="preserve">نمودار </w:t>
+      </w:r>
+      <w:r>
+        <w:rPr>
+          <w:rFonts w:asciiTheme="minorHAnsi" w:eastAsia="B Yekan" w:hAnsiTheme="minorHAnsi"/>
+          <w:b/>
+          <w:sz w:val="28"/>
+          <w:lang w:bidi="fa-IR"/>
+        </w:rPr>
+        <w:t>ASM</w:t>
+      </w:r>
+      <w:r>
+        <w:rPr>
+          <w:rFonts w:asciiTheme="minorHAnsi" w:eastAsia="B Yekan" w:hAnsiTheme="minorHAnsi" w:hint="cs"/>
+          <w:b/>
+          <w:sz w:val="28"/>
+          <w:rtl/>
+          <w:lang w:bidi="fa-IR"/>
+        </w:rPr>
+        <w:t xml:space="preserve"> نهایی در شکل 1-1</w:t>
+      </w:r>
+      <w:r>
+        <w:rPr>
+          <w:rFonts w:asciiTheme="minorHAnsi" w:eastAsia="B Yekan" w:hAnsiTheme="minorHAnsi"/>
+          <w:b/>
+          <w:sz w:val="28"/>
+          <w:lang w:bidi="fa-IR"/>
+        </w:rPr>
+        <w:t xml:space="preserve"> </w:t>
+      </w:r>
+      <w:r>
+        <w:rPr>
+          <w:rFonts w:asciiTheme="minorHAnsi" w:eastAsia="B Yekan" w:hAnsiTheme="minorHAnsi" w:hint="cs"/>
+          <w:b/>
+          <w:sz w:val="28"/>
+          <w:rtl/>
+          <w:lang w:bidi="fa-IR"/>
+        </w:rPr>
+        <w:t xml:space="preserve"> قابل مشاهده است</w:t>
+      </w:r>
+      <w:r>
+        <w:rPr>
+          <w:rFonts w:asciiTheme="minorHAnsi" w:eastAsia="B Yekan" w:hAnsiTheme="minorHAnsi" w:hint="cs"/>
+          <w:b/>
+          <w:sz w:val="28"/>
+          <w:rtl/>
+          <w:lang w:bidi="fa-IR"/>
+        </w:rPr>
+        <w:t>.</w:t>
+      </w:r>
+    </w:p>
+    <w:p>
+      <w:pPr>
+        <w:keepNext/>
+        <w:bidi/>
+        <w:jc w:val="center"/>
+      </w:pPr>
+      <w:r>
+        <w:rPr>
+          <w:rFonts w:asciiTheme="minorHAnsi" w:eastAsia="B Yekan" w:hAnsiTheme="minorHAnsi"/>
+          <w:b/>
+          <w:noProof/>
+          <w:sz w:val="28"/>
+          <w:lang w:bidi="fa-IR"/>
+        </w:rPr>
+        <w:lastRenderedPageBreak/>
+        <w:drawing>
+          <wp:inline distT="0" distB="0" distL="0" distR="0" wp14:anchorId="4D0FE957" wp14:editId="27E43FE6">
+            <wp:extent cx="5234678" cy="6972300"/>
+            <wp:effectExtent l="0" t="0" r="4445" b="0"/>
+            <wp:docPr id="595229371" name="Picture 1"/>
+            <wp:cNvGraphicFramePr>
+              <a:graphicFrameLocks xmlns:a="http://schemas.openxmlformats.org/drawingml/2006/main" noChangeAspect="1"/>
+            </wp:cNvGraphicFramePr>
+            <a:graphic xmlns:a="http://schemas.openxmlformats.org/drawingml/2006/main">
+              <a:graphicData uri="http://schemas.openxmlformats.org/drawingml/2006/picture">
+                <pic:pic xmlns:pic="http://schemas.openxmlformats.org/drawingml/2006/picture">
+                  <pic:nvPicPr>
+                    <pic:cNvPr id="595229371" name="Picture 595229371"/>
+                    <pic:cNvPicPr/>
+                  </pic:nvPicPr>
+                  <pic:blipFill>
+                    <a:blip r:embed="rId9">
+                      <a:extLst>
+                        <a:ext uri="{28A0092B-C50C-407E-A947-70E740481C1C}">
+                          <a14:useLocalDpi xmlns:a14="http://schemas.microsoft.com/office/drawing/2010/main" val="0"/>
+                        </a:ext>
+                      </a:extLst>
+                    </a:blip>
+                    <a:stretch>
+                      <a:fillRect/>
+                    </a:stretch>
+                  </pic:blipFill>
+                  <pic:spPr>
+                    <a:xfrm>
+                      <a:off x="0" y="0"/>
+                      <a:ext cx="5237602" cy="6976195"/>
+                    </a:xfrm>
+                    <a:prstGeom prst="rect">
+                      <a:avLst/>
+                    </a:prstGeom>
+                  </pic:spPr>
+                </pic:pic>
+              </a:graphicData>
+            </a:graphic>
+          </wp:inline>
+        </w:drawing>
+      </w:r>
+    </w:p>
+    <w:p>
+      <w:pPr>
+        <w:pStyle w:val="Caption"/>
+        <w:bidi/>
+        <w:jc w:val="center"/>
+        <w:rPr>
+          <w:rFonts w:asciiTheme="minorHAnsi" w:hAnsiTheme="minorHAnsi"/>
+          <w:rtl/>
+          <w:lang w:bidi="fa-IR"/>
+        </w:rPr>
+      </w:pPr>
+      <w:r>
+        <w:rPr>
+          <w:rFonts w:asciiTheme="minorHAnsi" w:hAnsiTheme="minorHAnsi" w:hint="cs"/>
+          <w:rtl/>
+        </w:rPr>
+        <w:t xml:space="preserve">شکل 1-1 نمودار </w:t>
+      </w:r>
+      <w:r>
+        <w:rPr>
+          <w:rFonts w:asciiTheme="minorHAnsi" w:hAnsiTheme="minorHAnsi"/>
+        </w:rPr>
+        <w:t>ASM</w:t>
+      </w:r>
+      <w:r>
+        <w:rPr>
+          <w:rFonts w:asciiTheme="minorHAnsi" w:hAnsiTheme="minorHAnsi" w:hint="cs"/>
+          <w:rtl/>
+          <w:lang w:bidi="fa-IR"/>
+        </w:rPr>
+        <w:t xml:space="preserve"> مدار تایمر لباسشویی</w:t>
+      </w:r>
+    </w:p>
+    <w:p>
+      <w:pPr>
+        <w:bidi/>
+        <w:rPr>
+          <w:rtl/>
+          <w:lang w:bidi="fa-IR"/>
+        </w:rPr>
+      </w:pPr>
+    </w:p>
+    <w:p>
+      <w:pPr>
+        <w:bidi/>
+        <w:rPr>
+          <w:lang w:bidi="fa-IR"/>
+        </w:rPr>
+      </w:pPr>
+    </w:p>
+    <w:p>
+      <w:pPr>
+        <w:bidi/>
+        <w:rPr>
+          <w:rFonts w:asciiTheme="minorHAnsi" w:eastAsia="B Yekan" w:hAnsiTheme="minorHAnsi"/>
+          <w:b/>
+          <w:sz w:val="28"/>
+          <w:rtl/>
+          <w:lang w:bidi="fa-IR"/>
+        </w:rPr>
+      </w:pPr>
+      <w:r>
+        <w:rPr>
+          <w:rFonts w:asciiTheme="minorHAnsi" w:eastAsia="B Yekan" w:hAnsiTheme="minorHAnsi" w:hint="cs"/>
+          <w:b/>
+          <w:sz w:val="28"/>
+          <w:rtl/>
+          <w:lang w:bidi="fa-IR"/>
+        </w:rPr>
+        <w:lastRenderedPageBreak/>
+        <w:t>2-1-3 شرح نحوه ساخت مدار :</w:t>
+      </w:r>
+    </w:p>
+    <w:p>
+      <w:pPr>
+        <w:bidi/>
+        <w:rPr>
+          <w:rFonts w:asciiTheme="minorHAnsi" w:eastAsia="B Yekan" w:hAnsiTheme="minorHAnsi"/>
+          <w:b/>
+          <w:sz w:val="28"/>
+          <w:rtl/>
+          <w:lang w:bidi="fa-IR"/>
+        </w:rPr>
+      </w:pPr>
+      <w:r>
+        <w:rPr>
+          <w:rFonts w:asciiTheme="minorHAnsi" w:eastAsia="B Yekan" w:hAnsiTheme="minorHAnsi" w:hint="cs"/>
+          <w:b/>
+          <w:sz w:val="28"/>
+          <w:rtl/>
+          <w:lang w:bidi="fa-IR"/>
+        </w:rPr>
+        <w:t xml:space="preserve">با توجه به اینکه مدار دارای 7 حالت است پس به 3 عدد فلیپ فلاپ </w:t>
+      </w:r>
+      <w:r>
+        <w:rPr>
+          <w:rFonts w:asciiTheme="minorHAnsi" w:eastAsia="B Yekan" w:hAnsiTheme="minorHAnsi"/>
+          <w:b/>
+          <w:sz w:val="28"/>
+          <w:lang w:bidi="fa-IR"/>
+        </w:rPr>
+        <w:t>D</w:t>
+      </w:r>
+      <w:r>
+        <w:rPr>
+          <w:rFonts w:asciiTheme="minorHAnsi" w:eastAsia="B Yekan" w:hAnsiTheme="minorHAnsi" w:hint="cs"/>
+          <w:b/>
+          <w:sz w:val="28"/>
+          <w:rtl/>
+          <w:lang w:bidi="fa-IR"/>
+        </w:rPr>
+        <w:t xml:space="preserve"> برای ساخت آن نیازمندیم . ابتدا خروجی تمام این فلیپ فلاپ ها را به یک دیکودر </w:t>
+      </w:r>
+      <w:r>
+        <w:rPr>
+          <w:rFonts w:asciiTheme="minorHAnsi" w:eastAsia="B Yekan" w:hAnsiTheme="minorHAnsi"/>
+          <w:b/>
+          <w:sz w:val="28"/>
+          <w:lang w:bidi="fa-IR"/>
+        </w:rPr>
+        <w:t>3x8</w:t>
+      </w:r>
+      <w:r>
+        <w:rPr>
+          <w:rFonts w:asciiTheme="minorHAnsi" w:eastAsia="B Yekan" w:hAnsiTheme="minorHAnsi" w:hint="cs"/>
+          <w:b/>
+          <w:sz w:val="28"/>
+          <w:rtl/>
+          <w:lang w:bidi="fa-IR"/>
+        </w:rPr>
+        <w:t xml:space="preserve"> متصل می کنیم</w:t>
+      </w:r>
+      <w:r>
+        <w:rPr>
+          <w:rFonts w:asciiTheme="minorHAnsi" w:eastAsia="B Yekan" w:hAnsiTheme="minorHAnsi" w:hint="cs"/>
+          <w:b/>
+          <w:sz w:val="28"/>
+          <w:rtl/>
+          <w:lang w:bidi="fa-IR"/>
+        </w:rPr>
+        <w:t xml:space="preserve"> با توجه به اینکه دیکودر فعال پایین است ، از گیت های </w:t>
+      </w:r>
+      <w:r>
+        <w:rPr>
+          <w:rFonts w:asciiTheme="minorHAnsi" w:eastAsia="B Yekan" w:hAnsiTheme="minorHAnsi"/>
+          <w:b/>
+          <w:sz w:val="28"/>
+          <w:lang w:bidi="fa-IR"/>
+        </w:rPr>
+        <w:t>Not</w:t>
+      </w:r>
+      <w:r>
+        <w:rPr>
+          <w:rFonts w:asciiTheme="minorHAnsi" w:eastAsia="B Yekan" w:hAnsiTheme="minorHAnsi" w:hint="cs"/>
+          <w:b/>
+          <w:sz w:val="28"/>
+          <w:rtl/>
+          <w:lang w:bidi="fa-IR"/>
+        </w:rPr>
+        <w:t xml:space="preserve"> در خروجی استفاده شده است . خروجی های این دیکودر به ترتیب از خروجی اول تا هفتم حالت های </w:t>
+      </w:r>
+      <w:r>
+        <w:rPr>
+          <w:rFonts w:asciiTheme="minorHAnsi" w:eastAsia="B Yekan" w:hAnsiTheme="minorHAnsi"/>
+          <w:b/>
+          <w:sz w:val="28"/>
+          <w:lang w:bidi="fa-IR"/>
+        </w:rPr>
+        <w:t>S0</w:t>
+      </w:r>
+      <w:r>
+        <w:rPr>
+          <w:rFonts w:asciiTheme="minorHAnsi" w:eastAsia="B Yekan" w:hAnsiTheme="minorHAnsi" w:hint="cs"/>
+          <w:b/>
+          <w:sz w:val="28"/>
+          <w:rtl/>
+          <w:lang w:bidi="fa-IR"/>
+        </w:rPr>
+        <w:t xml:space="preserve"> تا </w:t>
+      </w:r>
+      <w:r>
+        <w:rPr>
+          <w:rFonts w:asciiTheme="minorHAnsi" w:eastAsia="B Yekan" w:hAnsiTheme="minorHAnsi"/>
+          <w:b/>
+          <w:sz w:val="28"/>
+          <w:lang w:bidi="fa-IR"/>
+        </w:rPr>
+        <w:t>S6</w:t>
+      </w:r>
+      <w:r>
+        <w:rPr>
+          <w:rFonts w:asciiTheme="minorHAnsi" w:eastAsia="B Yekan" w:hAnsiTheme="minorHAnsi" w:hint="cs"/>
+          <w:b/>
+          <w:sz w:val="28"/>
+          <w:rtl/>
+          <w:lang w:bidi="fa-IR"/>
+        </w:rPr>
+        <w:t xml:space="preserve"> را می دهند .</w:t>
+      </w:r>
+    </w:p>
+    <w:p>
+      <w:pPr>
+        <w:bidi/>
+        <w:rPr>
+          <w:rFonts w:asciiTheme="minorHAnsi" w:eastAsia="B Yekan" w:hAnsiTheme="minorHAnsi"/>
+          <w:b/>
+          <w:sz w:val="28"/>
+          <w:rtl/>
+          <w:lang w:bidi="fa-IR"/>
+        </w:rPr>
+      </w:pPr>
+      <w:r>
+        <w:rPr>
+          <w:rFonts w:asciiTheme="minorHAnsi" w:eastAsia="B Yekan" w:hAnsiTheme="minorHAnsi" w:hint="cs"/>
+          <w:b/>
+          <w:sz w:val="28"/>
+          <w:rtl/>
+          <w:lang w:bidi="fa-IR"/>
+        </w:rPr>
+        <w:t>حال باید معادلات ورودی های فلیپ فلاپ ها را پیدا کنیم .</w:t>
+      </w:r>
+    </w:p>
+    <w:p>
+      <w:pPr>
+        <w:bidi/>
+        <w:rPr>
+          <w:rFonts w:asciiTheme="minorHAnsi" w:eastAsia="B Yekan" w:hAnsiTheme="minorHAnsi"/>
+          <w:b/>
+          <w:sz w:val="28"/>
+          <w:rtl/>
+          <w:lang w:bidi="fa-IR"/>
+        </w:rPr>
+      </w:pPr>
+      <w:r>
+        <w:rPr>
+          <w:rFonts w:asciiTheme="minorHAnsi" w:eastAsia="B Yekan" w:hAnsiTheme="minorHAnsi" w:hint="cs"/>
+          <w:b/>
+          <w:sz w:val="28"/>
+          <w:rtl/>
+          <w:lang w:bidi="fa-IR"/>
+        </w:rPr>
+        <w:t>فلیپ فلاپ اول (</w:t>
+      </w:r>
+      <w:r>
+        <w:rPr>
+          <w:rFonts w:asciiTheme="minorHAnsi" w:eastAsia="B Yekan" w:hAnsiTheme="minorHAnsi"/>
+          <w:b/>
+          <w:sz w:val="28"/>
+          <w:lang w:bidi="fa-IR"/>
+        </w:rPr>
+        <w:t>D0</w:t>
+      </w:r>
+      <w:r>
+        <w:rPr>
+          <w:rFonts w:asciiTheme="minorHAnsi" w:eastAsia="B Yekan" w:hAnsiTheme="minorHAnsi" w:hint="cs"/>
+          <w:b/>
+          <w:sz w:val="28"/>
+          <w:rtl/>
+          <w:lang w:bidi="fa-IR"/>
+        </w:rPr>
+        <w:t xml:space="preserve">) مخصوص کوچکترین بیت است پس زمانی فعال است که بخواهیم به حالت های </w:t>
+      </w:r>
+      <w:r>
+        <w:rPr>
+          <w:rFonts w:asciiTheme="minorHAnsi" w:eastAsia="B Yekan" w:hAnsiTheme="minorHAnsi"/>
+          <w:b/>
+          <w:sz w:val="28"/>
+          <w:lang w:bidi="fa-IR"/>
+        </w:rPr>
+        <w:t>S1, S3, S5</w:t>
+      </w:r>
+      <w:r>
+        <w:rPr>
+          <w:rFonts w:asciiTheme="minorHAnsi" w:eastAsia="B Yekan" w:hAnsiTheme="minorHAnsi" w:hint="cs"/>
+          <w:b/>
+          <w:sz w:val="28"/>
+          <w:rtl/>
+          <w:lang w:bidi="fa-IR"/>
+        </w:rPr>
+        <w:t xml:space="preserve"> برویم :</w:t>
+      </w:r>
+    </w:p>
+    <w:p>
+      <w:pPr>
+        <w:bidi/>
+        <w:jc w:val="right"/>
+        <w:rPr>
+          <w:rFonts w:asciiTheme="minorHAnsi" w:eastAsia="B Yekan" w:hAnsiTheme="minorHAnsi"/>
+          <w:b/>
+          <w:sz w:val="28"/>
+          <w:lang w:bidi="fa-IR"/>
+        </w:rPr>
+      </w:pPr>
+      <m:oMathPara>
+        <m:oMathParaPr>
+          <m:jc m:val="left"/>
+        </m:oMathParaPr>
+        <m:oMath>
+          <m:sSub>
+            <m:sSubPr>
+              <m:ctrlPr>
+                <w:rPr>
+                  <w:rFonts w:ascii="Cambria Math" w:eastAsia="B Yekan" w:hAnsi="Cambria Math"/>
+                  <w:b/>
+                  <w:i/>
+                  <w:sz w:val="28"/>
+                  <w:lang w:bidi="fa-IR"/>
+                </w:rPr>
+              </m:ctrlPr>
+            </m:sSubPr>
+            <m:e>
+              <m:r>
+                <m:rPr>
+                  <m:sty m:val="bi"/>
+                </m:rPr>
+                <w:rPr>
+                  <w:rFonts w:ascii="Cambria Math" w:eastAsia="B Yekan" w:hAnsi="Cambria Math"/>
+                  <w:sz w:val="28"/>
+                  <w:lang w:bidi="fa-IR"/>
+                </w:rPr>
+                <m:t>D</m:t>
+              </m:r>
+            </m:e>
+            <m:sub>
+              <m:r>
+                <m:rPr>
+                  <m:sty m:val="bi"/>
+                </m:rPr>
+                <w:rPr>
+                  <w:rFonts w:ascii="Cambria Math" w:eastAsia="B Yekan" w:hAnsi="Cambria Math"/>
+                  <w:sz w:val="28"/>
+                  <w:lang w:bidi="fa-IR"/>
+                </w:rPr>
+                <m:t>0</m:t>
+              </m:r>
+            </m:sub>
+          </m:sSub>
+          <m:r>
+            <m:rPr>
+              <m:sty m:val="bi"/>
+            </m:rPr>
+            <w:rPr>
+              <w:rFonts w:ascii="Cambria Math" w:eastAsia="B Yekan" w:hAnsi="Cambria Math"/>
+              <w:sz w:val="28"/>
+              <w:lang w:bidi="fa-IR"/>
+            </w:rPr>
+            <m:t>=</m:t>
+          </m:r>
+          <m:sSub>
+            <m:sSubPr>
+              <m:ctrlPr>
+                <w:rPr>
+                  <w:rFonts w:ascii="Cambria Math" w:eastAsia="B Yekan" w:hAnsi="Cambria Math"/>
+                  <w:b/>
+                  <w:i/>
+                  <w:sz w:val="28"/>
+                  <w:lang w:bidi="fa-IR"/>
+                </w:rPr>
+              </m:ctrlPr>
+            </m:sSubPr>
+            <m:e>
+              <m:r>
+                <m:rPr>
+                  <m:sty m:val="bi"/>
+                </m:rPr>
+                <w:rPr>
+                  <w:rFonts w:ascii="Cambria Math" w:eastAsia="B Yekan" w:hAnsi="Cambria Math"/>
+                  <w:sz w:val="28"/>
+                  <w:lang w:bidi="fa-IR"/>
+                </w:rPr>
+                <m:t>S</m:t>
+              </m:r>
+            </m:e>
+            <m:sub>
+              <m:r>
+                <m:rPr>
+                  <m:sty m:val="bi"/>
+                </m:rPr>
+                <w:rPr>
+                  <w:rFonts w:ascii="Cambria Math" w:eastAsia="B Yekan" w:hAnsi="Cambria Math"/>
+                  <w:sz w:val="28"/>
+                  <w:lang w:bidi="fa-IR"/>
+                </w:rPr>
+                <m:t>1</m:t>
+              </m:r>
+            </m:sub>
+          </m:sSub>
+          <m:r>
+            <m:rPr>
+              <m:sty m:val="bi"/>
+            </m:rPr>
+            <w:rPr>
+              <w:rFonts w:ascii="Cambria Math" w:eastAsia="B Yekan" w:hAnsi="Cambria Math"/>
+              <w:sz w:val="28"/>
+              <w:lang w:bidi="fa-IR"/>
+            </w:rPr>
+            <m:t>+</m:t>
+          </m:r>
+          <m:sSub>
+            <m:sSubPr>
+              <m:ctrlPr>
+                <w:rPr>
+                  <w:rFonts w:ascii="Cambria Math" w:eastAsia="B Yekan" w:hAnsi="Cambria Math"/>
+                  <w:b/>
+                  <w:i/>
+                  <w:sz w:val="28"/>
+                  <w:lang w:bidi="fa-IR"/>
+                </w:rPr>
+              </m:ctrlPr>
+            </m:sSubPr>
+            <m:e>
+              <m:r>
+                <m:rPr>
+                  <m:sty m:val="bi"/>
+                </m:rPr>
+                <w:rPr>
+                  <w:rFonts w:ascii="Cambria Math" w:eastAsia="B Yekan" w:hAnsi="Cambria Math"/>
+                  <w:sz w:val="28"/>
+                  <w:lang w:bidi="fa-IR"/>
+                </w:rPr>
+                <m:t>S</m:t>
+              </m:r>
+            </m:e>
+            <m:sub>
+              <m:r>
+                <m:rPr>
+                  <m:sty m:val="bi"/>
+                </m:rPr>
+                <w:rPr>
+                  <w:rFonts w:ascii="Cambria Math" w:eastAsia="B Yekan" w:hAnsi="Cambria Math"/>
+                  <w:sz w:val="28"/>
+                  <w:lang w:bidi="fa-IR"/>
+                </w:rPr>
+                <m:t>3</m:t>
+              </m:r>
+            </m:sub>
+          </m:sSub>
+          <m:r>
+            <m:rPr>
+              <m:sty m:val="bi"/>
+            </m:rPr>
+            <w:rPr>
+              <w:rFonts w:ascii="Cambria Math" w:eastAsia="B Yekan" w:hAnsi="Cambria Math"/>
+              <w:sz w:val="28"/>
+              <w:lang w:bidi="fa-IR"/>
+            </w:rPr>
+            <m:t>+</m:t>
+          </m:r>
+          <m:sSub>
+            <m:sSubPr>
+              <m:ctrlPr>
+                <w:rPr>
+                  <w:rFonts w:ascii="Cambria Math" w:eastAsia="B Yekan" w:hAnsi="Cambria Math"/>
+                  <w:b/>
+                  <w:i/>
+                  <w:sz w:val="28"/>
+                  <w:lang w:bidi="fa-IR"/>
+                </w:rPr>
+              </m:ctrlPr>
+            </m:sSubPr>
+            <m:e>
+              <m:r>
+                <m:rPr>
+                  <m:sty m:val="bi"/>
+                </m:rPr>
+                <w:rPr>
+                  <w:rFonts w:ascii="Cambria Math" w:eastAsia="B Yekan" w:hAnsi="Cambria Math"/>
+                  <w:sz w:val="28"/>
+                  <w:lang w:bidi="fa-IR"/>
+                </w:rPr>
+                <m:t>S</m:t>
+              </m:r>
+            </m:e>
+            <m:sub>
+              <m:r>
+                <m:rPr>
+                  <m:sty m:val="bi"/>
+                </m:rPr>
+                <w:rPr>
+                  <w:rFonts w:ascii="Cambria Math" w:eastAsia="B Yekan" w:hAnsi="Cambria Math"/>
+                  <w:sz w:val="28"/>
+                  <w:lang w:bidi="fa-IR"/>
+                </w:rPr>
+                <m:t>5</m:t>
+              </m:r>
+            </m:sub>
+          </m:sSub>
+        </m:oMath>
+      </m:oMathPara>
+    </w:p>
+    <w:p>
+      <w:pPr>
+        <w:bidi/>
+        <w:rPr>
+          <w:rFonts w:asciiTheme="minorHAnsi" w:eastAsia="B Yekan" w:hAnsiTheme="minorHAnsi"/>
+          <w:b/>
+          <w:sz w:val="28"/>
+          <w:rtl/>
+          <w:lang w:bidi="fa-IR"/>
+        </w:rPr>
+      </w:pPr>
+      <w:r>
+        <w:rPr>
+          <w:rFonts w:asciiTheme="minorHAnsi" w:eastAsia="B Yekan" w:hAnsiTheme="minorHAnsi" w:hint="cs"/>
+          <w:b/>
+          <w:sz w:val="28"/>
+          <w:rtl/>
+          <w:lang w:bidi="fa-IR"/>
+        </w:rPr>
+        <w:t xml:space="preserve">حال باید برای به دست آوردن خود </w:t>
+      </w:r>
+      <w:r>
+        <w:rPr>
+          <w:rFonts w:asciiTheme="minorHAnsi" w:eastAsia="B Yekan" w:hAnsiTheme="minorHAnsi"/>
+          <w:b/>
+          <w:sz w:val="28"/>
+          <w:lang w:bidi="fa-IR"/>
+        </w:rPr>
+        <w:t>S1, S3, S5</w:t>
+      </w:r>
+      <w:r>
+        <w:rPr>
+          <w:rFonts w:asciiTheme="minorHAnsi" w:eastAsia="B Yekan" w:hAnsiTheme="minorHAnsi" w:hint="cs"/>
+          <w:b/>
+          <w:sz w:val="28"/>
+          <w:rtl/>
+          <w:lang w:bidi="fa-IR"/>
+        </w:rPr>
+        <w:t xml:space="preserve"> یال های ورودی این حالت ها در نمودار </w:t>
+      </w:r>
+      <w:r>
+        <w:rPr>
+          <w:rFonts w:asciiTheme="minorHAnsi" w:eastAsia="B Yekan" w:hAnsiTheme="minorHAnsi"/>
+          <w:b/>
+          <w:sz w:val="28"/>
+          <w:lang w:bidi="fa-IR"/>
+        </w:rPr>
+        <w:t>ASM</w:t>
+      </w:r>
+      <w:r>
+        <w:rPr>
+          <w:rFonts w:asciiTheme="minorHAnsi" w:eastAsia="B Yekan" w:hAnsiTheme="minorHAnsi" w:hint="cs"/>
+          <w:b/>
+          <w:sz w:val="28"/>
+          <w:rtl/>
+          <w:lang w:bidi="fa-IR"/>
+        </w:rPr>
+        <w:t xml:space="preserve"> را جمع بزنیم ، دلیل این کار این است که به دنبال حالاتی هستیم که حالات بعدی آنها همین حالات </w:t>
+      </w:r>
+      <w:r>
+        <w:rPr>
+          <w:rFonts w:asciiTheme="minorHAnsi" w:eastAsia="B Yekan" w:hAnsiTheme="minorHAnsi"/>
+          <w:b/>
+          <w:sz w:val="28"/>
+          <w:lang w:bidi="fa-IR"/>
+        </w:rPr>
+        <w:t>S1, S3, S5</w:t>
+      </w:r>
+      <w:r>
+        <w:rPr>
+          <w:rFonts w:asciiTheme="minorHAnsi" w:eastAsia="B Yekan" w:hAnsiTheme="minorHAnsi" w:hint="cs"/>
+          <w:b/>
+          <w:sz w:val="28"/>
+          <w:rtl/>
+          <w:lang w:bidi="fa-IR"/>
+        </w:rPr>
+        <w:t xml:space="preserve"> باشند که در این حالات ، </w:t>
+      </w:r>
+      <w:r>
+        <w:rPr>
+          <w:rFonts w:asciiTheme="minorHAnsi" w:eastAsia="B Yekan" w:hAnsiTheme="minorHAnsi"/>
+          <w:b/>
+          <w:sz w:val="28"/>
+          <w:lang w:bidi="fa-IR"/>
+        </w:rPr>
+        <w:t>D0</w:t>
+      </w:r>
+      <w:r>
+        <w:rPr>
+          <w:rFonts w:asciiTheme="minorHAnsi" w:eastAsia="B Yekan" w:hAnsiTheme="minorHAnsi" w:hint="cs"/>
+          <w:b/>
+          <w:sz w:val="28"/>
+          <w:rtl/>
+          <w:lang w:bidi="fa-IR"/>
+        </w:rPr>
+        <w:t xml:space="preserve"> باید </w:t>
+      </w:r>
+      <w:r>
+        <w:rPr>
+          <w:rFonts w:asciiTheme="minorHAnsi" w:eastAsia="B Yekan" w:hAnsiTheme="minorHAnsi" w:hint="cs"/>
+          <w:b/>
+          <w:sz w:val="28"/>
+          <w:rtl/>
+          <w:lang w:bidi="fa-IR"/>
+        </w:rPr>
+        <w:t>مقدار 1 به خود بگیرد :</w:t>
+      </w:r>
+    </w:p>
+    <w:p>
+      <w:pPr>
+        <w:bidi/>
+        <w:rPr>
+          <w:rFonts w:asciiTheme="minorHAnsi" w:eastAsia="B Yekan" w:hAnsiTheme="minorHAnsi"/>
+          <w:b/>
+          <w:sz w:val="28"/>
+          <w:lang w:bidi="fa-IR"/>
+        </w:rPr>
+      </w:pPr>
+      <m:oMathPara>
+        <m:oMathParaPr>
+          <m:jc m:val="left"/>
+        </m:oMathParaPr>
+        <m:oMath>
+          <m:sSubSup>
+            <m:sSubSupPr>
+              <m:ctrlPr>
+                <w:rPr>
+                  <w:rFonts w:ascii="Cambria Math" w:eastAsia="B Yekan" w:hAnsi="Cambria Math"/>
+                  <w:b/>
+                  <w:i/>
+                  <w:sz w:val="28"/>
+                  <w:lang w:bidi="fa-IR"/>
+                </w:rPr>
+              </m:ctrlPr>
+            </m:sSubSupPr>
+            <m:e>
+              <m:r>
+                <m:rPr>
+                  <m:sty m:val="bi"/>
+                </m:rPr>
+                <w:rPr>
+                  <w:rFonts w:ascii="Cambria Math" w:eastAsia="B Yekan" w:hAnsi="Cambria Math"/>
+                  <w:sz w:val="28"/>
+                  <w:lang w:bidi="fa-IR"/>
+                </w:rPr>
+                <m:t>s</m:t>
+              </m:r>
+            </m:e>
+            <m:sub>
+              <m:r>
+                <m:rPr>
+                  <m:sty m:val="bi"/>
+                </m:rPr>
+                <w:rPr>
+                  <w:rFonts w:ascii="Cambria Math" w:eastAsia="B Yekan" w:hAnsi="Cambria Math"/>
+                  <w:sz w:val="28"/>
+                  <w:lang w:bidi="fa-IR"/>
+                </w:rPr>
+                <m:t>1</m:t>
+              </m:r>
+            </m:sub>
+            <m:sup>
+              <m:r>
+                <m:rPr>
+                  <m:sty m:val="bi"/>
+                </m:rPr>
+                <w:rPr>
+                  <w:rFonts w:ascii="Cambria Math" w:eastAsia="B Yekan" w:hAnsi="Cambria Math"/>
+                  <w:sz w:val="28"/>
+                  <w:lang w:bidi="fa-IR"/>
+                </w:rPr>
+                <m:t>+</m:t>
+              </m:r>
+            </m:sup>
+          </m:sSubSup>
+          <m:r>
+            <m:rPr>
+              <m:sty m:val="bi"/>
+            </m:rPr>
+            <w:rPr>
+              <w:rFonts w:ascii="Cambria Math" w:eastAsia="B Yekan" w:hAnsi="Cambria Math"/>
+              <w:sz w:val="28"/>
+              <w:lang w:bidi="fa-IR"/>
+            </w:rPr>
+            <m:t>=</m:t>
+          </m:r>
+          <m:sSub>
+            <m:sSubPr>
+              <m:ctrlPr>
+                <w:rPr>
+                  <w:rFonts w:ascii="Cambria Math" w:eastAsia="B Yekan" w:hAnsi="Cambria Math"/>
+                  <w:b/>
+                  <w:i/>
+                  <w:sz w:val="28"/>
+                  <w:lang w:bidi="fa-IR"/>
+                </w:rPr>
+              </m:ctrlPr>
+            </m:sSubPr>
+            <m:e>
+              <m:r>
+                <m:rPr>
+                  <m:sty m:val="bi"/>
+                </m:rPr>
+                <w:rPr>
+                  <w:rFonts w:ascii="Cambria Math" w:eastAsia="B Yekan" w:hAnsi="Cambria Math"/>
+                  <w:sz w:val="28"/>
+                  <w:lang w:bidi="fa-IR"/>
+                </w:rPr>
+                <m:t>s</m:t>
+              </m:r>
+            </m:e>
+            <m:sub>
+              <m:r>
+                <m:rPr>
+                  <m:sty m:val="bi"/>
+                </m:rPr>
+                <w:rPr>
+                  <w:rFonts w:ascii="Cambria Math" w:eastAsia="B Yekan" w:hAnsi="Cambria Math"/>
+                  <w:sz w:val="28"/>
+                  <w:lang w:bidi="fa-IR"/>
+                </w:rPr>
+                <m:t>0</m:t>
+              </m:r>
+            </m:sub>
+          </m:sSub>
+          <m:r>
+            <m:rPr>
+              <m:sty m:val="bi"/>
+            </m:rPr>
+            <w:rPr>
+              <w:rFonts w:ascii="Cambria Math" w:eastAsia="B Yekan" w:hAnsi="Cambria Math"/>
+              <w:sz w:val="28"/>
+              <w:lang w:bidi="fa-IR"/>
+            </w:rPr>
+            <m:t xml:space="preserve"> . s . v. d+</m:t>
+          </m:r>
+          <m:sSub>
+            <m:sSubPr>
+              <m:ctrlPr>
+                <w:rPr>
+                  <w:rFonts w:ascii="Cambria Math" w:eastAsia="B Yekan" w:hAnsi="Cambria Math"/>
+                  <w:b/>
+                  <w:i/>
+                  <w:sz w:val="28"/>
+                  <w:lang w:bidi="fa-IR"/>
+                </w:rPr>
+              </m:ctrlPr>
+            </m:sSubPr>
+            <m:e>
+              <m:r>
+                <m:rPr>
+                  <m:sty m:val="bi"/>
+                </m:rPr>
+                <w:rPr>
+                  <w:rFonts w:ascii="Cambria Math" w:eastAsia="B Yekan" w:hAnsi="Cambria Math"/>
+                  <w:sz w:val="28"/>
+                  <w:lang w:bidi="fa-IR"/>
+                </w:rPr>
+                <m:t>s</m:t>
+              </m:r>
+            </m:e>
+            <m:sub>
+              <m:r>
+                <m:rPr>
+                  <m:sty m:val="bi"/>
+                </m:rPr>
+                <w:rPr>
+                  <w:rFonts w:ascii="Cambria Math" w:eastAsia="B Yekan" w:hAnsi="Cambria Math"/>
+                  <w:sz w:val="28"/>
+                  <w:lang w:bidi="fa-IR"/>
+                </w:rPr>
+                <m:t>1</m:t>
+              </m:r>
+            </m:sub>
+          </m:sSub>
+          <m:r>
+            <m:rPr>
+              <m:sty m:val="bi"/>
+            </m:rPr>
+            <w:rPr>
+              <w:rFonts w:ascii="Cambria Math" w:eastAsia="B Yekan" w:hAnsi="Cambria Math"/>
+              <w:sz w:val="28"/>
+              <w:lang w:bidi="fa-IR"/>
+            </w:rPr>
+            <m:t xml:space="preserve">. </m:t>
+          </m:r>
+          <m:sSubSup>
+            <m:sSubSupPr>
+              <m:ctrlPr>
+                <w:rPr>
+                  <w:rFonts w:ascii="Cambria Math" w:eastAsia="B Yekan" w:hAnsi="Cambria Math"/>
+                  <w:b/>
+                  <w:i/>
+                  <w:sz w:val="28"/>
+                  <w:lang w:bidi="fa-IR"/>
+                </w:rPr>
+              </m:ctrlPr>
+            </m:sSubSupPr>
+            <m:e>
+              <m:r>
+                <m:rPr>
+                  <m:sty m:val="bi"/>
+                </m:rPr>
+                <w:rPr>
+                  <w:rFonts w:ascii="Cambria Math" w:eastAsia="B Yekan" w:hAnsi="Cambria Math"/>
+                  <w:sz w:val="28"/>
+                  <w:lang w:bidi="fa-IR"/>
+                </w:rPr>
+                <m:t>T</m:t>
+              </m:r>
+            </m:e>
+            <m:sub>
+              <m:r>
+                <m:rPr>
+                  <m:sty m:val="bi"/>
+                </m:rPr>
+                <w:rPr>
+                  <w:rFonts w:ascii="Cambria Math" w:eastAsia="B Yekan" w:hAnsi="Cambria Math"/>
+                  <w:sz w:val="28"/>
+                  <w:lang w:bidi="fa-IR"/>
+                </w:rPr>
+                <m:t>1</m:t>
+              </m:r>
+            </m:sub>
+            <m:sup>
+              <m:r>
+                <m:rPr>
+                  <m:sty m:val="bi"/>
+                </m:rPr>
+                <w:rPr>
+                  <w:rFonts w:ascii="Cambria Math" w:eastAsia="B Yekan" w:hAnsi="Cambria Math"/>
+                  <w:sz w:val="28"/>
+                  <w:lang w:bidi="fa-IR"/>
+                </w:rPr>
+                <m:t>'</m:t>
+              </m:r>
+            </m:sup>
+          </m:sSubSup>
+        </m:oMath>
+      </m:oMathPara>
+    </w:p>
+    <w:p>
+      <w:pPr>
+        <w:bidi/>
+        <w:rPr>
+          <w:rFonts w:asciiTheme="minorHAnsi" w:eastAsia="B Yekan" w:hAnsiTheme="minorHAnsi"/>
+          <w:b/>
+          <w:sz w:val="28"/>
+          <w:lang w:bidi="fa-IR"/>
+        </w:rPr>
+      </w:pPr>
+      <m:oMathPara>
+        <m:oMathParaPr>
+          <m:jc m:val="left"/>
+        </m:oMathParaPr>
+        <m:oMath>
+          <m:sSubSup>
+            <m:sSubSupPr>
+              <m:ctrlPr>
+                <w:rPr>
+                  <w:rFonts w:ascii="Cambria Math" w:eastAsia="B Yekan" w:hAnsi="Cambria Math"/>
+                  <w:b/>
+                  <w:i/>
+                  <w:sz w:val="28"/>
+                  <w:lang w:bidi="fa-IR"/>
+                </w:rPr>
+              </m:ctrlPr>
+            </m:sSubSupPr>
+            <m:e>
+              <m:r>
+                <m:rPr>
+                  <m:sty m:val="bi"/>
+                </m:rPr>
+                <w:rPr>
+                  <w:rFonts w:ascii="Cambria Math" w:eastAsia="B Yekan" w:hAnsi="Cambria Math"/>
+                  <w:sz w:val="28"/>
+                  <w:lang w:bidi="fa-IR"/>
+                </w:rPr>
+                <m:t>s</m:t>
+              </m:r>
+            </m:e>
+            <m:sub>
+              <m:r>
+                <m:rPr>
+                  <m:sty m:val="bi"/>
+                </m:rPr>
+                <w:rPr>
+                  <w:rFonts w:ascii="Cambria Math" w:eastAsia="B Yekan" w:hAnsi="Cambria Math"/>
+                  <w:sz w:val="28"/>
+                  <w:lang w:bidi="fa-IR"/>
+                </w:rPr>
+                <m:t>3</m:t>
+              </m:r>
+            </m:sub>
+            <m:sup>
+              <m:r>
+                <m:rPr>
+                  <m:sty m:val="bi"/>
+                </m:rPr>
+                <w:rPr>
+                  <w:rFonts w:ascii="Cambria Math" w:eastAsia="B Yekan" w:hAnsi="Cambria Math"/>
+                  <w:sz w:val="28"/>
+                  <w:lang w:bidi="fa-IR"/>
+                </w:rPr>
+                <m:t>+</m:t>
+              </m:r>
+            </m:sup>
+          </m:sSubSup>
+          <m:r>
+            <m:rPr>
+              <m:sty m:val="bi"/>
+            </m:rPr>
+            <w:rPr>
+              <w:rFonts w:ascii="Cambria Math" w:eastAsia="B Yekan" w:hAnsi="Cambria Math"/>
+              <w:sz w:val="28"/>
+              <w:lang w:bidi="fa-IR"/>
+            </w:rPr>
+            <m:t>=</m:t>
+          </m:r>
+          <m:sSub>
+            <m:sSubPr>
+              <m:ctrlPr>
+                <w:rPr>
+                  <w:rFonts w:ascii="Cambria Math" w:eastAsia="B Yekan" w:hAnsi="Cambria Math"/>
+                  <w:b/>
+                  <w:i/>
+                  <w:sz w:val="28"/>
+                  <w:lang w:bidi="fa-IR"/>
+                </w:rPr>
+              </m:ctrlPr>
+            </m:sSubPr>
+            <m:e>
+              <m:r>
+                <m:rPr>
+                  <m:sty m:val="bi"/>
+                </m:rPr>
+                <w:rPr>
+                  <w:rFonts w:ascii="Cambria Math" w:eastAsia="B Yekan" w:hAnsi="Cambria Math"/>
+                  <w:sz w:val="28"/>
+                  <w:lang w:bidi="fa-IR"/>
+                </w:rPr>
+                <m:t>s</m:t>
+              </m:r>
+            </m:e>
+            <m:sub>
+              <m:r>
+                <m:rPr>
+                  <m:sty m:val="bi"/>
+                </m:rPr>
+                <w:rPr>
+                  <w:rFonts w:ascii="Cambria Math" w:eastAsia="B Yekan" w:hAnsi="Cambria Math"/>
+                  <w:sz w:val="28"/>
+                  <w:lang w:bidi="fa-IR"/>
+                </w:rPr>
+                <m:t>1</m:t>
+              </m:r>
+            </m:sub>
+          </m:sSub>
+          <m:r>
+            <m:rPr>
+              <m:sty m:val="bi"/>
+            </m:rPr>
+            <w:rPr>
+              <w:rFonts w:ascii="Cambria Math" w:eastAsia="B Yekan" w:hAnsi="Cambria Math"/>
+              <w:sz w:val="28"/>
+              <w:lang w:bidi="fa-IR"/>
+            </w:rPr>
+            <m:t xml:space="preserve">. </m:t>
+          </m:r>
+          <m:sSub>
+            <m:sSubPr>
+              <m:ctrlPr>
+                <w:rPr>
+                  <w:rFonts w:ascii="Cambria Math" w:eastAsia="B Yekan" w:hAnsi="Cambria Math"/>
+                  <w:b/>
+                  <w:i/>
+                  <w:sz w:val="28"/>
+                  <w:lang w:bidi="fa-IR"/>
+                </w:rPr>
+              </m:ctrlPr>
+            </m:sSubPr>
+            <m:e>
+              <m:r>
+                <m:rPr>
+                  <m:sty m:val="bi"/>
+                </m:rPr>
+                <w:rPr>
+                  <w:rFonts w:ascii="Cambria Math" w:eastAsia="B Yekan" w:hAnsi="Cambria Math"/>
+                  <w:sz w:val="28"/>
+                  <w:lang w:bidi="fa-IR"/>
+                </w:rPr>
+                <m:t>T</m:t>
+              </m:r>
+            </m:e>
+            <m:sub>
+              <m:r>
+                <m:rPr>
+                  <m:sty m:val="bi"/>
+                </m:rPr>
+                <w:rPr>
+                  <w:rFonts w:ascii="Cambria Math" w:eastAsia="B Yekan" w:hAnsi="Cambria Math"/>
+                  <w:sz w:val="28"/>
+                  <w:lang w:bidi="fa-IR"/>
+                </w:rPr>
+                <m:t>1</m:t>
+              </m:r>
+            </m:sub>
+          </m:sSub>
+          <m:r>
+            <m:rPr>
+              <m:sty m:val="bi"/>
+            </m:rPr>
+            <w:rPr>
+              <w:rFonts w:ascii="Cambria Math" w:eastAsia="B Yekan" w:hAnsi="Cambria Math"/>
+              <w:sz w:val="28"/>
+              <w:lang w:bidi="fa-IR"/>
+            </w:rPr>
+            <m:t xml:space="preserve">. </m:t>
+          </m:r>
+          <m:sSup>
+            <m:sSupPr>
+              <m:ctrlPr>
+                <w:rPr>
+                  <w:rFonts w:ascii="Cambria Math" w:eastAsia="B Yekan" w:hAnsi="Cambria Math"/>
+                  <w:b/>
+                  <w:i/>
+                  <w:sz w:val="28"/>
+                  <w:lang w:bidi="fa-IR"/>
+                </w:rPr>
+              </m:ctrlPr>
+            </m:sSupPr>
+            <m:e>
+              <m:r>
+                <m:rPr>
+                  <m:sty m:val="bi"/>
+                </m:rPr>
+                <w:rPr>
+                  <w:rFonts w:ascii="Cambria Math" w:eastAsia="B Yekan" w:hAnsi="Cambria Math"/>
+                  <w:sz w:val="28"/>
+                  <w:lang w:bidi="fa-IR"/>
+                </w:rPr>
+                <m:t>F</m:t>
+              </m:r>
+            </m:e>
+            <m:sup>
+              <m:r>
+                <m:rPr>
+                  <m:sty m:val="bi"/>
+                </m:rPr>
+                <w:rPr>
+                  <w:rFonts w:ascii="Cambria Math" w:eastAsia="B Yekan" w:hAnsi="Cambria Math"/>
+                  <w:sz w:val="28"/>
+                  <w:lang w:bidi="fa-IR"/>
+                </w:rPr>
+                <m:t>'</m:t>
+              </m:r>
+            </m:sup>
+          </m:sSup>
+          <m:r>
+            <m:rPr>
+              <m:sty m:val="bi"/>
+            </m:rPr>
+            <w:rPr>
+              <w:rFonts w:ascii="Cambria Math" w:eastAsia="B Yekan" w:hAnsi="Cambria Math"/>
+              <w:sz w:val="28"/>
+              <w:lang w:bidi="fa-IR"/>
+            </w:rPr>
+            <m:t>+</m:t>
+          </m:r>
+          <m:sSub>
+            <m:sSubPr>
+              <m:ctrlPr>
+                <w:rPr>
+                  <w:rFonts w:ascii="Cambria Math" w:eastAsia="B Yekan" w:hAnsi="Cambria Math"/>
+                  <w:b/>
+                  <w:i/>
+                  <w:sz w:val="28"/>
+                  <w:lang w:bidi="fa-IR"/>
+                </w:rPr>
+              </m:ctrlPr>
+            </m:sSubPr>
+            <m:e>
+              <m:r>
+                <m:rPr>
+                  <m:sty m:val="bi"/>
+                </m:rPr>
+                <w:rPr>
+                  <w:rFonts w:ascii="Cambria Math" w:eastAsia="B Yekan" w:hAnsi="Cambria Math"/>
+                  <w:sz w:val="28"/>
+                  <w:lang w:bidi="fa-IR"/>
+                </w:rPr>
+                <m:t>s</m:t>
+              </m:r>
+            </m:e>
+            <m:sub>
+              <m:r>
+                <m:rPr>
+                  <m:sty m:val="bi"/>
+                </m:rPr>
+                <w:rPr>
+                  <w:rFonts w:ascii="Cambria Math" w:eastAsia="B Yekan" w:hAnsi="Cambria Math"/>
+                  <w:sz w:val="28"/>
+                  <w:lang w:bidi="fa-IR"/>
+                </w:rPr>
+                <m:t>2</m:t>
+              </m:r>
+            </m:sub>
+          </m:sSub>
+          <m:sSub>
+            <m:sSubPr>
+              <m:ctrlPr>
+                <w:rPr>
+                  <w:rFonts w:ascii="Cambria Math" w:eastAsia="B Yekan" w:hAnsi="Cambria Math"/>
+                  <w:b/>
+                  <w:i/>
+                  <w:sz w:val="28"/>
+                  <w:lang w:bidi="fa-IR"/>
+                </w:rPr>
+              </m:ctrlPr>
+            </m:sSubPr>
+            <m:e>
+              <m:r>
+                <m:rPr>
+                  <m:sty m:val="bi"/>
+                </m:rPr>
+                <w:rPr>
+                  <w:rFonts w:ascii="Cambria Math" w:eastAsia="B Yekan" w:hAnsi="Cambria Math"/>
+                  <w:sz w:val="28"/>
+                  <w:lang w:bidi="fa-IR"/>
+                </w:rPr>
+                <m:t>T</m:t>
+              </m:r>
+            </m:e>
+            <m:sub>
+              <m:r>
+                <m:rPr>
+                  <m:sty m:val="bi"/>
+                </m:rPr>
+                <w:rPr>
+                  <w:rFonts w:ascii="Cambria Math" w:eastAsia="B Yekan" w:hAnsi="Cambria Math"/>
+                  <w:sz w:val="28"/>
+                  <w:lang w:bidi="fa-IR"/>
+                </w:rPr>
+                <m:t>2</m:t>
+              </m:r>
+            </m:sub>
+          </m:sSub>
+          <m:r>
+            <m:rPr>
+              <m:sty m:val="bi"/>
+            </m:rPr>
+            <w:rPr>
+              <w:rFonts w:ascii="Cambria Math" w:eastAsia="B Yekan" w:hAnsi="Cambria Math"/>
+              <w:sz w:val="28"/>
+              <w:lang w:bidi="fa-IR"/>
+            </w:rPr>
+            <m:t>+</m:t>
+          </m:r>
+          <m:sSub>
+            <m:sSubPr>
+              <m:ctrlPr>
+                <w:rPr>
+                  <w:rFonts w:ascii="Cambria Math" w:eastAsia="B Yekan" w:hAnsi="Cambria Math"/>
+                  <w:b/>
+                  <w:i/>
+                  <w:sz w:val="28"/>
+                  <w:lang w:bidi="fa-IR"/>
+                </w:rPr>
+              </m:ctrlPr>
+            </m:sSubPr>
+            <m:e>
+              <m:r>
+                <m:rPr>
+                  <m:sty m:val="bi"/>
+                </m:rPr>
+                <w:rPr>
+                  <w:rFonts w:ascii="Cambria Math" w:eastAsia="B Yekan" w:hAnsi="Cambria Math"/>
+                  <w:sz w:val="28"/>
+                  <w:lang w:bidi="fa-IR"/>
+                </w:rPr>
+                <m:t>S</m:t>
+              </m:r>
+            </m:e>
+            <m:sub>
+              <m:r>
+                <m:rPr>
+                  <m:sty m:val="bi"/>
+                </m:rPr>
+                <w:rPr>
+                  <w:rFonts w:ascii="Cambria Math" w:eastAsia="B Yekan" w:hAnsi="Cambria Math"/>
+                  <w:sz w:val="28"/>
+                  <w:lang w:bidi="fa-IR"/>
+                </w:rPr>
+                <m:t>3</m:t>
+              </m:r>
+            </m:sub>
+          </m:sSub>
+          <m:sSubSup>
+            <m:sSubSupPr>
+              <m:ctrlPr>
+                <w:rPr>
+                  <w:rFonts w:ascii="Cambria Math" w:eastAsia="B Yekan" w:hAnsi="Cambria Math"/>
+                  <w:b/>
+                  <w:i/>
+                  <w:sz w:val="28"/>
+                  <w:lang w:bidi="fa-IR"/>
+                </w:rPr>
+              </m:ctrlPr>
+            </m:sSubSupPr>
+            <m:e>
+              <m:r>
+                <m:rPr>
+                  <m:sty m:val="bi"/>
+                </m:rPr>
+                <w:rPr>
+                  <w:rFonts w:ascii="Cambria Math" w:eastAsia="B Yekan" w:hAnsi="Cambria Math"/>
+                  <w:sz w:val="28"/>
+                  <w:lang w:bidi="fa-IR"/>
+                </w:rPr>
+                <m:t>T</m:t>
+              </m:r>
+            </m:e>
+            <m:sub>
+              <m:r>
+                <m:rPr>
+                  <m:sty m:val="bi"/>
+                </m:rPr>
+                <w:rPr>
+                  <w:rFonts w:ascii="Cambria Math" w:eastAsia="B Yekan" w:hAnsi="Cambria Math"/>
+                  <w:sz w:val="28"/>
+                  <w:lang w:bidi="fa-IR"/>
+                </w:rPr>
+                <m:t>3</m:t>
+              </m:r>
+            </m:sub>
+            <m:sup>
+              <m:r>
+                <m:rPr>
+                  <m:sty m:val="bi"/>
+                </m:rPr>
+                <w:rPr>
+                  <w:rFonts w:ascii="Cambria Math" w:eastAsia="B Yekan" w:hAnsi="Cambria Math"/>
+                  <w:sz w:val="28"/>
+                  <w:lang w:bidi="fa-IR"/>
+                </w:rPr>
+                <m:t>'</m:t>
+              </m:r>
+            </m:sup>
+          </m:sSubSup>
+        </m:oMath>
+      </m:oMathPara>
+    </w:p>
+    <w:p>
+      <w:pPr>
+        <w:bidi/>
+        <w:rPr>
+          <w:rFonts w:asciiTheme="minorHAnsi" w:eastAsia="B Yekan" w:hAnsiTheme="minorHAnsi"/>
+          <w:b/>
+          <w:sz w:val="28"/>
+          <w:lang w:bidi="fa-IR"/>
+        </w:rPr>
+      </w:pPr>
+      <m:oMathPara>
+        <m:oMathParaPr>
+          <m:jc m:val="left"/>
+        </m:oMathParaPr>
+        <m:oMath>
+          <m:sSubSup>
+            <m:sSubSupPr>
+              <m:ctrlPr>
+                <w:rPr>
+                  <w:rFonts w:ascii="Cambria Math" w:eastAsia="B Yekan" w:hAnsi="Cambria Math"/>
+                  <w:b/>
+                  <w:i/>
+                  <w:sz w:val="28"/>
+                  <w:lang w:bidi="fa-IR"/>
+                </w:rPr>
+              </m:ctrlPr>
+            </m:sSubSupPr>
+            <m:e>
+              <m:r>
+                <m:rPr>
+                  <m:sty m:val="bi"/>
+                </m:rPr>
+                <w:rPr>
+                  <w:rFonts w:ascii="Cambria Math" w:eastAsia="B Yekan" w:hAnsi="Cambria Math"/>
+                  <w:sz w:val="28"/>
+                  <w:lang w:bidi="fa-IR"/>
+                </w:rPr>
+                <m:t>s</m:t>
+              </m:r>
+            </m:e>
+            <m:sub>
+              <m:r>
+                <m:rPr>
+                  <m:sty m:val="bi"/>
+                </m:rPr>
+                <w:rPr>
+                  <w:rFonts w:ascii="Cambria Math" w:eastAsia="B Yekan" w:hAnsi="Cambria Math"/>
+                  <w:sz w:val="28"/>
+                  <w:lang w:bidi="fa-IR"/>
+                </w:rPr>
+                <m:t>5</m:t>
+              </m:r>
+            </m:sub>
+            <m:sup>
+              <m:r>
+                <m:rPr>
+                  <m:sty m:val="bi"/>
+                </m:rPr>
+                <w:rPr>
+                  <w:rFonts w:ascii="Cambria Math" w:eastAsia="B Yekan" w:hAnsi="Cambria Math"/>
+                  <w:sz w:val="28"/>
+                  <w:lang w:bidi="fa-IR"/>
+                </w:rPr>
+                <m:t>+</m:t>
+              </m:r>
+            </m:sup>
+          </m:sSubSup>
+          <m:r>
+            <m:rPr>
+              <m:sty m:val="bi"/>
+            </m:rPr>
+            <w:rPr>
+              <w:rFonts w:ascii="Cambria Math" w:eastAsia="B Yekan" w:hAnsi="Cambria Math"/>
+              <w:sz w:val="28"/>
+              <w:lang w:bidi="fa-IR"/>
+            </w:rPr>
+            <m:t>=</m:t>
+          </m:r>
+          <m:sSub>
+            <m:sSubPr>
+              <m:ctrlPr>
+                <w:rPr>
+                  <w:rFonts w:ascii="Cambria Math" w:eastAsia="B Yekan" w:hAnsi="Cambria Math"/>
+                  <w:b/>
+                  <w:i/>
+                  <w:sz w:val="28"/>
+                  <w:lang w:bidi="fa-IR"/>
+                </w:rPr>
+              </m:ctrlPr>
+            </m:sSubPr>
+            <m:e>
+              <m:r>
+                <m:rPr>
+                  <m:sty m:val="bi"/>
+                </m:rPr>
+                <w:rPr>
+                  <w:rFonts w:ascii="Cambria Math" w:eastAsia="B Yekan" w:hAnsi="Cambria Math"/>
+                  <w:sz w:val="28"/>
+                  <w:lang w:bidi="fa-IR"/>
+                </w:rPr>
+                <m:t>s</m:t>
+              </m:r>
+            </m:e>
+            <m:sub>
+              <m:r>
+                <m:rPr>
+                  <m:sty m:val="bi"/>
+                </m:rPr>
+                <w:rPr>
+                  <w:rFonts w:ascii="Cambria Math" w:eastAsia="B Yekan" w:hAnsi="Cambria Math"/>
+                  <w:sz w:val="28"/>
+                  <w:lang w:bidi="fa-IR"/>
+                </w:rPr>
+                <m:t>4</m:t>
+              </m:r>
+            </m:sub>
+          </m:sSub>
+          <m:sSub>
+            <m:sSubPr>
+              <m:ctrlPr>
+                <w:rPr>
+                  <w:rFonts w:ascii="Cambria Math" w:eastAsia="B Yekan" w:hAnsi="Cambria Math"/>
+                  <w:b/>
+                  <w:i/>
+                  <w:sz w:val="28"/>
+                  <w:lang w:bidi="fa-IR"/>
+                </w:rPr>
+              </m:ctrlPr>
+            </m:sSubPr>
+            <m:e>
+              <m:r>
+                <m:rPr>
+                  <m:sty m:val="bi"/>
+                </m:rPr>
+                <w:rPr>
+                  <w:rFonts w:ascii="Cambria Math" w:eastAsia="B Yekan" w:hAnsi="Cambria Math"/>
+                  <w:sz w:val="28"/>
+                  <w:lang w:bidi="fa-IR"/>
+                </w:rPr>
+                <m:t>T</m:t>
+              </m:r>
+            </m:e>
+            <m:sub>
+              <m:r>
+                <m:rPr>
+                  <m:sty m:val="bi"/>
+                </m:rPr>
+                <w:rPr>
+                  <w:rFonts w:ascii="Cambria Math" w:eastAsia="B Yekan" w:hAnsi="Cambria Math"/>
+                  <w:sz w:val="28"/>
+                  <w:lang w:bidi="fa-IR"/>
+                </w:rPr>
+                <m:t>4</m:t>
+              </m:r>
+            </m:sub>
+          </m:sSub>
+          <m:r>
+            <m:rPr>
+              <m:sty m:val="bi"/>
+            </m:rPr>
+            <w:rPr>
+              <w:rFonts w:ascii="Cambria Math" w:eastAsia="B Yekan" w:hAnsi="Cambria Math"/>
+              <w:sz w:val="28"/>
+              <w:lang w:bidi="fa-IR"/>
+            </w:rPr>
+            <m:t>+</m:t>
+          </m:r>
+          <m:sSub>
+            <m:sSubPr>
+              <m:ctrlPr>
+                <w:rPr>
+                  <w:rFonts w:ascii="Cambria Math" w:eastAsia="B Yekan" w:hAnsi="Cambria Math"/>
+                  <w:b/>
+                  <w:i/>
+                  <w:sz w:val="28"/>
+                  <w:lang w:bidi="fa-IR"/>
+                </w:rPr>
+              </m:ctrlPr>
+            </m:sSubPr>
+            <m:e>
+              <m:r>
+                <m:rPr>
+                  <m:sty m:val="bi"/>
+                </m:rPr>
+                <w:rPr>
+                  <w:rFonts w:ascii="Cambria Math" w:eastAsia="B Yekan" w:hAnsi="Cambria Math"/>
+                  <w:sz w:val="28"/>
+                  <w:lang w:bidi="fa-IR"/>
+                </w:rPr>
+                <m:t>S</m:t>
+              </m:r>
+            </m:e>
+            <m:sub>
+              <m:r>
+                <m:rPr>
+                  <m:sty m:val="bi"/>
+                </m:rPr>
+                <w:rPr>
+                  <w:rFonts w:ascii="Cambria Math" w:eastAsia="B Yekan" w:hAnsi="Cambria Math"/>
+                  <w:sz w:val="28"/>
+                  <w:lang w:bidi="fa-IR"/>
+                </w:rPr>
+                <m:t>5</m:t>
+              </m:r>
+            </m:sub>
+          </m:sSub>
+          <m:sSubSup>
+            <m:sSubSupPr>
+              <m:ctrlPr>
+                <w:rPr>
+                  <w:rFonts w:ascii="Cambria Math" w:eastAsia="B Yekan" w:hAnsi="Cambria Math"/>
+                  <w:b/>
+                  <w:i/>
+                  <w:sz w:val="28"/>
+                  <w:lang w:bidi="fa-IR"/>
+                </w:rPr>
+              </m:ctrlPr>
+            </m:sSubSupPr>
+            <m:e>
+              <m:r>
+                <m:rPr>
+                  <m:sty m:val="bi"/>
+                </m:rPr>
+                <w:rPr>
+                  <w:rFonts w:ascii="Cambria Math" w:eastAsia="B Yekan" w:hAnsi="Cambria Math"/>
+                  <w:sz w:val="28"/>
+                  <w:lang w:bidi="fa-IR"/>
+                </w:rPr>
+                <m:t>T</m:t>
+              </m:r>
+            </m:e>
+            <m:sub>
+              <m:r>
+                <m:rPr>
+                  <m:sty m:val="bi"/>
+                </m:rPr>
+                <w:rPr>
+                  <w:rFonts w:ascii="Cambria Math" w:eastAsia="B Yekan" w:hAnsi="Cambria Math"/>
+                  <w:sz w:val="28"/>
+                  <w:lang w:bidi="fa-IR"/>
+                </w:rPr>
+                <m:t>5</m:t>
+              </m:r>
+            </m:sub>
+            <m:sup>
+              <m:r>
+                <m:rPr>
+                  <m:sty m:val="bi"/>
+                </m:rPr>
+                <w:rPr>
+                  <w:rFonts w:ascii="Cambria Math" w:eastAsia="B Yekan" w:hAnsi="Cambria Math"/>
+                  <w:sz w:val="28"/>
+                  <w:lang w:bidi="fa-IR"/>
+                </w:rPr>
+                <m:t>'</m:t>
+              </m:r>
+            </m:sup>
+          </m:sSubSup>
+        </m:oMath>
+      </m:oMathPara>
+    </w:p>
+    <w:p>
+      <w:pPr>
+        <w:bidi/>
+        <w:rPr>
+          <w:rFonts w:asciiTheme="minorHAnsi" w:eastAsia="B Yekan" w:hAnsiTheme="minorHAnsi"/>
+          <w:b/>
+          <w:sz w:val="28"/>
+          <w:lang w:bidi="fa-IR"/>
+        </w:rPr>
+      </w:pPr>
+      <m:oMathPara>
+        <m:oMathParaPr>
+          <m:jc m:val="left"/>
+        </m:oMathParaPr>
+        <m:oMath>
+          <m:sSub>
+            <m:sSubPr>
+              <m:ctrlPr>
+                <w:rPr>
+                  <w:rFonts w:ascii="Cambria Math" w:eastAsia="B Yekan" w:hAnsi="Cambria Math"/>
+                  <w:b/>
+                  <w:i/>
+                  <w:sz w:val="28"/>
+                  <w:lang w:bidi="fa-IR"/>
+                </w:rPr>
+              </m:ctrlPr>
+            </m:sSubPr>
+            <m:e>
+              <m:r>
+                <m:rPr>
+                  <m:sty m:val="bi"/>
+                </m:rPr>
+                <w:rPr>
+                  <w:rFonts w:ascii="Cambria Math" w:eastAsia="B Yekan" w:hAnsi="Cambria Math"/>
+                  <w:sz w:val="28"/>
+                  <w:lang w:bidi="fa-IR"/>
+                </w:rPr>
+                <m:t>D</m:t>
+              </m:r>
+            </m:e>
+            <m:sub>
+              <m:r>
+                <m:rPr>
+                  <m:sty m:val="bi"/>
+                </m:rPr>
+                <w:rPr>
+                  <w:rFonts w:ascii="Cambria Math" w:eastAsia="B Yekan" w:hAnsi="Cambria Math"/>
+                  <w:sz w:val="28"/>
+                  <w:lang w:bidi="fa-IR"/>
+                </w:rPr>
+                <m:t>0</m:t>
+              </m:r>
+            </m:sub>
+          </m:sSub>
+          <m:r>
+            <m:rPr>
+              <m:sty m:val="bi"/>
+            </m:rPr>
+            <w:rPr>
+              <w:rFonts w:ascii="Cambria Math" w:eastAsia="B Yekan" w:hAnsi="Cambria Math"/>
+              <w:sz w:val="28"/>
+              <w:lang w:bidi="fa-IR"/>
+            </w:rPr>
+            <m:t>=</m:t>
+          </m:r>
+          <m:sSubSup>
+            <m:sSubSupPr>
+              <m:ctrlPr>
+                <w:rPr>
+                  <w:rFonts w:ascii="Cambria Math" w:eastAsia="B Yekan" w:hAnsi="Cambria Math"/>
+                  <w:b/>
+                  <w:i/>
+                  <w:sz w:val="28"/>
+                  <w:lang w:bidi="fa-IR"/>
+                </w:rPr>
+              </m:ctrlPr>
+            </m:sSubSupPr>
+            <m:e>
+              <m:r>
+                <m:rPr>
+                  <m:sty m:val="bi"/>
+                </m:rPr>
+                <w:rPr>
+                  <w:rFonts w:ascii="Cambria Math" w:eastAsia="B Yekan" w:hAnsi="Cambria Math"/>
+                  <w:sz w:val="28"/>
+                  <w:lang w:bidi="fa-IR"/>
+                </w:rPr>
+                <m:t>S</m:t>
+              </m:r>
+            </m:e>
+            <m:sub>
+              <m:r>
+                <m:rPr>
+                  <m:sty m:val="bi"/>
+                </m:rPr>
+                <w:rPr>
+                  <w:rFonts w:ascii="Cambria Math" w:eastAsia="B Yekan" w:hAnsi="Cambria Math"/>
+                  <w:sz w:val="28"/>
+                  <w:lang w:bidi="fa-IR"/>
+                </w:rPr>
+                <m:t>1</m:t>
+              </m:r>
+            </m:sub>
+            <m:sup>
+              <m:r>
+                <m:rPr>
+                  <m:sty m:val="bi"/>
+                </m:rPr>
+                <w:rPr>
+                  <w:rFonts w:ascii="Cambria Math" w:eastAsia="B Yekan" w:hAnsi="Cambria Math"/>
+                  <w:sz w:val="28"/>
+                  <w:lang w:bidi="fa-IR"/>
+                </w:rPr>
+                <m:t>+</m:t>
+              </m:r>
+            </m:sup>
+          </m:sSubSup>
+          <m:r>
+            <m:rPr>
+              <m:sty m:val="bi"/>
+            </m:rPr>
+            <w:rPr>
+              <w:rFonts w:ascii="Cambria Math" w:eastAsia="B Yekan" w:hAnsi="Cambria Math"/>
+              <w:sz w:val="28"/>
+              <w:lang w:bidi="fa-IR"/>
+            </w:rPr>
+            <m:t>+</m:t>
+          </m:r>
+          <m:sSubSup>
+            <m:sSubSupPr>
+              <m:ctrlPr>
+                <w:rPr>
+                  <w:rFonts w:ascii="Cambria Math" w:eastAsia="B Yekan" w:hAnsi="Cambria Math"/>
+                  <w:b/>
+                  <w:i/>
+                  <w:sz w:val="28"/>
+                  <w:lang w:bidi="fa-IR"/>
+                </w:rPr>
+              </m:ctrlPr>
+            </m:sSubSupPr>
+            <m:e>
+              <m:r>
+                <m:rPr>
+                  <m:sty m:val="bi"/>
+                </m:rPr>
+                <w:rPr>
+                  <w:rFonts w:ascii="Cambria Math" w:eastAsia="B Yekan" w:hAnsi="Cambria Math"/>
+                  <w:sz w:val="28"/>
+                  <w:lang w:bidi="fa-IR"/>
+                </w:rPr>
+                <m:t>S</m:t>
+              </m:r>
+            </m:e>
+            <m:sub>
+              <m:r>
+                <m:rPr>
+                  <m:sty m:val="bi"/>
+                </m:rPr>
+                <w:rPr>
+                  <w:rFonts w:ascii="Cambria Math" w:eastAsia="B Yekan" w:hAnsi="Cambria Math"/>
+                  <w:sz w:val="28"/>
+                  <w:lang w:bidi="fa-IR"/>
+                </w:rPr>
+                <m:t>3</m:t>
+              </m:r>
+            </m:sub>
+            <m:sup>
+              <m:r>
+                <m:rPr>
+                  <m:sty m:val="bi"/>
+                </m:rPr>
+                <w:rPr>
+                  <w:rFonts w:ascii="Cambria Math" w:eastAsia="B Yekan" w:hAnsi="Cambria Math"/>
+                  <w:sz w:val="28"/>
+                  <w:lang w:bidi="fa-IR"/>
+                </w:rPr>
+                <m:t>+</m:t>
+              </m:r>
+            </m:sup>
+          </m:sSubSup>
+          <m:r>
+            <m:rPr>
+              <m:sty m:val="bi"/>
+            </m:rPr>
+            <w:rPr>
+              <w:rFonts w:ascii="Cambria Math" w:eastAsia="B Yekan" w:hAnsi="Cambria Math"/>
+              <w:sz w:val="28"/>
+              <w:lang w:bidi="fa-IR"/>
+            </w:rPr>
+            <m:t>+</m:t>
+          </m:r>
+          <m:sSubSup>
+            <m:sSubSupPr>
+              <m:ctrlPr>
+                <w:rPr>
+                  <w:rFonts w:ascii="Cambria Math" w:eastAsia="B Yekan" w:hAnsi="Cambria Math"/>
+                  <w:b/>
+                  <w:i/>
+                  <w:sz w:val="28"/>
+                  <w:lang w:bidi="fa-IR"/>
+                </w:rPr>
+              </m:ctrlPr>
+            </m:sSubSupPr>
+            <m:e>
+              <m:r>
+                <m:rPr>
+                  <m:sty m:val="bi"/>
+                </m:rPr>
+                <w:rPr>
+                  <w:rFonts w:ascii="Cambria Math" w:eastAsia="B Yekan" w:hAnsi="Cambria Math"/>
+                  <w:sz w:val="28"/>
+                  <w:lang w:bidi="fa-IR"/>
+                </w:rPr>
+                <m:t>S</m:t>
+              </m:r>
+            </m:e>
+            <m:sub>
+              <m:r>
+                <m:rPr>
+                  <m:sty m:val="bi"/>
+                </m:rPr>
+                <w:rPr>
+                  <w:rFonts w:ascii="Cambria Math" w:eastAsia="B Yekan" w:hAnsi="Cambria Math"/>
+                  <w:sz w:val="28"/>
+                  <w:lang w:bidi="fa-IR"/>
+                </w:rPr>
+                <m:t>5</m:t>
+              </m:r>
+            </m:sub>
+            <m:sup>
+              <m:r>
+                <m:rPr>
+                  <m:sty m:val="bi"/>
+                </m:rPr>
+                <w:rPr>
+                  <w:rFonts w:ascii="Cambria Math" w:eastAsia="B Yekan" w:hAnsi="Cambria Math"/>
+                  <w:sz w:val="28"/>
+                  <w:lang w:bidi="fa-IR"/>
+                </w:rPr>
+                <m:t>+</m:t>
+              </m:r>
+            </m:sup>
+          </m:sSubSup>
+        </m:oMath>
+      </m:oMathPara>
+    </w:p>
+    <w:p>
+      <w:pPr>
+        <w:bidi/>
+        <w:rPr>
+          <w:rFonts w:asciiTheme="minorHAnsi" w:eastAsia="B Yekan" w:hAnsiTheme="minorHAnsi"/>
+          <w:b/>
+          <w:sz w:val="28"/>
+          <w:rtl/>
+          <w:lang w:bidi="fa-IR"/>
+        </w:rPr>
+      </w:pPr>
+      <w:r>
+        <w:rPr>
+          <w:rFonts w:asciiTheme="minorHAnsi" w:eastAsia="B Yekan" w:hAnsiTheme="minorHAnsi" w:hint="cs"/>
+          <w:b/>
+          <w:sz w:val="28"/>
+          <w:rtl/>
+          <w:lang w:bidi="fa-IR"/>
+        </w:rPr>
+        <w:t xml:space="preserve">به همین شکل ورودی های </w:t>
+      </w:r>
+      <w:r>
+        <w:rPr>
+          <w:rFonts w:asciiTheme="minorHAnsi" w:eastAsia="B Yekan" w:hAnsiTheme="minorHAnsi"/>
+          <w:b/>
+          <w:sz w:val="28"/>
+          <w:lang w:bidi="fa-IR"/>
+        </w:rPr>
+        <w:t xml:space="preserve">D1 </w:t>
+      </w:r>
+      <w:r>
+        <w:rPr>
+          <w:rFonts w:asciiTheme="minorHAnsi" w:eastAsia="B Yekan" w:hAnsiTheme="minorHAnsi" w:hint="cs"/>
+          <w:b/>
+          <w:sz w:val="28"/>
+          <w:rtl/>
+          <w:lang w:bidi="fa-IR"/>
+        </w:rPr>
+        <w:t xml:space="preserve"> و </w:t>
+      </w:r>
+      <w:r>
+        <w:rPr>
+          <w:rFonts w:asciiTheme="minorHAnsi" w:eastAsia="B Yekan" w:hAnsiTheme="minorHAnsi"/>
+          <w:b/>
+          <w:sz w:val="28"/>
+          <w:lang w:bidi="fa-IR"/>
+        </w:rPr>
+        <w:t>D2</w:t>
+      </w:r>
+      <w:r>
+        <w:rPr>
+          <w:rFonts w:asciiTheme="minorHAnsi" w:eastAsia="B Yekan" w:hAnsiTheme="minorHAnsi" w:hint="cs"/>
+          <w:b/>
+          <w:sz w:val="28"/>
+          <w:rtl/>
+          <w:lang w:bidi="fa-IR"/>
+        </w:rPr>
+        <w:t xml:space="preserve"> هم به دست می آیند :</w:t>
+      </w:r>
+    </w:p>
+    <w:p>
+      <w:pPr>
+        <w:bidi/>
+        <w:jc w:val="right"/>
+        <w:rPr>
+          <w:rFonts w:asciiTheme="minorHAnsi" w:eastAsia="B Yekan" w:hAnsiTheme="minorHAnsi"/>
+          <w:b/>
+          <w:sz w:val="28"/>
+          <w:lang w:bidi="fa-IR"/>
+        </w:rPr>
+      </w:pPr>
+      <m:oMathPara>
+        <m:oMathParaPr>
+          <m:jc m:val="left"/>
+        </m:oMathParaPr>
+        <m:oMath>
+          <m:sSub>
+            <m:sSubPr>
+              <m:ctrlPr>
+                <w:rPr>
+                  <w:rFonts w:ascii="Cambria Math" w:eastAsia="B Yekan" w:hAnsi="Cambria Math"/>
+                  <w:b/>
+                  <w:i/>
+                  <w:sz w:val="28"/>
+                  <w:lang w:bidi="fa-IR"/>
+                </w:rPr>
+              </m:ctrlPr>
+            </m:sSubPr>
+            <m:e>
+              <m:r>
+                <m:rPr>
+                  <m:sty m:val="bi"/>
+                </m:rPr>
+                <w:rPr>
+                  <w:rFonts w:ascii="Cambria Math" w:eastAsia="B Yekan" w:hAnsi="Cambria Math"/>
+                  <w:sz w:val="28"/>
+                  <w:lang w:bidi="fa-IR"/>
+                </w:rPr>
+                <m:t>D</m:t>
+              </m:r>
+            </m:e>
+            <m:sub>
+              <m:r>
+                <m:rPr>
+                  <m:sty m:val="bi"/>
+                </m:rPr>
+                <w:rPr>
+                  <w:rFonts w:ascii="Cambria Math" w:eastAsia="B Yekan" w:hAnsi="Cambria Math"/>
+                  <w:sz w:val="28"/>
+                  <w:lang w:bidi="fa-IR"/>
+                </w:rPr>
+                <m:t>1</m:t>
+              </m:r>
+            </m:sub>
+          </m:sSub>
+          <m:r>
+            <m:rPr>
+              <m:sty m:val="bi"/>
+            </m:rPr>
+            <w:rPr>
+              <w:rFonts w:ascii="Cambria Math" w:eastAsia="B Yekan" w:hAnsi="Cambria Math"/>
+              <w:sz w:val="28"/>
+              <w:lang w:bidi="fa-IR"/>
+            </w:rPr>
+            <m:t>=</m:t>
+          </m:r>
+          <m:d>
+            <m:dPr>
+              <m:ctrlPr>
+                <w:rPr>
+                  <w:rFonts w:ascii="Cambria Math" w:eastAsia="B Yekan" w:hAnsi="Cambria Math"/>
+                  <w:b/>
+                  <w:i/>
+                  <w:sz w:val="28"/>
+                  <w:lang w:bidi="fa-IR"/>
+                </w:rPr>
+              </m:ctrlPr>
+            </m:dPr>
+            <m:e>
+              <m:sSub>
+                <m:sSubPr>
+                  <m:ctrlPr>
+                    <w:rPr>
+                      <w:rFonts w:ascii="Cambria Math" w:eastAsia="B Yekan" w:hAnsi="Cambria Math"/>
+                      <w:b/>
+                      <w:i/>
+                      <w:sz w:val="28"/>
+                      <w:lang w:bidi="fa-IR"/>
+                    </w:rPr>
+                  </m:ctrlPr>
+                </m:sSubPr>
+                <m:e>
+                  <m:r>
+                    <m:rPr>
+                      <m:sty m:val="bi"/>
+                    </m:rPr>
+                    <w:rPr>
+                      <w:rFonts w:ascii="Cambria Math" w:eastAsia="B Yekan" w:hAnsi="Cambria Math"/>
+                      <w:sz w:val="28"/>
+                      <w:lang w:bidi="fa-IR"/>
+                    </w:rPr>
+                    <m:t>S</m:t>
+                  </m:r>
+                </m:e>
+                <m:sub>
+                  <m:r>
+                    <m:rPr>
+                      <m:sty m:val="bi"/>
+                    </m:rPr>
+                    <w:rPr>
+                      <w:rFonts w:ascii="Cambria Math" w:eastAsia="B Yekan" w:hAnsi="Cambria Math"/>
+                      <w:sz w:val="28"/>
+                      <w:lang w:bidi="fa-IR"/>
+                    </w:rPr>
+                    <m:t>1</m:t>
+                  </m:r>
+                </m:sub>
+              </m:sSub>
+              <m:r>
+                <m:rPr>
+                  <m:sty m:val="bi"/>
+                </m:rPr>
+                <w:rPr>
+                  <w:rFonts w:ascii="Cambria Math" w:eastAsia="B Yekan" w:hAnsi="Cambria Math"/>
+                  <w:sz w:val="28"/>
+                  <w:lang w:bidi="fa-IR"/>
+                </w:rPr>
+                <m:t>⋅</m:t>
+              </m:r>
+              <m:r>
+                <m:rPr>
+                  <m:sty m:val="bi"/>
+                </m:rPr>
+                <w:rPr>
+                  <w:rFonts w:ascii="Cambria Math" w:eastAsia="B Yekan" w:hAnsi="Cambria Math"/>
+                  <w:sz w:val="28"/>
+                  <w:lang w:bidi="fa-IR"/>
+                </w:rPr>
+                <m:t xml:space="preserve"> </m:t>
+              </m:r>
+              <m:sSub>
+                <m:sSubPr>
+                  <m:ctrlPr>
+                    <w:rPr>
+                      <w:rFonts w:ascii="Cambria Math" w:eastAsia="B Yekan" w:hAnsi="Cambria Math"/>
+                      <w:b/>
+                      <w:i/>
+                      <w:sz w:val="28"/>
+                      <w:lang w:bidi="fa-IR"/>
+                    </w:rPr>
+                  </m:ctrlPr>
+                </m:sSubPr>
+                <m:e>
+                  <m:r>
+                    <m:rPr>
+                      <m:sty m:val="bi"/>
+                    </m:rPr>
+                    <w:rPr>
+                      <w:rFonts w:ascii="Cambria Math" w:eastAsia="B Yekan" w:hAnsi="Cambria Math"/>
+                      <w:sz w:val="28"/>
+                      <w:lang w:bidi="fa-IR"/>
+                    </w:rPr>
+                    <m:t>T</m:t>
+                  </m:r>
+                </m:e>
+                <m:sub>
+                  <m:r>
+                    <m:rPr>
+                      <m:sty m:val="bi"/>
+                    </m:rPr>
+                    <w:rPr>
+                      <w:rFonts w:ascii="Cambria Math" w:eastAsia="B Yekan" w:hAnsi="Cambria Math"/>
+                      <w:sz w:val="28"/>
+                      <w:lang w:bidi="fa-IR"/>
+                    </w:rPr>
+                    <m:t>1</m:t>
+                  </m:r>
+                </m:sub>
+              </m:sSub>
+              <m:r>
+                <m:rPr>
+                  <m:sty m:val="bi"/>
+                </m:rPr>
+                <w:rPr>
+                  <w:rFonts w:ascii="Cambria Math" w:eastAsia="B Yekan" w:hAnsi="Cambria Math"/>
+                  <w:sz w:val="28"/>
+                  <w:lang w:bidi="fa-IR"/>
+                </w:rPr>
+                <m:t>⋅</m:t>
+              </m:r>
+              <m:r>
+                <m:rPr>
+                  <m:sty m:val="bi"/>
+                </m:rPr>
+                <w:rPr>
+                  <w:rFonts w:ascii="Cambria Math" w:eastAsia="B Yekan" w:hAnsi="Cambria Math"/>
+                  <w:sz w:val="28"/>
+                  <w:lang w:bidi="fa-IR"/>
+                </w:rPr>
+                <m:t xml:space="preserve"> F+</m:t>
+              </m:r>
+              <m:sSub>
+                <m:sSubPr>
+                  <m:ctrlPr>
+                    <w:rPr>
+                      <w:rFonts w:ascii="Cambria Math" w:eastAsia="B Yekan" w:hAnsi="Cambria Math"/>
+                      <w:b/>
+                      <w:i/>
+                      <w:sz w:val="28"/>
+                      <w:lang w:bidi="fa-IR"/>
+                    </w:rPr>
+                  </m:ctrlPr>
+                </m:sSubPr>
+                <m:e>
+                  <m:r>
+                    <m:rPr>
+                      <m:sty m:val="bi"/>
+                    </m:rPr>
+                    <w:rPr>
+                      <w:rFonts w:ascii="Cambria Math" w:eastAsia="B Yekan" w:hAnsi="Cambria Math"/>
+                      <w:sz w:val="28"/>
+                      <w:lang w:bidi="fa-IR"/>
+                    </w:rPr>
+                    <m:t>S</m:t>
+                  </m:r>
+                </m:e>
+                <m:sub>
+                  <m:r>
+                    <m:rPr>
+                      <m:sty m:val="bi"/>
+                    </m:rPr>
+                    <w:rPr>
+                      <w:rFonts w:ascii="Cambria Math" w:eastAsia="B Yekan" w:hAnsi="Cambria Math"/>
+                      <w:sz w:val="28"/>
+                      <w:lang w:bidi="fa-IR"/>
+                    </w:rPr>
+                    <m:t>2</m:t>
+                  </m:r>
+                </m:sub>
+              </m:sSub>
+              <m:r>
+                <m:rPr>
+                  <m:sty m:val="bi"/>
+                </m:rPr>
+                <w:rPr>
+                  <w:rFonts w:ascii="Cambria Math" w:eastAsia="B Yekan" w:hAnsi="Cambria Math"/>
+                  <w:sz w:val="28"/>
+                  <w:lang w:bidi="fa-IR"/>
+                </w:rPr>
+                <m:t>⋅</m:t>
+              </m:r>
+              <m:r>
+                <m:rPr>
+                  <m:sty m:val="bi"/>
+                </m:rPr>
+                <w:rPr>
+                  <w:rFonts w:ascii="Cambria Math" w:eastAsia="B Yekan" w:hAnsi="Cambria Math"/>
+                  <w:sz w:val="28"/>
+                  <w:lang w:bidi="fa-IR"/>
+                </w:rPr>
+                <m:t xml:space="preserve"> </m:t>
+              </m:r>
+              <m:sSubSup>
+                <m:sSubSupPr>
+                  <m:ctrlPr>
+                    <w:rPr>
+                      <w:rFonts w:ascii="Cambria Math" w:eastAsia="B Yekan" w:hAnsi="Cambria Math"/>
+                      <w:b/>
+                      <w:i/>
+                      <w:sz w:val="28"/>
+                      <w:lang w:bidi="fa-IR"/>
+                    </w:rPr>
+                  </m:ctrlPr>
+                </m:sSubSupPr>
+                <m:e>
+                  <m:r>
+                    <m:rPr>
+                      <m:sty m:val="bi"/>
+                    </m:rPr>
+                    <w:rPr>
+                      <w:rFonts w:ascii="Cambria Math" w:eastAsia="B Yekan" w:hAnsi="Cambria Math"/>
+                      <w:sz w:val="28"/>
+                      <w:lang w:bidi="fa-IR"/>
+                    </w:rPr>
+                    <m:t>T</m:t>
+                  </m:r>
+                </m:e>
+                <m:sub>
+                  <m:r>
+                    <m:rPr>
+                      <m:sty m:val="bi"/>
+                    </m:rPr>
+                    <w:rPr>
+                      <w:rFonts w:ascii="Cambria Math" w:eastAsia="B Yekan" w:hAnsi="Cambria Math"/>
+                      <w:sz w:val="28"/>
+                      <w:lang w:bidi="fa-IR"/>
+                    </w:rPr>
+                    <m:t>2</m:t>
+                  </m:r>
+                </m:sub>
+                <m:sup>
+                  <m:r>
+                    <m:rPr>
+                      <m:sty m:val="bi"/>
+                    </m:rPr>
+                    <w:rPr>
+                      <w:rFonts w:ascii="Cambria Math" w:eastAsia="B Yekan" w:hAnsi="Cambria Math"/>
+                      <w:sz w:val="28"/>
+                      <w:lang w:bidi="fa-IR"/>
+                    </w:rPr>
+                    <m:t>'</m:t>
+                  </m:r>
+                </m:sup>
+              </m:sSubSup>
+              <m:r>
+                <m:rPr>
+                  <m:sty m:val="bi"/>
+                </m:rPr>
+                <w:rPr>
+                  <w:rFonts w:ascii="Cambria Math" w:eastAsia="B Yekan" w:hAnsi="Cambria Math"/>
+                  <w:sz w:val="28"/>
+                  <w:lang w:bidi="fa-IR"/>
+                </w:rPr>
+                <m:t xml:space="preserve"> </m:t>
+              </m:r>
+            </m:e>
+          </m:d>
+          <m:r>
+            <m:rPr>
+              <m:sty m:val="bi"/>
+            </m:rPr>
+            <w:rPr>
+              <w:rFonts w:ascii="Cambria Math" w:eastAsia="B Yekan" w:hAnsi="Cambria Math"/>
+              <w:sz w:val="28"/>
+              <w:lang w:bidi="fa-IR"/>
+            </w:rPr>
+            <m:t>+</m:t>
+          </m:r>
+        </m:oMath>
+      </m:oMathPara>
+    </w:p>
+    <w:p>
+      <w:pPr>
+        <w:bidi/>
+        <w:jc w:val="right"/>
+        <w:rPr>
+          <w:rFonts w:asciiTheme="minorHAnsi" w:eastAsia="B Yekan" w:hAnsiTheme="minorHAnsi"/>
+          <w:b/>
+          <w:sz w:val="28"/>
+          <w:lang w:bidi="fa-IR"/>
+        </w:rPr>
+      </w:pPr>
+      <m:oMathPara>
+        <m:oMathParaPr>
+          <m:jc m:val="left"/>
+        </m:oMathParaPr>
+        <m:oMath>
+          <m:r>
+            <m:rPr>
+              <m:sty m:val="bi"/>
+            </m:rPr>
+            <w:rPr>
+              <w:rFonts w:ascii="Cambria Math" w:eastAsia="B Yekan" w:hAnsi="Cambria Math"/>
+              <w:sz w:val="28"/>
+              <w:lang w:bidi="fa-IR"/>
+            </w:rPr>
+            <m:t>(</m:t>
+          </m:r>
+          <m:sSub>
+            <m:sSubPr>
+              <m:ctrlPr>
+                <w:rPr>
+                  <w:rFonts w:ascii="Cambria Math" w:eastAsia="B Yekan" w:hAnsi="Cambria Math"/>
+                  <w:b/>
+                  <w:i/>
+                  <w:sz w:val="28"/>
+                  <w:lang w:bidi="fa-IR"/>
+                </w:rPr>
+              </m:ctrlPr>
+            </m:sSubPr>
+            <m:e>
+              <m:r>
+                <m:rPr>
+                  <m:sty m:val="bi"/>
+                </m:rPr>
+                <w:rPr>
+                  <w:rFonts w:ascii="Cambria Math" w:eastAsia="B Yekan" w:hAnsi="Cambria Math"/>
+                  <w:sz w:val="28"/>
+                  <w:lang w:bidi="fa-IR"/>
+                </w:rPr>
+                <m:t>S</m:t>
+              </m:r>
+            </m:e>
+            <m:sub>
+              <m:r>
+                <m:rPr>
+                  <m:sty m:val="bi"/>
+                </m:rPr>
+                <w:rPr>
+                  <w:rFonts w:ascii="Cambria Math" w:eastAsia="B Yekan" w:hAnsi="Cambria Math"/>
+                  <w:sz w:val="28"/>
+                  <w:lang w:bidi="fa-IR"/>
+                </w:rPr>
+                <m:t>1</m:t>
+              </m:r>
+            </m:sub>
+          </m:sSub>
+          <m:r>
+            <m:rPr>
+              <m:sty m:val="bi"/>
+            </m:rPr>
+            <w:rPr>
+              <w:rFonts w:ascii="Cambria Math" w:eastAsia="B Yekan" w:hAnsi="Cambria Math"/>
+              <w:sz w:val="28"/>
+              <w:lang w:bidi="fa-IR"/>
+            </w:rPr>
+            <m:t>⋅</m:t>
+          </m:r>
+          <m:r>
+            <m:rPr>
+              <m:sty m:val="bi"/>
+            </m:rPr>
+            <w:rPr>
+              <w:rFonts w:ascii="Cambria Math" w:eastAsia="B Yekan" w:hAnsi="Cambria Math"/>
+              <w:sz w:val="28"/>
+              <w:lang w:bidi="fa-IR"/>
+            </w:rPr>
+            <m:t xml:space="preserve"> </m:t>
+          </m:r>
+          <m:sSub>
+            <m:sSubPr>
+              <m:ctrlPr>
+                <w:rPr>
+                  <w:rFonts w:ascii="Cambria Math" w:eastAsia="B Yekan" w:hAnsi="Cambria Math"/>
+                  <w:b/>
+                  <w:i/>
+                  <w:sz w:val="28"/>
+                  <w:lang w:bidi="fa-IR"/>
+                </w:rPr>
+              </m:ctrlPr>
+            </m:sSubPr>
+            <m:e>
+              <m:r>
+                <m:rPr>
+                  <m:sty m:val="bi"/>
+                </m:rPr>
+                <w:rPr>
+                  <w:rFonts w:ascii="Cambria Math" w:eastAsia="B Yekan" w:hAnsi="Cambria Math"/>
+                  <w:sz w:val="28"/>
+                  <w:lang w:bidi="fa-IR"/>
+                </w:rPr>
+                <m:t>T</m:t>
+              </m:r>
+            </m:e>
+            <m:sub>
+              <m:r>
+                <m:rPr>
+                  <m:sty m:val="bi"/>
+                </m:rPr>
+                <w:rPr>
+                  <w:rFonts w:ascii="Cambria Math" w:eastAsia="B Yekan" w:hAnsi="Cambria Math"/>
+                  <w:sz w:val="28"/>
+                  <w:lang w:bidi="fa-IR"/>
+                </w:rPr>
+                <m:t>1</m:t>
+              </m:r>
+            </m:sub>
+          </m:sSub>
+          <m:r>
+            <m:rPr>
+              <m:sty m:val="bi"/>
+            </m:rPr>
+            <w:rPr>
+              <w:rFonts w:ascii="Cambria Math" w:eastAsia="B Yekan" w:hAnsi="Cambria Math"/>
+              <w:sz w:val="28"/>
+              <w:lang w:bidi="fa-IR"/>
+            </w:rPr>
+            <m:t>⋅</m:t>
+          </m:r>
+          <m:r>
+            <m:rPr>
+              <m:sty m:val="bi"/>
+            </m:rPr>
+            <w:rPr>
+              <w:rFonts w:ascii="Cambria Math" w:eastAsia="B Yekan" w:hAnsi="Cambria Math"/>
+              <w:sz w:val="28"/>
+              <w:lang w:bidi="fa-IR"/>
+            </w:rPr>
+            <m:t xml:space="preserve"> </m:t>
+          </m:r>
+          <m:sSup>
+            <m:sSupPr>
+              <m:ctrlPr>
+                <w:rPr>
+                  <w:rFonts w:ascii="Cambria Math" w:eastAsia="B Yekan" w:hAnsi="Cambria Math"/>
+                  <w:b/>
+                  <w:i/>
+                  <w:sz w:val="28"/>
+                  <w:lang w:bidi="fa-IR"/>
+                </w:rPr>
+              </m:ctrlPr>
+            </m:sSupPr>
+            <m:e>
+              <m:r>
+                <m:rPr>
+                  <m:sty m:val="bi"/>
+                </m:rPr>
+                <w:rPr>
+                  <w:rFonts w:ascii="Cambria Math" w:eastAsia="B Yekan" w:hAnsi="Cambria Math"/>
+                  <w:sz w:val="28"/>
+                  <w:lang w:bidi="fa-IR"/>
+                </w:rPr>
+                <m:t>F</m:t>
+              </m:r>
+            </m:e>
+            <m:sup>
+              <m:r>
+                <m:rPr>
+                  <m:sty m:val="bi"/>
+                </m:rPr>
+                <w:rPr>
+                  <w:rFonts w:ascii="Cambria Math" w:eastAsia="B Yekan" w:hAnsi="Cambria Math"/>
+                  <w:sz w:val="28"/>
+                  <w:lang w:bidi="fa-IR"/>
+                </w:rPr>
+                <m:t>'</m:t>
+              </m:r>
+            </m:sup>
+          </m:sSup>
+          <m:r>
+            <m:rPr>
+              <m:sty m:val="bi"/>
+            </m:rPr>
+            <w:rPr>
+              <w:rFonts w:ascii="Cambria Math" w:eastAsia="B Yekan" w:hAnsi="Cambria Math"/>
+              <w:sz w:val="28"/>
+              <w:lang w:bidi="fa-IR"/>
+            </w:rPr>
+            <m:t>+</m:t>
+          </m:r>
+          <m:sSub>
+            <m:sSubPr>
+              <m:ctrlPr>
+                <w:rPr>
+                  <w:rFonts w:ascii="Cambria Math" w:eastAsia="B Yekan" w:hAnsi="Cambria Math"/>
+                  <w:b/>
+                  <w:i/>
+                  <w:sz w:val="28"/>
+                  <w:lang w:bidi="fa-IR"/>
+                </w:rPr>
+              </m:ctrlPr>
+            </m:sSubPr>
+            <m:e>
+              <m:r>
+                <m:rPr>
+                  <m:sty m:val="bi"/>
+                </m:rPr>
+                <w:rPr>
+                  <w:rFonts w:ascii="Cambria Math" w:eastAsia="B Yekan" w:hAnsi="Cambria Math"/>
+                  <w:sz w:val="28"/>
+                  <w:lang w:bidi="fa-IR"/>
+                </w:rPr>
+                <m:t>S</m:t>
+              </m:r>
+            </m:e>
+            <m:sub>
+              <m:r>
+                <m:rPr>
+                  <m:sty m:val="bi"/>
+                </m:rPr>
+                <w:rPr>
+                  <w:rFonts w:ascii="Cambria Math" w:eastAsia="B Yekan" w:hAnsi="Cambria Math"/>
+                  <w:sz w:val="28"/>
+                  <w:lang w:bidi="fa-IR"/>
+                </w:rPr>
+                <m:t>2</m:t>
+              </m:r>
+            </m:sub>
+          </m:sSub>
+          <m:r>
+            <m:rPr>
+              <m:sty m:val="bi"/>
+            </m:rPr>
+            <w:rPr>
+              <w:rFonts w:ascii="Cambria Math" w:eastAsia="B Yekan" w:hAnsi="Cambria Math"/>
+              <w:sz w:val="28"/>
+              <w:lang w:bidi="fa-IR"/>
+            </w:rPr>
+            <m:t>⋅</m:t>
+          </m:r>
+          <m:r>
+            <m:rPr>
+              <m:sty m:val="bi"/>
+            </m:rPr>
+            <w:rPr>
+              <w:rFonts w:ascii="Cambria Math" w:eastAsia="B Yekan" w:hAnsi="Cambria Math"/>
+              <w:sz w:val="28"/>
+              <w:lang w:bidi="fa-IR"/>
+            </w:rPr>
+            <m:t xml:space="preserve"> </m:t>
+          </m:r>
+          <m:sSub>
+            <m:sSubPr>
+              <m:ctrlPr>
+                <w:rPr>
+                  <w:rFonts w:ascii="Cambria Math" w:eastAsia="B Yekan" w:hAnsi="Cambria Math"/>
+                  <w:b/>
+                  <w:i/>
+                  <w:sz w:val="28"/>
+                  <w:lang w:bidi="fa-IR"/>
+                </w:rPr>
+              </m:ctrlPr>
+            </m:sSubPr>
+            <m:e>
+              <m:r>
+                <m:rPr>
+                  <m:sty m:val="bi"/>
+                </m:rPr>
+                <w:rPr>
+                  <w:rFonts w:ascii="Cambria Math" w:eastAsia="B Yekan" w:hAnsi="Cambria Math"/>
+                  <w:sz w:val="28"/>
+                  <w:lang w:bidi="fa-IR"/>
+                </w:rPr>
+                <m:t>T</m:t>
+              </m:r>
+            </m:e>
+            <m:sub>
+              <m:r>
+                <m:rPr>
+                  <m:sty m:val="bi"/>
+                </m:rPr>
+                <w:rPr>
+                  <w:rFonts w:ascii="Cambria Math" w:eastAsia="B Yekan" w:hAnsi="Cambria Math"/>
+                  <w:sz w:val="28"/>
+                  <w:lang w:bidi="fa-IR"/>
+                </w:rPr>
+                <m:t>2</m:t>
+              </m:r>
+            </m:sub>
+          </m:sSub>
+          <m:r>
+            <m:rPr>
+              <m:sty m:val="bi"/>
+            </m:rPr>
+            <w:rPr>
+              <w:rFonts w:ascii="Cambria Math" w:eastAsia="B Yekan" w:hAnsi="Cambria Math"/>
+              <w:sz w:val="28"/>
+              <w:lang w:bidi="fa-IR"/>
+            </w:rPr>
+            <m:t>+</m:t>
+          </m:r>
+          <m:sSub>
+            <m:sSubPr>
+              <m:ctrlPr>
+                <w:rPr>
+                  <w:rFonts w:ascii="Cambria Math" w:eastAsia="B Yekan" w:hAnsi="Cambria Math"/>
+                  <w:b/>
+                  <w:i/>
+                  <w:sz w:val="28"/>
+                  <w:lang w:bidi="fa-IR"/>
+                </w:rPr>
+              </m:ctrlPr>
+            </m:sSubPr>
+            <m:e>
+              <m:r>
+                <m:rPr>
+                  <m:sty m:val="bi"/>
+                </m:rPr>
+                <w:rPr>
+                  <w:rFonts w:ascii="Cambria Math" w:eastAsia="B Yekan" w:hAnsi="Cambria Math"/>
+                  <w:sz w:val="28"/>
+                  <w:lang w:bidi="fa-IR"/>
+                </w:rPr>
+                <m:t>S</m:t>
+              </m:r>
+            </m:e>
+            <m:sub>
+              <m:r>
+                <m:rPr>
+                  <m:sty m:val="bi"/>
+                </m:rPr>
+                <w:rPr>
+                  <w:rFonts w:ascii="Cambria Math" w:eastAsia="B Yekan" w:hAnsi="Cambria Math"/>
+                  <w:sz w:val="28"/>
+                  <w:lang w:bidi="fa-IR"/>
+                </w:rPr>
+                <m:t>3</m:t>
+              </m:r>
+            </m:sub>
+          </m:sSub>
+          <m:r>
+            <m:rPr>
+              <m:sty m:val="bi"/>
+            </m:rPr>
+            <w:rPr>
+              <w:rFonts w:ascii="Cambria Math" w:eastAsia="B Yekan" w:hAnsi="Cambria Math"/>
+              <w:sz w:val="28"/>
+              <w:lang w:bidi="fa-IR"/>
+            </w:rPr>
+            <m:t>⋅</m:t>
+          </m:r>
+          <m:r>
+            <m:rPr>
+              <m:sty m:val="bi"/>
+            </m:rPr>
+            <w:rPr>
+              <w:rFonts w:ascii="Cambria Math" w:eastAsia="B Yekan" w:hAnsi="Cambria Math"/>
+              <w:sz w:val="28"/>
+              <w:lang w:bidi="fa-IR"/>
+            </w:rPr>
+            <m:t xml:space="preserve"> </m:t>
+          </m:r>
+          <m:sSubSup>
+            <m:sSubSupPr>
+              <m:ctrlPr>
+                <w:rPr>
+                  <w:rFonts w:ascii="Cambria Math" w:eastAsia="B Yekan" w:hAnsi="Cambria Math"/>
+                  <w:b/>
+                  <w:i/>
+                  <w:sz w:val="28"/>
+                  <w:lang w:bidi="fa-IR"/>
+                </w:rPr>
+              </m:ctrlPr>
+            </m:sSubSupPr>
+            <m:e>
+              <m:r>
+                <m:rPr>
+                  <m:sty m:val="bi"/>
+                </m:rPr>
+                <w:rPr>
+                  <w:rFonts w:ascii="Cambria Math" w:eastAsia="B Yekan" w:hAnsi="Cambria Math"/>
+                  <w:sz w:val="28"/>
+                  <w:lang w:bidi="fa-IR"/>
+                </w:rPr>
+                <m:t>T</m:t>
+              </m:r>
+            </m:e>
+            <m:sub>
+              <m:r>
+                <m:rPr>
+                  <m:sty m:val="bi"/>
+                </m:rPr>
+                <w:rPr>
+                  <w:rFonts w:ascii="Cambria Math" w:eastAsia="B Yekan" w:hAnsi="Cambria Math"/>
+                  <w:sz w:val="28"/>
+                  <w:lang w:bidi="fa-IR"/>
+                </w:rPr>
+                <m:t>3</m:t>
+              </m:r>
+            </m:sub>
+            <m:sup>
+              <m:r>
+                <m:rPr>
+                  <m:sty m:val="bi"/>
+                </m:rPr>
+                <w:rPr>
+                  <w:rFonts w:ascii="Cambria Math" w:eastAsia="B Yekan" w:hAnsi="Cambria Math"/>
+                  <w:sz w:val="28"/>
+                  <w:lang w:bidi="fa-IR"/>
+                </w:rPr>
+                <m:t>'</m:t>
+              </m:r>
+            </m:sup>
+          </m:sSubSup>
+          <m:r>
+            <m:rPr>
+              <m:sty m:val="bi"/>
+            </m:rPr>
+            <w:rPr>
+              <w:rFonts w:ascii="Cambria Math" w:eastAsia="B Yekan" w:hAnsi="Cambria Math"/>
+              <w:sz w:val="28"/>
+              <w:lang w:bidi="fa-IR"/>
+            </w:rPr>
+            <m:t>)+(</m:t>
+          </m:r>
+          <m:sSub>
+            <m:sSubPr>
+              <m:ctrlPr>
+                <w:rPr>
+                  <w:rFonts w:ascii="Cambria Math" w:eastAsia="B Yekan" w:hAnsi="Cambria Math"/>
+                  <w:b/>
+                  <w:i/>
+                  <w:sz w:val="28"/>
+                  <w:lang w:bidi="fa-IR"/>
+                </w:rPr>
+              </m:ctrlPr>
+            </m:sSubPr>
+            <m:e>
+              <m:r>
+                <m:rPr>
+                  <m:sty m:val="bi"/>
+                </m:rPr>
+                <w:rPr>
+                  <w:rFonts w:ascii="Cambria Math" w:eastAsia="B Yekan" w:hAnsi="Cambria Math"/>
+                  <w:sz w:val="28"/>
+                  <w:lang w:bidi="fa-IR"/>
+                </w:rPr>
+                <m:t>S</m:t>
+              </m:r>
+            </m:e>
+            <m:sub>
+              <m:r>
+                <m:rPr>
+                  <m:sty m:val="bi"/>
+                </m:rPr>
+                <w:rPr>
+                  <w:rFonts w:ascii="Cambria Math" w:eastAsia="B Yekan" w:hAnsi="Cambria Math"/>
+                  <w:sz w:val="28"/>
+                  <w:lang w:bidi="fa-IR"/>
+                </w:rPr>
+                <m:t>5</m:t>
+              </m:r>
+            </m:sub>
+          </m:sSub>
+          <m:r>
+            <m:rPr>
+              <m:sty m:val="bi"/>
+            </m:rPr>
+            <w:rPr>
+              <w:rFonts w:ascii="Cambria Math" w:eastAsia="B Yekan" w:hAnsi="Cambria Math"/>
+              <w:sz w:val="28"/>
+              <w:lang w:bidi="fa-IR"/>
+            </w:rPr>
+            <m:t>⋅</m:t>
+          </m:r>
+          <m:r>
+            <m:rPr>
+              <m:sty m:val="bi"/>
+            </m:rPr>
+            <w:rPr>
+              <w:rFonts w:ascii="Cambria Math" w:eastAsia="B Yekan" w:hAnsi="Cambria Math"/>
+              <w:sz w:val="28"/>
+              <w:lang w:bidi="fa-IR"/>
+            </w:rPr>
+            <m:t xml:space="preserve"> </m:t>
+          </m:r>
+          <m:sSub>
+            <m:sSubPr>
+              <m:ctrlPr>
+                <w:rPr>
+                  <w:rFonts w:ascii="Cambria Math" w:eastAsia="B Yekan" w:hAnsi="Cambria Math"/>
+                  <w:b/>
+                  <w:i/>
+                  <w:sz w:val="28"/>
+                  <w:lang w:bidi="fa-IR"/>
+                </w:rPr>
+              </m:ctrlPr>
+            </m:sSubPr>
+            <m:e>
+              <m:r>
+                <m:rPr>
+                  <m:sty m:val="bi"/>
+                </m:rPr>
+                <w:rPr>
+                  <w:rFonts w:ascii="Cambria Math" w:eastAsia="B Yekan" w:hAnsi="Cambria Math"/>
+                  <w:sz w:val="28"/>
+                  <w:lang w:bidi="fa-IR"/>
+                </w:rPr>
+                <m:t>T</m:t>
+              </m:r>
+            </m:e>
+            <m:sub>
+              <m:r>
+                <m:rPr>
+                  <m:sty m:val="bi"/>
+                </m:rPr>
+                <w:rPr>
+                  <w:rFonts w:ascii="Cambria Math" w:eastAsia="B Yekan" w:hAnsi="Cambria Math"/>
+                  <w:sz w:val="28"/>
+                  <w:lang w:bidi="fa-IR"/>
+                </w:rPr>
+                <m:t>5</m:t>
+              </m:r>
+            </m:sub>
+          </m:sSub>
+          <m:r>
+            <m:rPr>
+              <m:sty m:val="bi"/>
+            </m:rPr>
+            <w:rPr>
+              <w:rFonts w:ascii="Cambria Math" w:eastAsia="B Yekan" w:hAnsi="Cambria Math"/>
+              <w:sz w:val="28"/>
+              <w:lang w:bidi="fa-IR"/>
+            </w:rPr>
+            <m:t>+</m:t>
+          </m:r>
+          <m:sSub>
+            <m:sSubPr>
+              <m:ctrlPr>
+                <w:rPr>
+                  <w:rFonts w:ascii="Cambria Math" w:eastAsia="B Yekan" w:hAnsi="Cambria Math"/>
+                  <w:b/>
+                  <w:i/>
+                  <w:sz w:val="28"/>
+                  <w:lang w:bidi="fa-IR"/>
+                </w:rPr>
+              </m:ctrlPr>
+            </m:sSubPr>
+            <m:e>
+              <m:r>
+                <m:rPr>
+                  <m:sty m:val="bi"/>
+                </m:rPr>
+                <w:rPr>
+                  <w:rFonts w:ascii="Cambria Math" w:eastAsia="B Yekan" w:hAnsi="Cambria Math"/>
+                  <w:sz w:val="28"/>
+                  <w:lang w:bidi="fa-IR"/>
+                </w:rPr>
+                <m:t>S</m:t>
+              </m:r>
+            </m:e>
+            <m:sub>
+              <m:r>
+                <m:rPr>
+                  <m:sty m:val="bi"/>
+                </m:rPr>
+                <w:rPr>
+                  <w:rFonts w:ascii="Cambria Math" w:eastAsia="B Yekan" w:hAnsi="Cambria Math"/>
+                  <w:sz w:val="28"/>
+                  <w:lang w:bidi="fa-IR"/>
+                </w:rPr>
+                <m:t>6</m:t>
+              </m:r>
+            </m:sub>
+          </m:sSub>
+          <m:r>
+            <m:rPr>
+              <m:sty m:val="bi"/>
+            </m:rPr>
+            <w:rPr>
+              <w:rFonts w:ascii="Cambria Math" w:eastAsia="B Yekan" w:hAnsi="Cambria Math"/>
+              <w:sz w:val="28"/>
+              <w:lang w:bidi="fa-IR"/>
+            </w:rPr>
+            <m:t>⋅</m:t>
+          </m:r>
+          <m:r>
+            <m:rPr>
+              <m:sty m:val="bi"/>
+            </m:rPr>
+            <w:rPr>
+              <w:rFonts w:ascii="Cambria Math" w:eastAsia="B Yekan" w:hAnsi="Cambria Math"/>
+              <w:sz w:val="28"/>
+              <w:lang w:bidi="fa-IR"/>
+            </w:rPr>
+            <m:t xml:space="preserve"> RESET')</m:t>
+          </m:r>
+        </m:oMath>
+      </m:oMathPara>
+    </w:p>
+    <w:p>
+      <w:pPr>
+        <w:bidi/>
+        <w:jc w:val="right"/>
+        <w:rPr>
+          <w:rFonts w:asciiTheme="minorHAnsi" w:eastAsia="B Yekan" w:hAnsiTheme="minorHAnsi" w:hint="cs"/>
+          <w:b/>
+          <w:sz w:val="28"/>
+          <w:lang w:bidi="fa-IR"/>
+        </w:rPr>
+      </w:pPr>
+      <m:oMathPara>
+        <m:oMathParaPr>
+          <m:jc m:val="left"/>
+        </m:oMathParaPr>
+        <m:oMath>
+          <m:sSub>
+            <m:sSubPr>
+              <m:ctrlPr>
+                <w:rPr>
+                  <w:rFonts w:ascii="Cambria Math" w:eastAsia="B Yekan" w:hAnsi="Cambria Math"/>
+                  <w:b/>
+                  <w:i/>
+                  <w:sz w:val="28"/>
+                  <w:lang w:bidi="fa-IR"/>
+                </w:rPr>
+              </m:ctrlPr>
+            </m:sSubPr>
+            <m:e>
+              <m:r>
+                <m:rPr>
+                  <m:sty m:val="bi"/>
+                </m:rPr>
+                <w:rPr>
+                  <w:rFonts w:ascii="Cambria Math" w:eastAsia="B Yekan" w:hAnsi="Cambria Math"/>
+                  <w:sz w:val="28"/>
+                  <w:lang w:bidi="fa-IR"/>
+                </w:rPr>
+                <m:t>D</m:t>
+              </m:r>
+            </m:e>
+            <m:sub>
+              <m:r>
+                <m:rPr>
+                  <m:sty m:val="bi"/>
+                </m:rPr>
+                <w:rPr>
+                  <w:rFonts w:ascii="Cambria Math" w:eastAsia="B Yekan" w:hAnsi="Cambria Math"/>
+                  <w:sz w:val="28"/>
+                  <w:lang w:bidi="fa-IR"/>
+                </w:rPr>
+                <m:t>2</m:t>
+              </m:r>
+            </m:sub>
+          </m:sSub>
+          <m:r>
+            <m:rPr>
+              <m:sty m:val="bi"/>
+            </m:rPr>
+            <w:rPr>
+              <w:rFonts w:ascii="Cambria Math" w:eastAsia="B Yekan" w:hAnsi="Cambria Math"/>
+              <w:sz w:val="28"/>
+              <w:lang w:bidi="fa-IR"/>
+            </w:rPr>
+            <m:t>=(</m:t>
+          </m:r>
+          <m:sSub>
+            <m:sSubPr>
+              <m:ctrlPr>
+                <w:rPr>
+                  <w:rFonts w:ascii="Cambria Math" w:eastAsia="B Yekan" w:hAnsi="Cambria Math"/>
+                  <w:b/>
+                  <w:i/>
+                  <w:sz w:val="28"/>
+                  <w:lang w:bidi="fa-IR"/>
+                </w:rPr>
+              </m:ctrlPr>
+            </m:sSubPr>
+            <m:e>
+              <m:r>
+                <m:rPr>
+                  <m:sty m:val="bi"/>
+                </m:rPr>
+                <w:rPr>
+                  <w:rFonts w:ascii="Cambria Math" w:eastAsia="B Yekan" w:hAnsi="Cambria Math"/>
+                  <w:sz w:val="28"/>
+                  <w:lang w:bidi="fa-IR"/>
+                </w:rPr>
+                <m:t>S</m:t>
+              </m:r>
+            </m:e>
+            <m:sub>
+              <m:r>
+                <m:rPr>
+                  <m:sty m:val="bi"/>
+                </m:rPr>
+                <w:rPr>
+                  <w:rFonts w:ascii="Cambria Math" w:eastAsia="B Yekan" w:hAnsi="Cambria Math"/>
+                  <w:sz w:val="28"/>
+                  <w:lang w:bidi="fa-IR"/>
+                </w:rPr>
+                <m:t>3</m:t>
+              </m:r>
+            </m:sub>
+          </m:sSub>
+          <m:r>
+            <m:rPr>
+              <m:sty m:val="bi"/>
+            </m:rPr>
+            <w:rPr>
+              <w:rFonts w:ascii="Cambria Math" w:eastAsia="B Yekan" w:hAnsi="Cambria Math"/>
+              <w:sz w:val="28"/>
+              <w:lang w:bidi="fa-IR"/>
+            </w:rPr>
+            <m:t>⋅</m:t>
+          </m:r>
+          <m:r>
+            <m:rPr>
+              <m:sty m:val="bi"/>
+            </m:rPr>
+            <w:rPr>
+              <w:rFonts w:ascii="Cambria Math" w:eastAsia="B Yekan" w:hAnsi="Cambria Math"/>
+              <w:sz w:val="28"/>
+              <w:lang w:bidi="fa-IR"/>
+            </w:rPr>
+            <m:t xml:space="preserve"> </m:t>
+          </m:r>
+          <m:sSub>
+            <m:sSubPr>
+              <m:ctrlPr>
+                <w:rPr>
+                  <w:rFonts w:ascii="Cambria Math" w:eastAsia="B Yekan" w:hAnsi="Cambria Math"/>
+                  <w:b/>
+                  <w:i/>
+                  <w:sz w:val="28"/>
+                  <w:lang w:bidi="fa-IR"/>
+                </w:rPr>
+              </m:ctrlPr>
+            </m:sSubPr>
+            <m:e>
+              <m:r>
+                <m:rPr>
+                  <m:sty m:val="bi"/>
+                </m:rPr>
+                <w:rPr>
+                  <w:rFonts w:ascii="Cambria Math" w:eastAsia="B Yekan" w:hAnsi="Cambria Math"/>
+                  <w:sz w:val="28"/>
+                  <w:lang w:bidi="fa-IR"/>
+                </w:rPr>
+                <m:t>T</m:t>
+              </m:r>
+            </m:e>
+            <m:sub>
+              <m:r>
+                <m:rPr>
+                  <m:sty m:val="bi"/>
+                </m:rPr>
+                <w:rPr>
+                  <w:rFonts w:ascii="Cambria Math" w:eastAsia="B Yekan" w:hAnsi="Cambria Math"/>
+                  <w:sz w:val="28"/>
+                  <w:lang w:bidi="fa-IR"/>
+                </w:rPr>
+                <m:t>3</m:t>
+              </m:r>
+            </m:sub>
+          </m:sSub>
+          <m:r>
+            <m:rPr>
+              <m:sty m:val="bi"/>
+            </m:rPr>
+            <w:rPr>
+              <w:rFonts w:ascii="Cambria Math" w:eastAsia="B Yekan" w:hAnsi="Cambria Math"/>
+              <w:sz w:val="28"/>
+              <w:lang w:bidi="fa-IR"/>
+            </w:rPr>
+            <m:t>+</m:t>
+          </m:r>
+          <m:sSub>
+            <m:sSubPr>
+              <m:ctrlPr>
+                <w:rPr>
+                  <w:rFonts w:ascii="Cambria Math" w:eastAsia="B Yekan" w:hAnsi="Cambria Math"/>
+                  <w:b/>
+                  <w:i/>
+                  <w:sz w:val="28"/>
+                  <w:lang w:bidi="fa-IR"/>
+                </w:rPr>
+              </m:ctrlPr>
+            </m:sSubPr>
+            <m:e>
+              <m:r>
+                <m:rPr>
+                  <m:sty m:val="bi"/>
+                </m:rPr>
+                <w:rPr>
+                  <w:rFonts w:ascii="Cambria Math" w:eastAsia="B Yekan" w:hAnsi="Cambria Math"/>
+                  <w:sz w:val="28"/>
+                  <w:lang w:bidi="fa-IR"/>
+                </w:rPr>
+                <m:t>S</m:t>
+              </m:r>
+            </m:e>
+            <m:sub>
+              <m:r>
+                <m:rPr>
+                  <m:sty m:val="bi"/>
+                </m:rPr>
+                <w:rPr>
+                  <w:rFonts w:ascii="Cambria Math" w:eastAsia="B Yekan" w:hAnsi="Cambria Math"/>
+                  <w:sz w:val="28"/>
+                  <w:lang w:bidi="fa-IR"/>
+                </w:rPr>
+                <m:t>4</m:t>
+              </m:r>
+            </m:sub>
+          </m:sSub>
+          <m:r>
+            <m:rPr>
+              <m:sty m:val="bi"/>
+            </m:rPr>
+            <w:rPr>
+              <w:rFonts w:ascii="Cambria Math" w:eastAsia="B Yekan" w:hAnsi="Cambria Math"/>
+              <w:sz w:val="28"/>
+              <w:lang w:bidi="fa-IR"/>
+            </w:rPr>
+            <m:t>⋅</m:t>
+          </m:r>
+          <m:r>
+            <m:rPr>
+              <m:sty m:val="bi"/>
+            </m:rPr>
+            <w:rPr>
+              <w:rFonts w:ascii="Cambria Math" w:eastAsia="B Yekan" w:hAnsi="Cambria Math"/>
+              <w:sz w:val="28"/>
+              <w:lang w:bidi="fa-IR"/>
+            </w:rPr>
+            <m:t xml:space="preserve"> </m:t>
+          </m:r>
+          <m:sSubSup>
+            <m:sSubSupPr>
+              <m:ctrlPr>
+                <w:rPr>
+                  <w:rFonts w:ascii="Cambria Math" w:eastAsia="B Yekan" w:hAnsi="Cambria Math"/>
+                  <w:b/>
+                  <w:i/>
+                  <w:sz w:val="28"/>
+                  <w:lang w:bidi="fa-IR"/>
+                </w:rPr>
+              </m:ctrlPr>
+            </m:sSubSupPr>
+            <m:e>
+              <m:r>
+                <m:rPr>
+                  <m:sty m:val="bi"/>
+                </m:rPr>
+                <w:rPr>
+                  <w:rFonts w:ascii="Cambria Math" w:eastAsia="B Yekan" w:hAnsi="Cambria Math"/>
+                  <w:sz w:val="28"/>
+                  <w:lang w:bidi="fa-IR"/>
+                </w:rPr>
+                <m:t>T</m:t>
+              </m:r>
+            </m:e>
+            <m:sub>
+              <m:r>
+                <m:rPr>
+                  <m:sty m:val="bi"/>
+                </m:rPr>
+                <w:rPr>
+                  <w:rFonts w:ascii="Cambria Math" w:eastAsia="B Yekan" w:hAnsi="Cambria Math"/>
+                  <w:sz w:val="28"/>
+                  <w:lang w:bidi="fa-IR"/>
+                </w:rPr>
+                <m:t>4</m:t>
+              </m:r>
+            </m:sub>
+            <m:sup>
+              <m:r>
+                <m:rPr>
+                  <m:sty m:val="bi"/>
+                </m:rPr>
+                <w:rPr>
+                  <w:rFonts w:ascii="Cambria Math" w:eastAsia="B Yekan" w:hAnsi="Cambria Math"/>
+                  <w:sz w:val="28"/>
+                  <w:lang w:bidi="fa-IR"/>
+                </w:rPr>
+                <m:t>'</m:t>
+              </m:r>
+            </m:sup>
+          </m:sSubSup>
+          <m:r>
+            <m:rPr>
+              <m:sty m:val="bi"/>
+            </m:rPr>
+            <w:rPr>
+              <w:rFonts w:ascii="Cambria Math" w:eastAsia="B Yekan" w:hAnsi="Cambria Math"/>
+              <w:sz w:val="28"/>
+              <w:lang w:bidi="fa-IR"/>
+            </w:rPr>
+            <m:t>)+(</m:t>
+          </m:r>
+          <m:sSub>
+            <m:sSubPr>
+              <m:ctrlPr>
+                <w:rPr>
+                  <w:rFonts w:ascii="Cambria Math" w:eastAsia="B Yekan" w:hAnsi="Cambria Math"/>
+                  <w:b/>
+                  <w:i/>
+                  <w:sz w:val="28"/>
+                  <w:lang w:bidi="fa-IR"/>
+                </w:rPr>
+              </m:ctrlPr>
+            </m:sSubPr>
+            <m:e>
+              <m:r>
+                <m:rPr>
+                  <m:sty m:val="bi"/>
+                </m:rPr>
+                <w:rPr>
+                  <w:rFonts w:ascii="Cambria Math" w:eastAsia="B Yekan" w:hAnsi="Cambria Math"/>
+                  <w:sz w:val="28"/>
+                  <w:lang w:bidi="fa-IR"/>
+                </w:rPr>
+                <m:t>S</m:t>
+              </m:r>
+            </m:e>
+            <m:sub>
+              <m:r>
+                <m:rPr>
+                  <m:sty m:val="bi"/>
+                </m:rPr>
+                <w:rPr>
+                  <w:rFonts w:ascii="Cambria Math" w:eastAsia="B Yekan" w:hAnsi="Cambria Math"/>
+                  <w:sz w:val="28"/>
+                  <w:lang w:bidi="fa-IR"/>
+                </w:rPr>
+                <m:t>4</m:t>
+              </m:r>
+            </m:sub>
+          </m:sSub>
+          <m:r>
+            <m:rPr>
+              <m:sty m:val="bi"/>
+            </m:rPr>
+            <w:rPr>
+              <w:rFonts w:ascii="Cambria Math" w:eastAsia="B Yekan" w:hAnsi="Cambria Math"/>
+              <w:sz w:val="28"/>
+              <w:lang w:bidi="fa-IR"/>
+            </w:rPr>
+            <m:t>⋅</m:t>
+          </m:r>
+          <m:r>
+            <m:rPr>
+              <m:sty m:val="bi"/>
+            </m:rPr>
+            <w:rPr>
+              <w:rFonts w:ascii="Cambria Math" w:eastAsia="B Yekan" w:hAnsi="Cambria Math"/>
+              <w:sz w:val="28"/>
+              <w:lang w:bidi="fa-IR"/>
+            </w:rPr>
+            <m:t xml:space="preserve"> </m:t>
+          </m:r>
+          <m:sSub>
+            <m:sSubPr>
+              <m:ctrlPr>
+                <w:rPr>
+                  <w:rFonts w:ascii="Cambria Math" w:eastAsia="B Yekan" w:hAnsi="Cambria Math"/>
+                  <w:b/>
+                  <w:i/>
+                  <w:sz w:val="28"/>
+                  <w:lang w:bidi="fa-IR"/>
+                </w:rPr>
+              </m:ctrlPr>
+            </m:sSubPr>
+            <m:e>
+              <m:r>
+                <m:rPr>
+                  <m:sty m:val="bi"/>
+                </m:rPr>
+                <w:rPr>
+                  <w:rFonts w:ascii="Cambria Math" w:eastAsia="B Yekan" w:hAnsi="Cambria Math"/>
+                  <w:sz w:val="28"/>
+                  <w:lang w:bidi="fa-IR"/>
+                </w:rPr>
+                <m:t>T</m:t>
+              </m:r>
+            </m:e>
+            <m:sub>
+              <m:r>
+                <m:rPr>
+                  <m:sty m:val="bi"/>
+                </m:rPr>
+                <w:rPr>
+                  <w:rFonts w:ascii="Cambria Math" w:eastAsia="B Yekan" w:hAnsi="Cambria Math"/>
+                  <w:sz w:val="28"/>
+                  <w:lang w:bidi="fa-IR"/>
+                </w:rPr>
+                <m:t>4</m:t>
+              </m:r>
+            </m:sub>
+          </m:sSub>
+          <m:r>
+            <m:rPr>
+              <m:sty m:val="bi"/>
+            </m:rPr>
+            <w:rPr>
+              <w:rFonts w:ascii="Cambria Math" w:eastAsia="B Yekan" w:hAnsi="Cambria Math"/>
+              <w:sz w:val="28"/>
+              <w:lang w:bidi="fa-IR"/>
+            </w:rPr>
+            <m:t>+</m:t>
+          </m:r>
+          <m:sSub>
+            <m:sSubPr>
+              <m:ctrlPr>
+                <w:rPr>
+                  <w:rFonts w:ascii="Cambria Math" w:eastAsia="B Yekan" w:hAnsi="Cambria Math"/>
+                  <w:b/>
+                  <w:i/>
+                  <w:sz w:val="28"/>
+                  <w:lang w:bidi="fa-IR"/>
+                </w:rPr>
+              </m:ctrlPr>
+            </m:sSubPr>
+            <m:e>
+              <m:r>
+                <m:rPr>
+                  <m:sty m:val="bi"/>
+                </m:rPr>
+                <w:rPr>
+                  <w:rFonts w:ascii="Cambria Math" w:eastAsia="B Yekan" w:hAnsi="Cambria Math"/>
+                  <w:sz w:val="28"/>
+                  <w:lang w:bidi="fa-IR"/>
+                </w:rPr>
+                <m:t>S</m:t>
+              </m:r>
+            </m:e>
+            <m:sub>
+              <m:r>
+                <m:rPr>
+                  <m:sty m:val="bi"/>
+                </m:rPr>
+                <w:rPr>
+                  <w:rFonts w:ascii="Cambria Math" w:eastAsia="B Yekan" w:hAnsi="Cambria Math"/>
+                  <w:sz w:val="28"/>
+                  <w:lang w:bidi="fa-IR"/>
+                </w:rPr>
+                <m:t>5</m:t>
+              </m:r>
+            </m:sub>
+          </m:sSub>
+          <m:r>
+            <m:rPr>
+              <m:sty m:val="bi"/>
+            </m:rPr>
+            <w:rPr>
+              <w:rFonts w:ascii="Cambria Math" w:eastAsia="B Yekan" w:hAnsi="Cambria Math"/>
+              <w:sz w:val="28"/>
+              <w:lang w:bidi="fa-IR"/>
+            </w:rPr>
+            <m:t>⋅</m:t>
+          </m:r>
+          <m:r>
+            <m:rPr>
+              <m:sty m:val="bi"/>
+            </m:rPr>
+            <w:rPr>
+              <w:rFonts w:ascii="Cambria Math" w:eastAsia="B Yekan" w:hAnsi="Cambria Math"/>
+              <w:sz w:val="28"/>
+              <w:lang w:bidi="fa-IR"/>
+            </w:rPr>
+            <m:t xml:space="preserve"> </m:t>
+          </m:r>
+          <m:sSubSup>
+            <m:sSubSupPr>
+              <m:ctrlPr>
+                <w:rPr>
+                  <w:rFonts w:ascii="Cambria Math" w:eastAsia="B Yekan" w:hAnsi="Cambria Math"/>
+                  <w:b/>
+                  <w:i/>
+                  <w:sz w:val="28"/>
+                  <w:lang w:bidi="fa-IR"/>
+                </w:rPr>
+              </m:ctrlPr>
+            </m:sSubSupPr>
+            <m:e>
+              <m:r>
+                <m:rPr>
+                  <m:sty m:val="bi"/>
+                </m:rPr>
+                <w:rPr>
+                  <w:rFonts w:ascii="Cambria Math" w:eastAsia="B Yekan" w:hAnsi="Cambria Math"/>
+                  <w:sz w:val="28"/>
+                  <w:lang w:bidi="fa-IR"/>
+                </w:rPr>
+                <m:t>T</m:t>
+              </m:r>
+            </m:e>
+            <m:sub>
+              <m:r>
+                <m:rPr>
+                  <m:sty m:val="bi"/>
+                </m:rPr>
+                <w:rPr>
+                  <w:rFonts w:ascii="Cambria Math" w:eastAsia="B Yekan" w:hAnsi="Cambria Math"/>
+                  <w:sz w:val="28"/>
+                  <w:lang w:bidi="fa-IR"/>
+                </w:rPr>
+                <m:t>5</m:t>
+              </m:r>
+            </m:sub>
+            <m:sup>
+              <m:r>
+                <m:rPr>
+                  <m:sty m:val="bi"/>
+                </m:rPr>
+                <w:rPr>
+                  <w:rFonts w:ascii="Cambria Math" w:eastAsia="B Yekan" w:hAnsi="Cambria Math"/>
+                  <w:sz w:val="28"/>
+                  <w:lang w:bidi="fa-IR"/>
+                </w:rPr>
+                <m:t>'</m:t>
+              </m:r>
+            </m:sup>
+          </m:sSubSup>
+          <m:r>
+            <m:rPr>
+              <m:sty m:val="bi"/>
+            </m:rPr>
+            <w:rPr>
+              <w:rFonts w:ascii="Cambria Math" w:eastAsia="B Yekan" w:hAnsi="Cambria Math"/>
+              <w:sz w:val="28"/>
+              <w:lang w:bidi="fa-IR"/>
+            </w:rPr>
+            <m:t>)+(</m:t>
+          </m:r>
+          <m:sSub>
+            <m:sSubPr>
+              <m:ctrlPr>
+                <w:rPr>
+                  <w:rFonts w:ascii="Cambria Math" w:eastAsia="B Yekan" w:hAnsi="Cambria Math"/>
+                  <w:b/>
+                  <w:i/>
+                  <w:sz w:val="28"/>
+                  <w:lang w:bidi="fa-IR"/>
+                </w:rPr>
+              </m:ctrlPr>
+            </m:sSubPr>
+            <m:e>
+              <m:r>
+                <m:rPr>
+                  <m:sty m:val="bi"/>
+                </m:rPr>
+                <w:rPr>
+                  <w:rFonts w:ascii="Cambria Math" w:eastAsia="B Yekan" w:hAnsi="Cambria Math"/>
+                  <w:sz w:val="28"/>
+                  <w:lang w:bidi="fa-IR"/>
+                </w:rPr>
+                <m:t>S</m:t>
+              </m:r>
+            </m:e>
+            <m:sub>
+              <m:r>
+                <m:rPr>
+                  <m:sty m:val="bi"/>
+                </m:rPr>
+                <w:rPr>
+                  <w:rFonts w:ascii="Cambria Math" w:eastAsia="B Yekan" w:hAnsi="Cambria Math"/>
+                  <w:sz w:val="28"/>
+                  <w:lang w:bidi="fa-IR"/>
+                </w:rPr>
+                <m:t>5</m:t>
+              </m:r>
+            </m:sub>
+          </m:sSub>
+          <m:r>
+            <m:rPr>
+              <m:sty m:val="bi"/>
+            </m:rPr>
+            <w:rPr>
+              <w:rFonts w:ascii="Cambria Math" w:eastAsia="B Yekan" w:hAnsi="Cambria Math"/>
+              <w:sz w:val="28"/>
+              <w:lang w:bidi="fa-IR"/>
+            </w:rPr>
+            <m:t>⋅</m:t>
+          </m:r>
+          <m:r>
+            <m:rPr>
+              <m:sty m:val="bi"/>
+            </m:rPr>
+            <w:rPr>
+              <w:rFonts w:ascii="Cambria Math" w:eastAsia="B Yekan" w:hAnsi="Cambria Math"/>
+              <w:sz w:val="28"/>
+              <w:lang w:bidi="fa-IR"/>
+            </w:rPr>
+            <m:t xml:space="preserve"> </m:t>
+          </m:r>
+          <m:sSub>
+            <m:sSubPr>
+              <m:ctrlPr>
+                <w:rPr>
+                  <w:rFonts w:ascii="Cambria Math" w:eastAsia="B Yekan" w:hAnsi="Cambria Math"/>
+                  <w:b/>
+                  <w:i/>
+                  <w:sz w:val="28"/>
+                  <w:lang w:bidi="fa-IR"/>
+                </w:rPr>
+              </m:ctrlPr>
+            </m:sSubPr>
+            <m:e>
+              <m:r>
+                <m:rPr>
+                  <m:sty m:val="bi"/>
+                </m:rPr>
+                <w:rPr>
+                  <w:rFonts w:ascii="Cambria Math" w:eastAsia="B Yekan" w:hAnsi="Cambria Math"/>
+                  <w:sz w:val="28"/>
+                  <w:lang w:bidi="fa-IR"/>
+                </w:rPr>
+                <m:t>T</m:t>
+              </m:r>
+            </m:e>
+            <m:sub>
+              <m:r>
+                <m:rPr>
+                  <m:sty m:val="bi"/>
+                </m:rPr>
+                <w:rPr>
+                  <w:rFonts w:ascii="Cambria Math" w:eastAsia="B Yekan" w:hAnsi="Cambria Math"/>
+                  <w:sz w:val="28"/>
+                  <w:lang w:bidi="fa-IR"/>
+                </w:rPr>
+                <m:t>5</m:t>
+              </m:r>
+            </m:sub>
+          </m:sSub>
+          <m:r>
+            <m:rPr>
+              <m:sty m:val="bi"/>
+            </m:rPr>
+            <w:rPr>
+              <w:rFonts w:ascii="Cambria Math" w:eastAsia="B Yekan" w:hAnsi="Cambria Math"/>
+              <w:sz w:val="28"/>
+              <w:lang w:bidi="fa-IR"/>
+            </w:rPr>
+            <m:t>+</m:t>
+          </m:r>
+          <m:sSub>
+            <m:sSubPr>
+              <m:ctrlPr>
+                <w:rPr>
+                  <w:rFonts w:ascii="Cambria Math" w:eastAsia="B Yekan" w:hAnsi="Cambria Math"/>
+                  <w:b/>
+                  <w:i/>
+                  <w:sz w:val="28"/>
+                  <w:lang w:bidi="fa-IR"/>
+                </w:rPr>
+              </m:ctrlPr>
+            </m:sSubPr>
+            <m:e>
+              <m:r>
+                <m:rPr>
+                  <m:sty m:val="bi"/>
+                </m:rPr>
+                <w:rPr>
+                  <w:rFonts w:ascii="Cambria Math" w:eastAsia="B Yekan" w:hAnsi="Cambria Math"/>
+                  <w:sz w:val="28"/>
+                  <w:lang w:bidi="fa-IR"/>
+                </w:rPr>
+                <m:t>S</m:t>
+              </m:r>
+            </m:e>
+            <m:sub>
+              <m:r>
+                <m:rPr>
+                  <m:sty m:val="bi"/>
+                </m:rPr>
+                <w:rPr>
+                  <w:rFonts w:ascii="Cambria Math" w:eastAsia="B Yekan" w:hAnsi="Cambria Math"/>
+                  <w:sz w:val="28"/>
+                  <w:lang w:bidi="fa-IR"/>
+                </w:rPr>
+                <m:t>6</m:t>
+              </m:r>
+            </m:sub>
+          </m:sSub>
+          <m:r>
+            <m:rPr>
+              <m:sty m:val="bi"/>
+            </m:rPr>
+            <w:rPr>
+              <w:rFonts w:ascii="Cambria Math" w:eastAsia="B Yekan" w:hAnsi="Cambria Math"/>
+              <w:sz w:val="28"/>
+              <w:lang w:bidi="fa-IR"/>
+            </w:rPr>
+            <m:t>⋅</m:t>
+          </m:r>
+          <m:r>
+            <m:rPr>
+              <m:sty m:val="bi"/>
+            </m:rPr>
+            <w:rPr>
+              <w:rFonts w:ascii="Cambria Math" w:eastAsia="B Yekan" w:hAnsi="Cambria Math"/>
+              <w:sz w:val="28"/>
+              <w:lang w:bidi="fa-IR"/>
+            </w:rPr>
+            <m:t xml:space="preserve"> RESET')</m:t>
+          </m:r>
+        </m:oMath>
+      </m:oMathPara>
+    </w:p>
+    <w:p>
+      <w:pPr>
+        <w:bidi/>
+        <w:rPr>
+          <w:rFonts w:asciiTheme="minorHAnsi" w:eastAsia="B Yekan" w:hAnsiTheme="minorHAnsi"/>
+          <w:b/>
+          <w:sz w:val="28"/>
+          <w:lang w:bidi="fa-IR"/>
+        </w:rPr>
+      </w:pPr>
+    </w:p>
+    <w:p>
+      <w:pPr>
+        <w:bidi/>
+        <w:rPr>
+          <w:rFonts w:asciiTheme="minorHAnsi" w:eastAsia="B Yekan" w:hAnsiTheme="minorHAnsi"/>
+          <w:b/>
+          <w:sz w:val="28"/>
+          <w:rtl/>
+          <w:lang w:bidi="fa-IR"/>
+        </w:rPr>
+      </w:pPr>
+      <w:r>
+        <w:rPr>
+          <w:rFonts w:asciiTheme="minorHAnsi" w:eastAsia="B Yekan" w:hAnsiTheme="minorHAnsi" w:hint="cs"/>
+          <w:b/>
+          <w:sz w:val="28"/>
+          <w:rtl/>
+          <w:lang w:bidi="fa-IR"/>
+        </w:rPr>
+        <w:t>بخش بعدی بررسی شروط زمانی است.</w:t>
+      </w:r>
+      <w:r>
+        <w:rPr>
+          <w:rFonts w:asciiTheme="minorHAnsi" w:eastAsia="B Yekan" w:hAnsiTheme="minorHAnsi" w:hint="cs"/>
+          <w:b/>
+          <w:sz w:val="28"/>
+          <w:rtl/>
+          <w:lang w:bidi="fa-IR"/>
+        </w:rPr>
+        <w:t xml:space="preserve"> برای بررسی شروط زمانی در این مدار از شمارنده </w:t>
+      </w:r>
+      <w:r>
+        <w:rPr>
+          <w:rFonts w:asciiTheme="minorHAnsi" w:eastAsia="B Yekan" w:hAnsiTheme="minorHAnsi"/>
+          <w:b/>
+          <w:sz w:val="28"/>
+          <w:lang w:bidi="fa-IR"/>
+        </w:rPr>
+        <w:t>74ls161</w:t>
+      </w:r>
+      <w:r>
+        <w:rPr>
+          <w:rFonts w:asciiTheme="minorHAnsi" w:eastAsia="B Yekan" w:hAnsiTheme="minorHAnsi" w:hint="cs"/>
+          <w:b/>
+          <w:sz w:val="28"/>
+          <w:rtl/>
+          <w:lang w:bidi="fa-IR"/>
+        </w:rPr>
+        <w:t xml:space="preserve"> استفاده شده است. ورودی ساعت این شمارنده به ساعت اصلی متصل است و همچنین تمام پایه های ورودی آن به زمین متصل هستند تا در صورت تغییر حالت به حالتی جدید ، شمارنده به حالت شروع خود باز گردد .</w:t>
+      </w:r>
+    </w:p>
+    <w:p>
+      <w:pPr>
+        <w:bidi/>
+        <w:rPr>
+          <w:rFonts w:asciiTheme="minorHAnsi" w:eastAsia="B Yekan" w:hAnsiTheme="minorHAnsi"/>
+          <w:b/>
+          <w:sz w:val="28"/>
+          <w:rtl/>
+          <w:lang w:bidi="fa-IR"/>
+        </w:rPr>
+      </w:pPr>
+      <w:r>
+        <w:rPr>
+          <w:rFonts w:asciiTheme="minorHAnsi" w:eastAsia="B Yekan" w:hAnsiTheme="minorHAnsi" w:hint="cs"/>
+          <w:b/>
+          <w:sz w:val="28"/>
+          <w:rtl/>
+          <w:lang w:bidi="fa-IR"/>
+        </w:rPr>
+        <w:t>نحوه بازگشت (</w:t>
+      </w:r>
+      <w:r>
+        <w:rPr>
+          <w:rFonts w:asciiTheme="minorHAnsi" w:eastAsia="B Yekan" w:hAnsiTheme="minorHAnsi"/>
+          <w:b/>
+          <w:sz w:val="28"/>
+          <w:lang w:bidi="fa-IR"/>
+        </w:rPr>
+        <w:t>reset</w:t>
+      </w:r>
+      <w:r>
+        <w:rPr>
+          <w:rFonts w:asciiTheme="minorHAnsi" w:eastAsia="B Yekan" w:hAnsiTheme="minorHAnsi" w:hint="cs"/>
+          <w:b/>
+          <w:sz w:val="28"/>
+          <w:rtl/>
+          <w:lang w:bidi="fa-IR"/>
+        </w:rPr>
+        <w:t>) در این شمارنده بدین گونه است :</w:t>
+      </w:r>
+    </w:p>
+    <w:p>
+      <w:pPr>
+        <w:bidi/>
+        <w:rPr>
+          <w:rFonts w:asciiTheme="minorHAnsi" w:eastAsia="B Yekan" w:hAnsiTheme="minorHAnsi"/>
+          <w:b/>
+          <w:sz w:val="28"/>
+          <w:lang w:bidi="fa-IR"/>
+        </w:rPr>
+      </w:pPr>
+      <w:r>
+        <w:rPr>
+          <w:rFonts w:asciiTheme="minorHAnsi" w:eastAsia="B Yekan" w:hAnsiTheme="minorHAnsi" w:hint="cs"/>
+          <w:b/>
+          <w:sz w:val="28"/>
+          <w:rtl/>
+          <w:lang w:bidi="fa-IR"/>
+        </w:rPr>
+        <w:lastRenderedPageBreak/>
+        <w:t xml:space="preserve">ابتدا حالاتی که باید در آنها این شمارنده به حالت اول بازگردد را پیدا می کنیم (برای مثال هنگام گذر از </w:t>
+      </w:r>
+      <w:r>
+        <w:rPr>
+          <w:rFonts w:asciiTheme="minorHAnsi" w:eastAsia="B Yekan" w:hAnsiTheme="minorHAnsi"/>
+          <w:b/>
+          <w:sz w:val="28"/>
+          <w:lang w:bidi="fa-IR"/>
+        </w:rPr>
+        <w:t>S1</w:t>
+      </w:r>
+      <w:r>
+        <w:rPr>
+          <w:rFonts w:asciiTheme="minorHAnsi" w:eastAsia="B Yekan" w:hAnsiTheme="minorHAnsi" w:hint="cs"/>
+          <w:b/>
+          <w:sz w:val="28"/>
+          <w:rtl/>
+          <w:lang w:bidi="fa-IR"/>
+        </w:rPr>
+        <w:t xml:space="preserve"> به هر حالتی باید شمارنده از ابتدا شروع کند) پس از به دست آوردن معادله همه این حالات همه را با هم جمع می کنیم و در نهایت معادله نهایی را با استفاده از گیت </w:t>
+      </w:r>
+      <w:r>
+        <w:rPr>
+          <w:rFonts w:asciiTheme="minorHAnsi" w:eastAsia="B Yekan" w:hAnsiTheme="minorHAnsi"/>
+          <w:b/>
+          <w:sz w:val="28"/>
+          <w:lang w:bidi="fa-IR"/>
+        </w:rPr>
+        <w:t>Not</w:t>
+      </w:r>
+      <w:r>
+        <w:rPr>
+          <w:rFonts w:asciiTheme="minorHAnsi" w:eastAsia="B Yekan" w:hAnsiTheme="minorHAnsi" w:hint="cs"/>
+          <w:b/>
+          <w:sz w:val="28"/>
+          <w:rtl/>
+          <w:lang w:bidi="fa-IR"/>
+        </w:rPr>
+        <w:t xml:space="preserve"> به پایه بازگذاری شمارنده متصل می کنیم (دلیل استفاده از گیت </w:t>
+      </w:r>
+      <w:r>
+        <w:rPr>
+          <w:rFonts w:asciiTheme="minorHAnsi" w:eastAsia="B Yekan" w:hAnsiTheme="minorHAnsi"/>
+          <w:b/>
+          <w:sz w:val="28"/>
+          <w:lang w:bidi="fa-IR"/>
+        </w:rPr>
+        <w:t>Not</w:t>
+      </w:r>
+      <w:r>
+        <w:rPr>
+          <w:rFonts w:asciiTheme="minorHAnsi" w:eastAsia="B Yekan" w:hAnsiTheme="minorHAnsi" w:hint="cs"/>
+          <w:b/>
+          <w:sz w:val="28"/>
+          <w:rtl/>
+          <w:lang w:bidi="fa-IR"/>
+        </w:rPr>
+        <w:t xml:space="preserve"> این است که ورودی </w:t>
+      </w:r>
+      <w:r>
+        <w:rPr>
+          <w:rFonts w:asciiTheme="minorHAnsi" w:eastAsia="B Yekan" w:hAnsiTheme="minorHAnsi"/>
+          <w:b/>
+          <w:sz w:val="28"/>
+          <w:lang w:bidi="fa-IR"/>
+        </w:rPr>
+        <w:t>load</w:t>
+      </w:r>
+      <w:r>
+        <w:rPr>
+          <w:rFonts w:asciiTheme="minorHAnsi" w:eastAsia="B Yekan" w:hAnsiTheme="minorHAnsi" w:hint="cs"/>
+          <w:b/>
+          <w:sz w:val="28"/>
+          <w:rtl/>
+          <w:lang w:bidi="fa-IR"/>
+        </w:rPr>
+        <w:t xml:space="preserve"> در این شمارنده فعال پایین است.)</w:t>
+      </w:r>
+    </w:p>
+    <w:p>
+      <w:pPr>
+        <w:bidi/>
+        <w:rPr>
+          <w:rFonts w:asciiTheme="minorHAnsi" w:eastAsia="B Yekan" w:hAnsiTheme="minorHAnsi"/>
+          <w:b/>
+          <w:sz w:val="28"/>
+          <w:rtl/>
+          <w:lang w:bidi="fa-IR"/>
+        </w:rPr>
+      </w:pPr>
+      <w:r>
+        <w:rPr>
+          <w:rFonts w:asciiTheme="minorHAnsi" w:eastAsia="B Yekan" w:hAnsiTheme="minorHAnsi" w:hint="cs"/>
+          <w:b/>
+          <w:sz w:val="28"/>
+          <w:rtl/>
+          <w:lang w:bidi="fa-IR"/>
+        </w:rPr>
+        <w:t>همچنین در سمت راست این شمارنده 2 الگو تشخیص داده شده : الگوی عدد 2 و الگوی عدد 3 .</w:t>
+      </w:r>
+    </w:p>
+    <w:p>
+      <w:pPr>
+        <w:bidi/>
+        <w:rPr>
+          <w:rFonts w:asciiTheme="minorHAnsi" w:eastAsia="B Yekan" w:hAnsiTheme="minorHAnsi" w:hint="cs"/>
+          <w:b/>
+          <w:sz w:val="28"/>
+          <w:rtl/>
+          <w:lang w:bidi="fa-IR"/>
+        </w:rPr>
+      </w:pPr>
+      <w:r>
+        <w:rPr>
+          <w:rFonts w:asciiTheme="minorHAnsi" w:eastAsia="B Yekan" w:hAnsiTheme="minorHAnsi" w:hint="cs"/>
+          <w:b/>
+          <w:sz w:val="28"/>
+          <w:rtl/>
+          <w:lang w:bidi="fa-IR"/>
+        </w:rPr>
+        <w:t>سپس از این الگو ها هر جایی که باید شرط تاخیر دو پالسی یا سه پالسی بررسی می شده استفاده شده است.</w:t>
+      </w:r>
+    </w:p>
+    <w:p>
+      <w:pPr>
+        <w:bidi/>
+        <w:rPr>
+          <w:rFonts w:asciiTheme="minorHAnsi" w:eastAsia="B Yekan" w:hAnsiTheme="minorHAnsi"/>
+          <w:b/>
+          <w:sz w:val="28"/>
+          <w:rtl/>
+          <w:lang w:bidi="fa-IR"/>
+        </w:rPr>
+      </w:pPr>
+      <w:r>
+        <w:rPr>
+          <w:rFonts w:asciiTheme="minorHAnsi" w:eastAsia="B Yekan" w:hAnsiTheme="minorHAnsi" w:hint="cs"/>
+          <w:b/>
+          <w:sz w:val="28"/>
+          <w:rtl/>
+          <w:lang w:bidi="fa-IR"/>
+        </w:rPr>
+        <w:t>با استفاده از این روش هر بار که نیاز باشد شمارنده از ابتدا شروع کند ورودی بارگذاری آن مقدار 1 به خود می گیرد و شمارنده ناچار است ورودی های خود را بارگذاری کند و از آنجایی که تمام ورودی ها به زمین متصل هستند پس مقدار صفر بارگذاری خواهد شد.</w:t>
+      </w:r>
+    </w:p>
+    <w:p>
+      <w:pPr>
+        <w:bidi/>
+        <w:rPr>
+          <w:rFonts w:asciiTheme="minorHAnsi" w:eastAsia="B Yekan" w:hAnsiTheme="minorHAnsi"/>
+          <w:b/>
+          <w:sz w:val="28"/>
+          <w:lang w:bidi="fa-IR"/>
+        </w:rPr>
+      </w:pPr>
+      <m:oMathPara>
+        <m:oMathParaPr>
+          <m:jc m:val="left"/>
+        </m:oMathParaPr>
+        <m:oMath>
+          <m:r>
+            <m:rPr>
+              <m:sty m:val="bi"/>
+            </m:rPr>
+            <w:rPr>
+              <w:rFonts w:ascii="Cambria Math" w:eastAsia="B Yekan" w:hAnsi="Cambria Math"/>
+              <w:sz w:val="28"/>
+              <w:lang w:bidi="fa-IR"/>
+            </w:rPr>
+            <m:t>Clea</m:t>
+          </m:r>
+          <m:sSub>
+            <m:sSubPr>
+              <m:ctrlPr>
+                <w:rPr>
+                  <w:rFonts w:ascii="Cambria Math" w:eastAsia="B Yekan" w:hAnsi="Cambria Math"/>
+                  <w:b/>
+                  <w:i/>
+                  <w:sz w:val="28"/>
+                  <w:lang w:bidi="fa-IR"/>
+                </w:rPr>
+              </m:ctrlPr>
+            </m:sSubPr>
+            <m:e>
+              <m:r>
+                <m:rPr>
+                  <m:sty m:val="bi"/>
+                </m:rPr>
+                <w:rPr>
+                  <w:rFonts w:ascii="Cambria Math" w:eastAsia="B Yekan" w:hAnsi="Cambria Math"/>
+                  <w:sz w:val="28"/>
+                  <w:lang w:bidi="fa-IR"/>
+                </w:rPr>
+                <m:t>r</m:t>
+              </m:r>
+            </m:e>
+            <m:sub>
+              <m:r>
+                <m:rPr>
+                  <m:sty m:val="bi"/>
+                </m:rPr>
+                <w:rPr>
+                  <w:rFonts w:ascii="Cambria Math" w:eastAsia="B Yekan" w:hAnsi="Cambria Math"/>
+                  <w:sz w:val="28"/>
+                  <w:lang w:bidi="fa-IR"/>
+                </w:rPr>
+                <m:t>Tim</m:t>
+              </m:r>
+              <m:r>
+                <m:rPr>
+                  <m:sty m:val="bi"/>
+                </m:rPr>
+                <w:rPr>
+                  <w:rFonts w:ascii="Cambria Math" w:eastAsia="B Yekan" w:hAnsi="Cambria Math"/>
+                  <w:sz w:val="28"/>
+                  <w:lang w:bidi="fa-IR"/>
+                </w:rPr>
+                <m:t>e</m:t>
+              </m:r>
+            </m:sub>
+          </m:sSub>
+        </m:oMath>
+      </m:oMathPara>
+    </w:p>
+    <w:p>
+      <w:pPr>
+        <w:bidi/>
+        <w:rPr>
+          <w:rFonts w:asciiTheme="minorHAnsi" w:eastAsia="B Yekan" w:hAnsiTheme="minorHAnsi"/>
+          <w:b/>
+          <w:sz w:val="28"/>
+          <w:rtl/>
+          <w:lang w:bidi="fa-IR"/>
+        </w:rPr>
+      </w:pPr>
+      <m:oMathPara>
+        <m:oMathParaPr>
+          <m:jc m:val="left"/>
+        </m:oMathParaPr>
+        <m:oMath>
+          <m:r>
+            <m:rPr>
+              <m:sty m:val="bi"/>
+            </m:rPr>
+            <w:rPr>
+              <w:rFonts w:ascii="Cambria Math" w:eastAsia="B Yekan" w:hAnsi="Cambria Math"/>
+              <w:sz w:val="28"/>
+              <w:lang w:bidi="fa-IR"/>
+            </w:rPr>
+            <m:t>=(</m:t>
+          </m:r>
+          <m:sSub>
+            <m:sSubPr>
+              <m:ctrlPr>
+                <w:rPr>
+                  <w:rFonts w:ascii="Cambria Math" w:eastAsia="B Yekan" w:hAnsi="Cambria Math"/>
+                  <w:b/>
+                  <w:i/>
+                  <w:sz w:val="28"/>
+                  <w:lang w:bidi="fa-IR"/>
+                </w:rPr>
+              </m:ctrlPr>
+            </m:sSubPr>
+            <m:e>
+              <m:r>
+                <m:rPr>
+                  <m:sty m:val="bi"/>
+                </m:rPr>
+                <w:rPr>
+                  <w:rFonts w:ascii="Cambria Math" w:eastAsia="B Yekan" w:hAnsi="Cambria Math"/>
+                  <w:sz w:val="28"/>
+                  <w:lang w:bidi="fa-IR"/>
+                </w:rPr>
+                <m:t>S</m:t>
+              </m:r>
+            </m:e>
+            <m:sub>
+              <m:r>
+                <m:rPr>
+                  <m:sty m:val="bi"/>
+                </m:rPr>
+                <w:rPr>
+                  <w:rFonts w:ascii="Cambria Math" w:eastAsia="B Yekan" w:hAnsi="Cambria Math"/>
+                  <w:sz w:val="28"/>
+                  <w:lang w:bidi="fa-IR"/>
+                </w:rPr>
+                <m:t>1</m:t>
+              </m:r>
+            </m:sub>
+          </m:sSub>
+          <m:r>
+            <m:rPr>
+              <m:sty m:val="bi"/>
+            </m:rPr>
+            <w:rPr>
+              <w:rFonts w:ascii="Cambria Math" w:eastAsia="B Yekan" w:hAnsi="Cambria Math"/>
+              <w:sz w:val="28"/>
+              <w:lang w:bidi="fa-IR"/>
+            </w:rPr>
+            <m:t>⋅</m:t>
+          </m:r>
+          <m:r>
+            <m:rPr>
+              <m:sty m:val="bi"/>
+            </m:rPr>
+            <w:rPr>
+              <w:rFonts w:ascii="Cambria Math" w:eastAsia="B Yekan" w:hAnsi="Cambria Math"/>
+              <w:sz w:val="28"/>
+              <w:lang w:bidi="fa-IR"/>
+            </w:rPr>
+            <m:t xml:space="preserve"> </m:t>
+          </m:r>
+          <m:sSub>
+            <m:sSubPr>
+              <m:ctrlPr>
+                <w:rPr>
+                  <w:rFonts w:ascii="Cambria Math" w:eastAsia="B Yekan" w:hAnsi="Cambria Math"/>
+                  <w:b/>
+                  <w:i/>
+                  <w:sz w:val="28"/>
+                  <w:lang w:bidi="fa-IR"/>
+                </w:rPr>
+              </m:ctrlPr>
+            </m:sSubPr>
+            <m:e>
+              <m:r>
+                <m:rPr>
+                  <m:sty m:val="bi"/>
+                </m:rPr>
+                <w:rPr>
+                  <w:rFonts w:ascii="Cambria Math" w:eastAsia="B Yekan" w:hAnsi="Cambria Math"/>
+                  <w:sz w:val="28"/>
+                  <w:lang w:bidi="fa-IR"/>
+                </w:rPr>
+                <m:t>T</m:t>
+              </m:r>
+            </m:e>
+            <m:sub>
+              <m:r>
+                <m:rPr>
+                  <m:sty m:val="bi"/>
+                </m:rPr>
+                <w:rPr>
+                  <w:rFonts w:ascii="Cambria Math" w:eastAsia="B Yekan" w:hAnsi="Cambria Math"/>
+                  <w:sz w:val="28"/>
+                  <w:lang w:bidi="fa-IR"/>
+                </w:rPr>
+                <m:t>TWO</m:t>
+              </m:r>
+            </m:sub>
+          </m:sSub>
+          <m:r>
+            <m:rPr>
+              <m:sty m:val="bi"/>
+            </m:rPr>
+            <w:rPr>
+              <w:rFonts w:ascii="Cambria Math" w:eastAsia="B Yekan" w:hAnsi="Cambria Math"/>
+              <w:sz w:val="28"/>
+              <w:lang w:bidi="fa-IR"/>
+            </w:rPr>
+            <m:t>)+(</m:t>
+          </m:r>
+          <m:sSub>
+            <m:sSubPr>
+              <m:ctrlPr>
+                <w:rPr>
+                  <w:rFonts w:ascii="Cambria Math" w:eastAsia="B Yekan" w:hAnsi="Cambria Math"/>
+                  <w:b/>
+                  <w:i/>
+                  <w:sz w:val="28"/>
+                  <w:lang w:bidi="fa-IR"/>
+                </w:rPr>
+              </m:ctrlPr>
+            </m:sSubPr>
+            <m:e>
+              <m:r>
+                <m:rPr>
+                  <m:sty m:val="bi"/>
+                </m:rPr>
+                <w:rPr>
+                  <w:rFonts w:ascii="Cambria Math" w:eastAsia="B Yekan" w:hAnsi="Cambria Math"/>
+                  <w:sz w:val="28"/>
+                  <w:lang w:bidi="fa-IR"/>
+                </w:rPr>
+                <m:t>S</m:t>
+              </m:r>
+            </m:e>
+            <m:sub>
+              <m:r>
+                <m:rPr>
+                  <m:sty m:val="bi"/>
+                </m:rPr>
+                <w:rPr>
+                  <w:rFonts w:ascii="Cambria Math" w:eastAsia="B Yekan" w:hAnsi="Cambria Math"/>
+                  <w:sz w:val="28"/>
+                  <w:lang w:bidi="fa-IR"/>
+                </w:rPr>
+                <m:t>2</m:t>
+              </m:r>
+            </m:sub>
+          </m:sSub>
+          <m:r>
+            <m:rPr>
+              <m:sty m:val="bi"/>
+            </m:rPr>
+            <w:rPr>
+              <w:rFonts w:ascii="Cambria Math" w:eastAsia="B Yekan" w:hAnsi="Cambria Math"/>
+              <w:sz w:val="28"/>
+              <w:lang w:bidi="fa-IR"/>
+            </w:rPr>
+            <m:t>⋅</m:t>
+          </m:r>
+          <m:r>
+            <m:rPr>
+              <m:sty m:val="bi"/>
+            </m:rPr>
+            <w:rPr>
+              <w:rFonts w:ascii="Cambria Math" w:eastAsia="B Yekan" w:hAnsi="Cambria Math"/>
+              <w:sz w:val="28"/>
+              <w:lang w:bidi="fa-IR"/>
+            </w:rPr>
+            <m:t xml:space="preserve"> </m:t>
+          </m:r>
+          <m:sSub>
+            <m:sSubPr>
+              <m:ctrlPr>
+                <w:rPr>
+                  <w:rFonts w:ascii="Cambria Math" w:eastAsia="B Yekan" w:hAnsi="Cambria Math"/>
+                  <w:b/>
+                  <w:i/>
+                  <w:sz w:val="28"/>
+                  <w:lang w:bidi="fa-IR"/>
+                </w:rPr>
+              </m:ctrlPr>
+            </m:sSubPr>
+            <m:e>
+              <m:r>
+                <m:rPr>
+                  <m:sty m:val="bi"/>
+                </m:rPr>
+                <w:rPr>
+                  <w:rFonts w:ascii="Cambria Math" w:eastAsia="B Yekan" w:hAnsi="Cambria Math"/>
+                  <w:sz w:val="28"/>
+                  <w:lang w:bidi="fa-IR"/>
+                </w:rPr>
+                <m:t>T</m:t>
+              </m:r>
+            </m:e>
+            <m:sub>
+              <m:r>
+                <m:rPr>
+                  <m:sty m:val="bi"/>
+                </m:rPr>
+                <w:rPr>
+                  <w:rFonts w:ascii="Cambria Math" w:eastAsia="B Yekan" w:hAnsi="Cambria Math"/>
+                  <w:sz w:val="28"/>
+                  <w:lang w:bidi="fa-IR"/>
+                </w:rPr>
+                <m:t>THREE</m:t>
+              </m:r>
+            </m:sub>
+          </m:sSub>
+          <m:r>
+            <m:rPr>
+              <m:sty m:val="bi"/>
+            </m:rPr>
+            <w:rPr>
+              <w:rFonts w:ascii="Cambria Math" w:eastAsia="B Yekan" w:hAnsi="Cambria Math"/>
+              <w:sz w:val="28"/>
+              <w:lang w:bidi="fa-IR"/>
+            </w:rPr>
+            <m:t>)+(</m:t>
+          </m:r>
+          <m:sSub>
+            <m:sSubPr>
+              <m:ctrlPr>
+                <w:rPr>
+                  <w:rFonts w:ascii="Cambria Math" w:eastAsia="B Yekan" w:hAnsi="Cambria Math"/>
+                  <w:b/>
+                  <w:i/>
+                  <w:sz w:val="28"/>
+                  <w:lang w:bidi="fa-IR"/>
+                </w:rPr>
+              </m:ctrlPr>
+            </m:sSubPr>
+            <m:e>
+              <m:r>
+                <m:rPr>
+                  <m:sty m:val="bi"/>
+                </m:rPr>
+                <w:rPr>
+                  <w:rFonts w:ascii="Cambria Math" w:eastAsia="B Yekan" w:hAnsi="Cambria Math"/>
+                  <w:sz w:val="28"/>
+                  <w:lang w:bidi="fa-IR"/>
+                </w:rPr>
+                <m:t>S</m:t>
+              </m:r>
+            </m:e>
+            <m:sub>
+              <m:r>
+                <m:rPr>
+                  <m:sty m:val="bi"/>
+                </m:rPr>
+                <w:rPr>
+                  <w:rFonts w:ascii="Cambria Math" w:eastAsia="B Yekan" w:hAnsi="Cambria Math"/>
+                  <w:sz w:val="28"/>
+                  <w:lang w:bidi="fa-IR"/>
+                </w:rPr>
+                <m:t>3</m:t>
+              </m:r>
+            </m:sub>
+          </m:sSub>
+          <m:r>
+            <m:rPr>
+              <m:sty m:val="bi"/>
+            </m:rPr>
+            <w:rPr>
+              <w:rFonts w:ascii="Cambria Math" w:eastAsia="B Yekan" w:hAnsi="Cambria Math"/>
+              <w:sz w:val="28"/>
+              <w:lang w:bidi="fa-IR"/>
+            </w:rPr>
+            <m:t>⋅</m:t>
+          </m:r>
+          <m:r>
+            <m:rPr>
+              <m:sty m:val="bi"/>
+            </m:rPr>
+            <w:rPr>
+              <w:rFonts w:ascii="Cambria Math" w:eastAsia="B Yekan" w:hAnsi="Cambria Math"/>
+              <w:sz w:val="28"/>
+              <w:lang w:bidi="fa-IR"/>
+            </w:rPr>
+            <m:t xml:space="preserve"> </m:t>
+          </m:r>
+          <m:sSub>
+            <m:sSubPr>
+              <m:ctrlPr>
+                <w:rPr>
+                  <w:rFonts w:ascii="Cambria Math" w:eastAsia="B Yekan" w:hAnsi="Cambria Math"/>
+                  <w:b/>
+                  <w:i/>
+                  <w:sz w:val="28"/>
+                  <w:lang w:bidi="fa-IR"/>
+                </w:rPr>
+              </m:ctrlPr>
+            </m:sSubPr>
+            <m:e>
+              <m:r>
+                <m:rPr>
+                  <m:sty m:val="bi"/>
+                </m:rPr>
+                <w:rPr>
+                  <w:rFonts w:ascii="Cambria Math" w:eastAsia="B Yekan" w:hAnsi="Cambria Math"/>
+                  <w:sz w:val="28"/>
+                  <w:lang w:bidi="fa-IR"/>
+                </w:rPr>
+                <m:t>T</m:t>
+              </m:r>
+            </m:e>
+            <m:sub>
+              <m:r>
+                <m:rPr>
+                  <m:sty m:val="bi"/>
+                </m:rPr>
+                <w:rPr>
+                  <w:rFonts w:ascii="Cambria Math" w:eastAsia="B Yekan" w:hAnsi="Cambria Math"/>
+                  <w:sz w:val="28"/>
+                  <w:lang w:bidi="fa-IR"/>
+                </w:rPr>
+                <m:t>THREE</m:t>
+              </m:r>
+            </m:sub>
+          </m:sSub>
+          <m:r>
+            <m:rPr>
+              <m:sty m:val="bi"/>
+            </m:rPr>
+            <w:rPr>
+              <w:rFonts w:ascii="Cambria Math" w:eastAsia="B Yekan" w:hAnsi="Cambria Math"/>
+              <w:sz w:val="28"/>
+              <w:lang w:bidi="fa-IR"/>
+            </w:rPr>
+            <m:t>)+(</m:t>
+          </m:r>
+          <m:sSub>
+            <m:sSubPr>
+              <m:ctrlPr>
+                <w:rPr>
+                  <w:rFonts w:ascii="Cambria Math" w:eastAsia="B Yekan" w:hAnsi="Cambria Math"/>
+                  <w:b/>
+                  <w:i/>
+                  <w:sz w:val="28"/>
+                  <w:lang w:bidi="fa-IR"/>
+                </w:rPr>
+              </m:ctrlPr>
+            </m:sSubPr>
+            <m:e>
+              <m:r>
+                <m:rPr>
+                  <m:sty m:val="bi"/>
+                </m:rPr>
+                <w:rPr>
+                  <w:rFonts w:ascii="Cambria Math" w:eastAsia="B Yekan" w:hAnsi="Cambria Math"/>
+                  <w:sz w:val="28"/>
+                  <w:lang w:bidi="fa-IR"/>
+                </w:rPr>
+                <m:t>S</m:t>
+              </m:r>
+            </m:e>
+            <m:sub>
+              <m:r>
+                <m:rPr>
+                  <m:sty m:val="bi"/>
+                </m:rPr>
+                <w:rPr>
+                  <w:rFonts w:ascii="Cambria Math" w:eastAsia="B Yekan" w:hAnsi="Cambria Math"/>
+                  <w:sz w:val="28"/>
+                  <w:lang w:bidi="fa-IR"/>
+                </w:rPr>
+                <m:t>4</m:t>
+              </m:r>
+            </m:sub>
+          </m:sSub>
+          <m:r>
+            <m:rPr>
+              <m:sty m:val="bi"/>
+            </m:rPr>
+            <w:rPr>
+              <w:rFonts w:ascii="Cambria Math" w:eastAsia="B Yekan" w:hAnsi="Cambria Math"/>
+              <w:sz w:val="28"/>
+              <w:lang w:bidi="fa-IR"/>
+            </w:rPr>
+            <m:t>⋅</m:t>
+          </m:r>
+          <m:r>
+            <m:rPr>
+              <m:sty m:val="bi"/>
+            </m:rPr>
+            <w:rPr>
+              <w:rFonts w:ascii="Cambria Math" w:eastAsia="B Yekan" w:hAnsi="Cambria Math"/>
+              <w:sz w:val="28"/>
+              <w:lang w:bidi="fa-IR"/>
+            </w:rPr>
+            <m:t xml:space="preserve"> </m:t>
+          </m:r>
+          <m:sSub>
+            <m:sSubPr>
+              <m:ctrlPr>
+                <w:rPr>
+                  <w:rFonts w:ascii="Cambria Math" w:eastAsia="B Yekan" w:hAnsi="Cambria Math"/>
+                  <w:b/>
+                  <w:i/>
+                  <w:sz w:val="28"/>
+                  <w:lang w:bidi="fa-IR"/>
+                </w:rPr>
+              </m:ctrlPr>
+            </m:sSubPr>
+            <m:e>
+              <m:r>
+                <m:rPr>
+                  <m:sty m:val="bi"/>
+                </m:rPr>
+                <w:rPr>
+                  <w:rFonts w:ascii="Cambria Math" w:eastAsia="B Yekan" w:hAnsi="Cambria Math"/>
+                  <w:sz w:val="28"/>
+                  <w:lang w:bidi="fa-IR"/>
+                </w:rPr>
+                <m:t>T</m:t>
+              </m:r>
+            </m:e>
+            <m:sub>
+              <m:r>
+                <m:rPr>
+                  <m:sty m:val="bi"/>
+                </m:rPr>
+                <w:rPr>
+                  <w:rFonts w:ascii="Cambria Math" w:eastAsia="B Yekan" w:hAnsi="Cambria Math"/>
+                  <w:sz w:val="28"/>
+                  <w:lang w:bidi="fa-IR"/>
+                </w:rPr>
+                <m:t>TWO</m:t>
+              </m:r>
+            </m:sub>
+          </m:sSub>
+          <m:r>
+            <m:rPr>
+              <m:sty m:val="bi"/>
+            </m:rPr>
+            <w:rPr>
+              <w:rFonts w:ascii="Cambria Math" w:eastAsia="B Yekan" w:hAnsi="Cambria Math"/>
+              <w:sz w:val="28"/>
+              <w:lang w:bidi="fa-IR"/>
+            </w:rPr>
+            <m:t>)</m:t>
+          </m:r>
+          <m:r>
+            <m:rPr>
+              <m:sty m:val="bi"/>
+            </m:rPr>
+            <w:rPr>
+              <w:rFonts w:ascii="Cambria Math" w:eastAsia="B Yekan" w:hAnsi="Cambria Math"/>
+              <w:sz w:val="28"/>
+              <w:lang w:bidi="fa-IR"/>
+            </w:rPr>
+            <m:t>+(</m:t>
+          </m:r>
+          <m:sSub>
+            <m:sSubPr>
+              <m:ctrlPr>
+                <w:rPr>
+                  <w:rFonts w:ascii="Cambria Math" w:eastAsia="B Yekan" w:hAnsi="Cambria Math"/>
+                  <w:b/>
+                  <w:i/>
+                  <w:sz w:val="28"/>
+                  <w:lang w:bidi="fa-IR"/>
+                </w:rPr>
+              </m:ctrlPr>
+            </m:sSubPr>
+            <m:e>
+              <m:r>
+                <m:rPr>
+                  <m:sty m:val="bi"/>
+                </m:rPr>
+                <w:rPr>
+                  <w:rFonts w:ascii="Cambria Math" w:eastAsia="B Yekan" w:hAnsi="Cambria Math"/>
+                  <w:sz w:val="28"/>
+                  <w:lang w:bidi="fa-IR"/>
+                </w:rPr>
+                <m:t>S</m:t>
+              </m:r>
+            </m:e>
+            <m:sub>
+              <m:r>
+                <m:rPr>
+                  <m:sty m:val="bi"/>
+                </m:rPr>
+                <w:rPr>
+                  <w:rFonts w:ascii="Cambria Math" w:eastAsia="B Yekan" w:hAnsi="Cambria Math"/>
+                  <w:sz w:val="28"/>
+                  <w:lang w:bidi="fa-IR"/>
+                </w:rPr>
+                <m:t>5</m:t>
+              </m:r>
+            </m:sub>
+          </m:sSub>
+          <m:r>
+            <m:rPr>
+              <m:sty m:val="bi"/>
+            </m:rPr>
+            <w:rPr>
+              <w:rFonts w:ascii="Cambria Math" w:eastAsia="B Yekan" w:hAnsi="Cambria Math"/>
+              <w:sz w:val="28"/>
+              <w:lang w:bidi="fa-IR"/>
+            </w:rPr>
+            <m:t>⋅</m:t>
+          </m:r>
+          <m:r>
+            <m:rPr>
+              <m:sty m:val="bi"/>
+            </m:rPr>
+            <w:rPr>
+              <w:rFonts w:ascii="Cambria Math" w:eastAsia="B Yekan" w:hAnsi="Cambria Math"/>
+              <w:sz w:val="28"/>
+              <w:lang w:bidi="fa-IR"/>
+            </w:rPr>
+            <m:t xml:space="preserve"> </m:t>
+          </m:r>
+          <m:sSub>
+            <m:sSubPr>
+              <m:ctrlPr>
+                <w:rPr>
+                  <w:rFonts w:ascii="Cambria Math" w:eastAsia="B Yekan" w:hAnsi="Cambria Math"/>
+                  <w:b/>
+                  <w:i/>
+                  <w:sz w:val="28"/>
+                  <w:lang w:bidi="fa-IR"/>
+                </w:rPr>
+              </m:ctrlPr>
+            </m:sSubPr>
+            <m:e>
+              <m:r>
+                <m:rPr>
+                  <m:sty m:val="bi"/>
+                </m:rPr>
+                <w:rPr>
+                  <w:rFonts w:ascii="Cambria Math" w:eastAsia="B Yekan" w:hAnsi="Cambria Math"/>
+                  <w:sz w:val="28"/>
+                  <w:lang w:bidi="fa-IR"/>
+                </w:rPr>
+                <m:t>T</m:t>
+              </m:r>
+            </m:e>
+            <m:sub>
+              <m:r>
+                <m:rPr>
+                  <m:sty m:val="bi"/>
+                </m:rPr>
+                <w:rPr>
+                  <w:rFonts w:ascii="Cambria Math" w:eastAsia="B Yekan" w:hAnsi="Cambria Math"/>
+                  <w:sz w:val="28"/>
+                  <w:lang w:bidi="fa-IR"/>
+                </w:rPr>
+                <m:t>TWO</m:t>
+              </m:r>
+            </m:sub>
+          </m:sSub>
+          <m:r>
+            <m:rPr>
+              <m:sty m:val="bi"/>
+            </m:rPr>
+            <w:rPr>
+              <w:rFonts w:ascii="Cambria Math" w:eastAsia="B Yekan" w:hAnsi="Cambria Math"/>
+              <w:sz w:val="28"/>
+              <w:lang w:bidi="fa-IR"/>
+            </w:rPr>
+            <m:t>)</m:t>
+          </m:r>
+        </m:oMath>
+      </m:oMathPara>
+    </w:p>
+    <w:p>
+      <w:pPr>
+        <w:bidi/>
+        <w:rPr>
+          <w:rFonts w:asciiTheme="minorHAnsi" w:eastAsia="B Yekan" w:hAnsiTheme="minorHAnsi"/>
+          <w:b/>
+          <w:sz w:val="28"/>
+          <w:rtl/>
+          <w:lang w:bidi="fa-IR"/>
+        </w:rPr>
+      </w:pPr>
+      <w:r>
+        <w:rPr>
+          <w:rFonts w:asciiTheme="minorHAnsi" w:eastAsia="B Yekan" w:hAnsiTheme="minorHAnsi" w:hint="cs"/>
+          <w:b/>
+          <w:sz w:val="28"/>
+          <w:rtl/>
+          <w:lang w:bidi="fa-IR"/>
+        </w:rPr>
+        <w:t>شکل نهایی مدار نیز در شکل 2-1 مشخص است :</w:t>
+      </w:r>
+    </w:p>
+    <w:p>
+      <w:pPr>
+        <w:bidi/>
+        <w:rPr>
+          <w:rFonts w:asciiTheme="minorHAnsi" w:eastAsia="B Yekan" w:hAnsiTheme="minorHAnsi" w:hint="cs"/>
+          <w:b/>
+          <w:sz w:val="28"/>
+          <w:lang w:bidi="fa-IR"/>
+        </w:rPr>
+      </w:pPr>
+    </w:p>
+    <w:p>
+      <w:pPr>
+        <w:rPr>
+          <w:rFonts w:ascii="B Yekan" w:eastAsia="B Yekan" w:hAnsi="B Yekan" w:cs="B Yekan"/>
+          <w:b/>
+          <w:sz w:val="28"/>
+          <w:rtl/>
+          <w:lang w:bidi="fa-IR"/>
+        </w:rPr>
+      </w:pPr>
+    </w:p>
+    <w:p>
+      <w:pPr>
+        <w:keepNext/>
+        <w:bidi/>
+        <w:spacing w:before="140" w:after="80" w:line="240" w:lineRule="auto"/>
+        <w:jc w:val="center"/>
+      </w:pPr>
+      <w:r>
+        <w:rPr>
+          <w:rFonts w:ascii="B Yekan" w:eastAsia="B Yekan" w:hAnsi="B Yekan" w:cs="B Yekan"/>
+          <w:b/>
+          <w:sz w:val="28"/>
+          <w:rtl/>
+          <w:lang w:bidi="fa-IR"/>
+        </w:rPr>
+        <w:drawing>
+          <wp:inline distT="0" distB="0" distL="0" distR="0" wp14:anchorId="31677FCC" wp14:editId="5656A423">
+            <wp:extent cx="4419600" cy="3377971"/>
+            <wp:effectExtent l="0" t="0" r="0" b="0"/>
+            <wp:docPr id="1234088648" name="Picture 1"/>
+            <wp:cNvGraphicFramePr>
+              <a:graphicFrameLocks xmlns:a="http://schemas.openxmlformats.org/drawingml/2006/main" noChangeAspect="1"/>
+            </wp:cNvGraphicFramePr>
+            <a:graphic xmlns:a="http://schemas.openxmlformats.org/drawingml/2006/main">
+              <a:graphicData uri="http://schemas.openxmlformats.org/drawingml/2006/picture">
+                <pic:pic xmlns:pic="http://schemas.openxmlformats.org/drawingml/2006/picture">
+                  <pic:nvPicPr>
+                    <pic:cNvPr id="1234088648" name=""/>
+                    <pic:cNvPicPr/>
+                  </pic:nvPicPr>
+                  <pic:blipFill>
+                    <a:blip r:embed="rId10"/>
+                    <a:stretch>
+                      <a:fillRect/>
+                    </a:stretch>
+                  </pic:blipFill>
+                  <pic:spPr>
+                    <a:xfrm>
+                      <a:off x="0" y="0"/>
+                      <a:ext cx="4438932" cy="3392747"/>
+                    </a:xfrm>
+                    <a:prstGeom prst="rect">
+                      <a:avLst/>
+                    </a:prstGeom>
+                  </pic:spPr>
+                </pic:pic>
+              </a:graphicData>
+            </a:graphic>
+          </wp:inline>
+        </w:drawing>
+      </w:r>
+    </w:p>
+    <w:p>
+      <w:pPr>
+        <w:pStyle w:val="Caption"/>
+        <w:bidi/>
+        <w:jc w:val="center"/>
+        <w:rPr>
+          <w:rFonts w:ascii="B Yekan" w:eastAsia="B Yekan" w:hAnsi="B Yekan" w:cs="B Yekan"/>
+          <w:b/>
+          <w:sz w:val="28"/>
+          <w:rtl/>
+          <w:lang w:bidi="fa-IR"/>
+        </w:rPr>
+      </w:pPr>
+      <w:r>
+        <w:rPr>
+          <w:rFonts w:hint="cs"/>
+          <w:rtl/>
+          <w:lang w:bidi="fa-IR"/>
+        </w:rPr>
+        <w:t>شکل 2-1 مدار نهایی تایمر ماشین لباسشویی</w:t>
+      </w:r>
+    </w:p>
+    <w:p>
+      <w:pPr>
+        <w:jc w:val="right"/>
+        <w:rPr>
+          <w:rFonts w:ascii="B Yekan" w:eastAsia="B Yekan" w:hAnsi="B Yekan" w:cs="B Yekan"/>
+          <w:b/>
+          <w:sz w:val="28"/>
+          <w:lang w:bidi="fa-IR"/>
+        </w:rPr>
+      </w:pPr>
+      <w:r>
+        <w:rPr>
+          <w:rFonts w:ascii="B Yekan" w:eastAsia="B Yekan" w:hAnsi="B Yekan" w:cs="B Yekan" w:hint="cs"/>
+          <w:b/>
           <w:sz w:val="28"/>
           <w:szCs w:val="28"/>
           <w:rtl/>
           <w:lang w:bidi="fa-IR"/>
         </w:rPr>
-      </w:pPr>
-      <w:r>
-        <w:rPr>
-          <w:rFonts w:cs="B Yekan" w:hint="cs"/>
+        <w:lastRenderedPageBreak/>
+        <w:t xml:space="preserve">2.2 ساخت </w:t>
+      </w:r>
+      <w:r>
+        <w:rPr>
+          <w:rFonts w:eastAsia="B Nazanin" w:cs="B Yekan"/>
           <w:sz w:val="28"/>
           <w:szCs w:val="28"/>
           <w:rtl/>
           <w:lang w:bidi="fa-IR"/>
         </w:rPr>
-        <w:t>2.اهداف آزمایش:</w:t>
-      </w:r>
+        <w:t>یک کنترل‌کننده دیجیتال برای تلفن عمومی</w:t>
+      </w:r>
+      <w:r>
+        <w:rPr>
+          <w:rFonts w:eastAsia="B Nazanin" w:cs="B Yekan" w:hint="cs"/>
+          <w:sz w:val="28"/>
+          <w:szCs w:val="28"/>
+          <w:rtl/>
+          <w:lang w:bidi="fa-IR"/>
+        </w:rPr>
+        <w:t xml:space="preserve"> :</w:t>
+      </w:r>
+    </w:p>
+    <w:p>
+      <w:pPr>
+        <w:jc w:val="right"/>
+        <w:rPr>
+          <w:rFonts w:ascii="B Yekan" w:eastAsia="B Yekan" w:hAnsi="B Yekan" w:cs="B Yekan"/>
+          <w:b/>
+          <w:sz w:val="28"/>
+          <w:rtl/>
+          <w:lang w:bidi="fa-IR"/>
+        </w:rPr>
+      </w:pPr>
     </w:p>
     <w:p>
       <w:pPr>
         <w:bidi/>
-        <w:rPr>
-          <w:rFonts w:cs="B Yekan"/>
-          <w:sz w:val="28"/>
-          <w:szCs w:val="28"/>
-          <w:rtl/>
-          <w:lang w:bidi="fa-IR"/>
-        </w:rPr>
-      </w:pPr>
-      <w:r>
-        <w:rPr>
-          <w:rFonts w:cs="B Yekan" w:hint="cs"/>
-          <w:sz w:val="28"/>
-          <w:szCs w:val="28"/>
-          <w:rtl/>
-          <w:lang w:bidi="fa-IR"/>
-        </w:rPr>
-        <w:t>3.بررسی و انتخاب روش طراحی:</w:t>
-      </w:r>
-    </w:p>
-    <w:p>
-      <w:pPr>
+        <w:spacing w:before="140" w:after="80" w:line="240" w:lineRule="auto"/>
+        <w:jc w:val="center"/>
+      </w:pPr>
+      <w:r>
+        <w:rPr>
+          <w:rFonts w:ascii="B Yekan" w:eastAsia="B Yekan" w:hAnsi="B Yekan" w:cs="B Yekan"/>
+          <w:b/>
+          <w:sz w:val="28"/>
+          <w:lang w:bidi="fa-IR"/>
+        </w:rPr>
+        <w:t>1</w:t>
+      </w:r>
+      <w:r>
+        <w:rPr>
+          <w:rFonts w:ascii="B Yekan" w:eastAsia="B Yekan" w:hAnsi="B Yekan" w:cs="B Yekan"/>
+          <w:b/>
+          <w:sz w:val="28"/>
+          <w:rtl/>
+          <w:lang w:bidi="fa-IR"/>
+        </w:rPr>
+        <w:t>. نمودار ماشین حالت الگوریتمی و توضیح عملکرد کلی مدار</w:t>
+      </w:r>
+    </w:p>
+    <w:p>
+      <w:pPr>
+        <w:keepNext/>
+        <w:jc w:val="center"/>
+        <w:rPr>
+          <w:rFonts w:asciiTheme="minorHAnsi" w:hAnsiTheme="minorHAnsi"/>
+        </w:rPr>
+      </w:pPr>
+      <w:r>
+        <w:rPr>
+          <w:noProof/>
+        </w:rPr>
+        <w:drawing>
+          <wp:inline distT="0" distB="0" distL="0" distR="0" wp14:anchorId="0C663F0E" wp14:editId="2F0C04EE">
+            <wp:extent cx="5943600" cy="6170295"/>
+            <wp:effectExtent l="0" t="0" r="0" b="1905"/>
+            <wp:docPr id="1021760620" name="Picture 1"/>
+            <wp:cNvGraphicFramePr>
+              <a:graphicFrameLocks xmlns:a="http://schemas.openxmlformats.org/drawingml/2006/main" noChangeAspect="1"/>
+            </wp:cNvGraphicFramePr>
+            <a:graphic xmlns:a="http://schemas.openxmlformats.org/drawingml/2006/main">
+              <a:graphicData uri="http://schemas.openxmlformats.org/drawingml/2006/picture">
+                <pic:pic xmlns:pic="http://schemas.openxmlformats.org/drawingml/2006/picture">
+                  <pic:nvPicPr>
+                    <pic:cNvPr id="1021760620" name=""/>
+                    <pic:cNvPicPr/>
+                  </pic:nvPicPr>
+                  <pic:blipFill>
+                    <a:blip r:embed="rId11"/>
+                    <a:stretch>
+                      <a:fillRect/>
+                    </a:stretch>
+                  </pic:blipFill>
+                  <pic:spPr>
+                    <a:xfrm>
+                      <a:off x="0" y="0"/>
+                      <a:ext cx="5943600" cy="6170295"/>
+                    </a:xfrm>
+                    <a:prstGeom prst="rect">
+                      <a:avLst/>
+                    </a:prstGeom>
+                  </pic:spPr>
+                </pic:pic>
+              </a:graphicData>
+            </a:graphic>
+          </wp:inline>
+        </w:drawing>
+      </w:r>
+    </w:p>
+    <w:p>
+      <w:pPr>
+        <w:keepNext/>
         <w:bidi/>
-        <w:rPr>
-          <w:rFonts w:cs="B Yekan"/>
-          <w:sz w:val="28"/>
-          <w:szCs w:val="28"/>
-          <w:rtl/>
-          <w:lang w:bidi="fa-IR"/>
-        </w:rPr>
-      </w:pPr>
-      <w:r>
-        <w:rPr>
-          <w:rFonts w:cs="B Yekan" w:hint="cs"/>
-          <w:sz w:val="28"/>
-          <w:szCs w:val="28"/>
-          <w:rtl/>
-          <w:lang w:bidi="fa-IR"/>
-        </w:rPr>
-        <w:t>4.بلوک دیاگرام طرح پیشنهادی اولیه:</w:t>
-      </w:r>
+        <w:spacing w:before="60" w:after="120"/>
+        <w:jc w:val="center"/>
+      </w:pPr>
+      <w:proofErr w:type="spellStart"/>
+      <w:r>
+        <w:rPr>
+          <w:rFonts w:eastAsia="B Nazanin"/>
+          <w:i/>
+          <w:sz w:val="21"/>
+        </w:rPr>
+        <w:t>شکل</w:t>
+      </w:r>
+      <w:proofErr w:type="spellEnd"/>
+      <w:r>
+        <w:rPr>
+          <w:rFonts w:eastAsia="B Nazanin"/>
+          <w:i/>
+          <w:sz w:val="21"/>
+        </w:rPr>
+        <w:t xml:space="preserve"> ۱: </w:t>
+      </w:r>
+      <w:proofErr w:type="spellStart"/>
+      <w:r>
+        <w:rPr>
+          <w:rFonts w:eastAsia="B Nazanin"/>
+          <w:i/>
+          <w:sz w:val="21"/>
+        </w:rPr>
+        <w:t>نمودار</w:t>
+      </w:r>
+      <w:proofErr w:type="spellEnd"/>
+      <w:r>
+        <w:rPr>
+          <w:rFonts w:eastAsia="B Nazanin"/>
+          <w:i/>
+          <w:sz w:val="21"/>
+        </w:rPr>
+        <w:t xml:space="preserve"> </w:t>
+      </w:r>
+      <w:proofErr w:type="spellStart"/>
+      <w:r>
+        <w:rPr>
+          <w:rFonts w:eastAsia="B Nazanin"/>
+          <w:i/>
+          <w:sz w:val="21"/>
+        </w:rPr>
+        <w:t>ماشین</w:t>
+      </w:r>
+      <w:proofErr w:type="spellEnd"/>
+      <w:r>
+        <w:rPr>
+          <w:rFonts w:eastAsia="B Nazanin"/>
+          <w:i/>
+          <w:sz w:val="21"/>
+        </w:rPr>
+        <w:t xml:space="preserve"> </w:t>
+      </w:r>
+      <w:proofErr w:type="spellStart"/>
+      <w:r>
+        <w:rPr>
+          <w:rFonts w:eastAsia="B Nazanin"/>
+          <w:i/>
+          <w:sz w:val="21"/>
+        </w:rPr>
+        <w:t>حالت</w:t>
+      </w:r>
+      <w:proofErr w:type="spellEnd"/>
+      <w:r>
+        <w:rPr>
+          <w:rFonts w:eastAsia="B Nazanin"/>
+          <w:i/>
+          <w:sz w:val="21"/>
+        </w:rPr>
+        <w:t xml:space="preserve"> </w:t>
+      </w:r>
+      <w:proofErr w:type="spellStart"/>
+      <w:r>
+        <w:rPr>
+          <w:rFonts w:eastAsia="B Nazanin"/>
+          <w:i/>
+          <w:sz w:val="21"/>
+        </w:rPr>
+        <w:t>الگوریتمی</w:t>
+      </w:r>
+      <w:proofErr w:type="spellEnd"/>
+      <w:r>
+        <w:rPr>
+          <w:rFonts w:eastAsia="B Nazanin"/>
+          <w:i/>
+          <w:sz w:val="21"/>
+        </w:rPr>
+        <w:t xml:space="preserve"> </w:t>
+      </w:r>
+      <w:proofErr w:type="spellStart"/>
+      <w:r>
+        <w:rPr>
+          <w:rFonts w:eastAsia="B Nazanin"/>
+          <w:i/>
+          <w:sz w:val="21"/>
+        </w:rPr>
+        <w:t>صحیح</w:t>
+      </w:r>
+      <w:proofErr w:type="spellEnd"/>
+      <w:r>
+        <w:rPr>
+          <w:rFonts w:eastAsia="B Nazanin"/>
+          <w:i/>
+          <w:sz w:val="21"/>
+        </w:rPr>
+        <w:t xml:space="preserve"> </w:t>
+      </w:r>
+      <w:proofErr w:type="spellStart"/>
+      <w:r>
+        <w:rPr>
+          <w:rFonts w:eastAsia="B Nazanin"/>
+          <w:i/>
+          <w:sz w:val="21"/>
+        </w:rPr>
+        <w:t>کنترل‌کننده</w:t>
+      </w:r>
+      <w:proofErr w:type="spellEnd"/>
+      <w:r>
+        <w:rPr>
+          <w:rFonts w:eastAsia="B Nazanin"/>
+          <w:i/>
+          <w:sz w:val="21"/>
+        </w:rPr>
+        <w:t xml:space="preserve"> </w:t>
+      </w:r>
+      <w:proofErr w:type="spellStart"/>
+      <w:r>
+        <w:rPr>
+          <w:rFonts w:eastAsia="B Nazanin"/>
+          <w:i/>
+          <w:sz w:val="21"/>
+        </w:rPr>
+        <w:t>تلفن</w:t>
+      </w:r>
+      <w:proofErr w:type="spellEnd"/>
+      <w:r>
+        <w:rPr>
+          <w:rFonts w:eastAsia="B Nazanin"/>
+          <w:i/>
+          <w:sz w:val="21"/>
+        </w:rPr>
+        <w:t xml:space="preserve"> </w:t>
+      </w:r>
+      <w:proofErr w:type="spellStart"/>
+      <w:r>
+        <w:rPr>
+          <w:rFonts w:eastAsia="B Nazanin"/>
+          <w:i/>
+          <w:sz w:val="21"/>
+        </w:rPr>
+        <w:t>عمومی</w:t>
+      </w:r>
+      <w:proofErr w:type="spellEnd"/>
     </w:p>
     <w:p>
       <w:pPr>
         <w:bidi/>
-        <w:rPr>
-          <w:rFonts w:cs="B Yekan"/>
-          <w:sz w:val="28"/>
-          <w:szCs w:val="28"/>
-          <w:rtl/>
-          <w:lang w:bidi="fa-IR"/>
-        </w:rPr>
-      </w:pPr>
-      <w:r>
-        <w:rPr>
-          <w:rFonts w:cs="B Yekan" w:hint="cs"/>
-          <w:sz w:val="28"/>
-          <w:szCs w:val="28"/>
-          <w:rtl/>
-          <w:lang w:bidi="fa-IR"/>
-        </w:rPr>
-        <w:t>5.پیاده سازی آزمایش:</w:t>
-      </w:r>
+        <w:spacing w:after="60" w:line="276" w:lineRule="auto"/>
+        <w:ind w:firstLine="312"/>
+        <w:jc w:val="both"/>
+        <w:rPr>
+          <w:rFonts w:eastAsia="B Nazanin"/>
+          <w:lang w:bidi="fa-IR"/>
+        </w:rPr>
+      </w:pPr>
     </w:p>
     <w:p>
       <w:pPr>
         <w:bidi/>
-        <w:rPr>
-          <w:rFonts w:cs="B Yekan"/>
-          <w:rtl/>
-          <w:lang w:bidi="fa-IR"/>
-        </w:rPr>
-      </w:pPr>
-      <w:r>
-        <w:rPr>
-          <w:rFonts w:cs="B Yekan" w:hint="cs"/>
-          <w:sz w:val="28"/>
-          <w:szCs w:val="28"/>
-          <w:rtl/>
-          <w:lang w:bidi="fa-IR"/>
-        </w:rPr>
-        <w:t xml:space="preserve">5-1. </w:t>
-      </w:r>
-      <w:r>
-        <w:rPr>
-          <w:rFonts w:cs="B Yekan" w:hint="cs"/>
-          <w:rtl/>
-          <w:lang w:bidi="fa-IR"/>
-        </w:rPr>
-        <w:t>ساخت</w:t>
-      </w:r>
-      <w:r>
-        <w:rPr>
-          <w:rFonts w:cs="B Yekan" w:hint="cs"/>
-          <w:rtl/>
-          <w:lang w:bidi="fa-IR"/>
-        </w:rPr>
-        <w:t xml:space="preserve"> تایمر ماشین لباسشویی :</w:t>
+        <w:spacing w:after="60" w:line="276" w:lineRule="auto"/>
+        <w:ind w:firstLine="312"/>
+        <w:jc w:val="both"/>
+      </w:pPr>
+      <w:r>
+        <w:rPr>
+          <w:rFonts w:eastAsia="B Nazanin"/>
+          <w:rtl/>
+          <w:lang w:bidi="fa-IR"/>
+        </w:rPr>
+        <w:lastRenderedPageBreak/>
+        <w:t>در شکل ۱، نمودار ماشین حالت الگوریتمی (ASM) مدار تلفن عمومی نشان داده شده است. این نمودار رفتار صحیح مورد انتظار مدار را مستقل از جزئیات سیم‌کشی نمایش می‌دهد و سه حالت اصلی را در نظر می‌گیرد: انتظار، تماس فعال با اعتبار مثبت و مهلت تکمیل اعتبار پس از صفر شدن موجودی. ورودی RESET در تمام حالت‌ها دارای اولویت است و با فعال شدن آن، اعتبار، وضعیت تماس، هشدار و شمارنده‌های زمان‌بندی به حالت اولیه باز می‌گردند.</w:t>
       </w:r>
     </w:p>
     <w:p>
       <w:pPr>
         <w:bidi/>
-        <w:rPr>
-          <w:rFonts w:cs="B Yekan"/>
-          <w:rtl/>
-          <w:lang w:bidi="fa-IR"/>
-        </w:rPr>
-      </w:pPr>
-      <w:r>
-        <w:rPr>
-          <w:rFonts w:cs="B Yekan" w:hint="cs"/>
-          <w:rtl/>
-          <w:lang w:bidi="fa-IR"/>
-        </w:rPr>
-        <w:t>شرح آزمایش :</w:t>
+        <w:spacing w:after="60" w:line="276" w:lineRule="auto"/>
+        <w:ind w:firstLine="312"/>
+        <w:jc w:val="both"/>
+      </w:pPr>
+      <w:r>
+        <w:rPr>
+          <w:rFonts w:eastAsia="B Nazanin"/>
+          <w:rtl/>
+          <w:lang w:bidi="fa-IR"/>
+        </w:rPr>
+        <w:t>مطابق شکل ۱، در حالت انتظار هر پالس COIN یک واحد به اعتبار اضافه می‌کند. اگر START برابر ۱ شود و اعتبار صفر نباشد، تماس برقرار می‌شود و همان لحظه یک واحد از اعتبار کم می‌شود؛ بنابراین شروع تماس منتظر پالس بعدی CLOCK نمی‌ماند. در حالت تماس، فلیپ‌فلاپ تقسیم‌کننده باعث می‌شود کم شدن دوره‌ای اعتبار فقط یک بار در هر دو پالس CLOCK انجام شود. اگر اعتبار به ۰۰ برسد، مدار وارد حالت مهلت تکمیل اعتبار می‌شود؛ CALL همچنان فعال می‌ماند و WARN روشن می‌شود. در این مهلت، افزودن سکه تماس را نجات می‌دهد و مدار به حالت تماس فعال برمی‌گردد؛ در غیر این صورت، پس از سه پالس CLOCK شمارنده مهلت، تماس قطع می‌شود.</w:t>
       </w:r>
     </w:p>
     <w:p>
       <w:pPr>
         <w:bidi/>
-        <w:rPr>
-          <w:rFonts w:cs="B Yekan" w:hint="cs"/>
-          <w:lang w:bidi="fa-IR"/>
-        </w:rPr>
-      </w:pPr>
-    </w:p>
-    <w:p>
-      <w:pPr>
-        <w:rPr>
-          <w:lang w:bidi="fa-IR"/>
-        </w:rPr>
-      </w:pPr>
-    </w:p>
-    <w:p>
-      <w:pPr>
-        <w:rPr>
-          <w:lang w:bidi="fa-IR"/>
-        </w:rPr>
-      </w:pPr>
-      <w:r>
-        <w:rPr>
-          <w:lang w:bidi="fa-IR"/>
-        </w:rPr>
-        <w:br w:type="page"/>
-      </w:r>
-    </w:p>
-    <w:p>
-      <w:pPr>
-        <w:rPr>
-          <w:lang w:bidi="fa-IR"/>
-        </w:rPr>
-      </w:pPr>
-    </w:p>
-    <w:p>
-      <w:pPr>
-        <w:rPr>
-          <w:lang w:bidi="fa-IR"/>
-        </w:rPr>
-      </w:pPr>
-      <w:r>
-        <w:rPr>
-          <w:lang w:bidi="fa-IR"/>
-        </w:rPr>
-        <w:br w:type="page"/>
-      </w:r>
-    </w:p>
-    <w:p>
-      <w:pPr>
-        <w:rPr>
-          <w:lang w:bidi="fa-IR"/>
-        </w:rPr>
-      </w:pPr>
-    </w:p>
-    <w:p>
-      <w:pPr>
-        <w:rPr>
-          <w:lang w:bidi="fa-IR"/>
-        </w:rPr>
-      </w:pPr>
-      <w:r>
-        <w:rPr>
-          <w:lang w:bidi="fa-IR"/>
-        </w:rPr>
-        <w:br w:type="page"/>
-      </w:r>
-    </w:p>
-    <w:p>
-      <w:pPr>
-        <w:rPr>
-          <w:lang w:bidi="fa-IR"/>
-        </w:rPr>
-      </w:pPr>
-    </w:p>
-    <w:p>
-      <w:pPr>
-        <w:rPr>
-          <w:lang w:bidi="fa-IR"/>
-        </w:rPr>
-      </w:pPr>
-      <w:r>
-        <w:rPr>
-          <w:lang w:bidi="fa-IR"/>
-        </w:rPr>
-        <w:br w:type="page"/>
-      </w:r>
-    </w:p>
-    <w:p>
-      <w:pPr>
-        <w:rPr>
-          <w:lang w:bidi="fa-IR"/>
-        </w:rPr>
-      </w:pPr>
-    </w:p>
-    <w:p>
-      <w:pPr>
-        <w:rPr>
-          <w:lang w:bidi="fa-IR"/>
-        </w:rPr>
-      </w:pPr>
-      <w:r>
-        <w:rPr>
-          <w:lang w:bidi="fa-IR"/>
-        </w:rPr>
-        <w:br w:type="page"/>
-      </w:r>
-    </w:p>
-    <w:p>
-      <w:pPr>
-        <w:rPr>
-          <w:lang w:bidi="fa-IR"/>
-        </w:rPr>
-      </w:pPr>
-    </w:p>
-    <w:p>
-      <w:pPr>
-        <w:rPr>
-          <w:lang w:bidi="fa-IR"/>
-        </w:rPr>
-      </w:pPr>
-      <w:r>
-        <w:rPr>
-          <w:lang w:bidi="fa-IR"/>
-        </w:rPr>
-        <w:br w:type="page"/>
-      </w:r>
-    </w:p>
-    <w:p>
-      <w:pPr>
-        <w:rPr>
-          <w:rtl/>
-          <w:lang w:bidi="fa-IR"/>
-        </w:rPr>
-      </w:pPr>
+        <w:spacing w:before="140" w:after="80" w:line="240" w:lineRule="auto"/>
+      </w:pPr>
+      <w:r>
+        <w:rPr>
+          <w:rFonts w:ascii="B Yekan" w:eastAsia="B Yekan" w:hAnsi="B Yekan" w:cs="B Yekan"/>
+          <w:b/>
+          <w:sz w:val="28"/>
+          <w:rtl/>
+          <w:lang w:bidi="fa-IR"/>
+        </w:rPr>
+        <w:t>2. معرفی مدار و هدف آزمایش</w:t>
+      </w:r>
+    </w:p>
+    <w:p>
+      <w:pPr>
+        <w:bidi/>
+        <w:spacing w:after="60" w:line="276" w:lineRule="auto"/>
+        <w:ind w:firstLine="312"/>
+        <w:jc w:val="both"/>
+      </w:pPr>
+      <w:r>
+        <w:rPr>
+          <w:rFonts w:eastAsia="B Nazanin"/>
+          <w:rtl/>
+          <w:lang w:bidi="fa-IR"/>
+        </w:rPr>
+        <w:t>هدف این آزمایش، طراحی و بررسی یک کنترل‌کننده دیجیتال برای تلفن عمومی است که بتواند اعتبار واردشده توسط کاربر را به صورت دهدهی نگهداری و نمایش دهد، با دریافت فرمان شروع تماس هزینه اولیه را بلافاصله کسر کند، در طول تماس بر اساس پالس‌های زمانی از اعتبار بکاهد، در حالت کمبود اعتبار هشدار بدهد و در صورت عدم افزایش اعتبار در یک بازه زمانی مشخص تماس را قطع کند. مدار علاوه بر مسیر داده، دارای منطق کنترلی برای جلوگیری از وابستگی عملکرد COIN به فاز CLOCK و برای نگهداری وضعیت تماس است.</w:t>
+      </w:r>
+    </w:p>
+    <w:p>
+      <w:pPr>
+        <w:bidi/>
+        <w:spacing w:after="60" w:line="276" w:lineRule="auto"/>
+        <w:ind w:firstLine="312"/>
+        <w:jc w:val="both"/>
+      </w:pPr>
+      <w:r>
+        <w:rPr>
+          <w:rFonts w:eastAsia="B Nazanin"/>
+          <w:rtl/>
+          <w:lang w:bidi="fa-IR"/>
+        </w:rPr>
+        <w:t>در پیاده‌سازی شکل ۲، ورودی‌های COIN، CLOCK و RESET به صورت LogicToggle استفاده شده‌اند و نقش پالس را دارند، در حالی که START از نوع LogicState است و می‌تواند برای مدتی در سطح ۰ یا ۱ باقی بماند. بنابراین منطق کنترل باید به گونه‌ای طراحی شود که باقی ماندن START در سطح ۱ باعث چند بار کسر شدن هزینه شروع تماس نشود و پالس COIN نیز در هر دو فاز CLOCK قابل دریافت باشد.</w:t>
+      </w:r>
+    </w:p>
+    <w:p>
+      <w:pPr>
+        <w:jc w:val="center"/>
+      </w:pPr>
+      <w:r>
+        <w:rPr>
+          <w:noProof/>
+        </w:rPr>
+        <w:lastRenderedPageBreak/>
+        <w:drawing>
+          <wp:inline distT="0" distB="0" distL="0" distR="0" wp14:anchorId="42CD3A24" wp14:editId="563C3F75">
+            <wp:extent cx="5852160" cy="3123963"/>
+            <wp:effectExtent l="0" t="0" r="0" b="0"/>
+            <wp:docPr id="1059743666" name="Picture 1059743666"/>
+            <wp:cNvGraphicFramePr>
+              <a:graphicFrameLocks xmlns:a="http://schemas.openxmlformats.org/drawingml/2006/main" noChangeAspect="1"/>
+            </wp:cNvGraphicFramePr>
+            <a:graphic xmlns:a="http://schemas.openxmlformats.org/drawingml/2006/main">
+              <a:graphicData uri="http://schemas.openxmlformats.org/drawingml/2006/picture">
+                <pic:pic xmlns:pic="http://schemas.openxmlformats.org/drawingml/2006/picture">
+                  <pic:nvPicPr>
+                    <pic:cNvPr id="0" name="telephone_circuit_for_report.png"/>
+                    <pic:cNvPicPr/>
+                  </pic:nvPicPr>
+                  <pic:blipFill>
+                    <a:blip r:embed="rId12"/>
+                    <a:stretch>
+                      <a:fillRect/>
+                    </a:stretch>
+                  </pic:blipFill>
+                  <pic:spPr>
+                    <a:xfrm>
+                      <a:off x="0" y="0"/>
+                      <a:ext cx="5852160" cy="3123963"/>
+                    </a:xfrm>
+                    <a:prstGeom prst="rect">
+                      <a:avLst/>
+                    </a:prstGeom>
+                  </pic:spPr>
+                </pic:pic>
+              </a:graphicData>
+            </a:graphic>
+          </wp:inline>
+        </w:drawing>
+      </w:r>
+    </w:p>
+    <w:p>
+      <w:pPr>
+        <w:bidi/>
+        <w:spacing w:before="60" w:after="120"/>
+        <w:jc w:val="center"/>
+      </w:pPr>
+      <w:r>
+        <w:rPr>
+          <w:rFonts w:eastAsia="B Nazanin"/>
+          <w:i/>
+          <w:sz w:val="21"/>
+          <w:rtl/>
+          <w:lang w:bidi="fa-IR"/>
+        </w:rPr>
+        <w:t>شکل ۲: مدار نهایی تلفن عمومی در محیط Proteus</w:t>
+      </w:r>
+    </w:p>
+    <w:p>
+      <w:pPr>
+        <w:bidi/>
+        <w:spacing w:before="140" w:after="80" w:line="240" w:lineRule="auto"/>
+        <w:rPr>
+          <w:rFonts w:ascii="B Yekan" w:eastAsia="B Yekan" w:hAnsi="B Yekan" w:cs="B Yekan"/>
+          <w:b/>
+          <w:sz w:val="26"/>
+          <w:rtl/>
+          <w:lang w:bidi="fa-IR"/>
+        </w:rPr>
+      </w:pPr>
+    </w:p>
+    <w:p>
+      <w:pPr>
+        <w:bidi/>
+        <w:spacing w:before="140" w:after="80" w:line="240" w:lineRule="auto"/>
+        <w:jc w:val="center"/>
+      </w:pPr>
+      <w:r>
+        <w:rPr>
+          <w:rFonts w:ascii="B Yekan" w:eastAsia="B Yekan" w:hAnsi="B Yekan" w:cs="B Yekan"/>
+          <w:b/>
+          <w:sz w:val="28"/>
+          <w:rtl/>
+          <w:lang w:bidi="fa-IR"/>
+        </w:rPr>
+        <w:t>3. شرح عملکرد اجزای مختلف مدار</w:t>
+      </w:r>
+    </w:p>
+    <w:p>
+      <w:pPr>
+        <w:bidi/>
+        <w:spacing w:before="100" w:after="80" w:line="240" w:lineRule="auto"/>
+      </w:pPr>
+      <w:r>
+        <w:rPr>
+          <w:rFonts w:ascii="B Yekan" w:eastAsia="B Yekan" w:hAnsi="B Yekan" w:cs="B Yekan"/>
+          <w:b/>
+          <w:sz w:val="26"/>
+          <w:rtl/>
+          <w:lang w:bidi="fa-IR"/>
+        </w:rPr>
+        <w:t>3-1. شمارنده‌های دهدهی 74192</w:t>
+      </w:r>
+    </w:p>
+    <w:p>
+      <w:pPr>
+        <w:bidi/>
+        <w:spacing w:after="60" w:line="276" w:lineRule="auto"/>
+        <w:ind w:firstLine="312"/>
+        <w:jc w:val="both"/>
+      </w:pPr>
+      <w:r>
+        <w:rPr>
+          <w:rFonts w:eastAsia="B Nazanin"/>
+          <w:rtl/>
+          <w:lang w:bidi="fa-IR"/>
+        </w:rPr>
+        <w:t>در قسمت بالای شکل ۲ دو شمارنده 74192 به صورت آبشاری قرار گرفته‌اند. هر یک از این تراشه‌ها یک رقم BCD را نگهداری می‌کند و مجموعه آن‌ها اعتبار دو رقمی را می‌سازد. پالس COIN از مسیر بالاشمار باعث افزایش اعتبار می‌شود و پالس کاهشی حاصل از شروع تماس یا زمان‌بندی تماس از مسیر پایین‌شمار، اعتبار را یک واحد کم می‌کند. خروجی‌های TCU و TCD امکان انتقال حمل یا قرض بین دو رقم را فراهم می‌کنند؛ در نتیجه عبور از ۰۹ به ۱۰ و برعکس به درستی انجام می‌شود.</w:t>
+      </w:r>
+    </w:p>
+    <w:p>
+      <w:pPr>
+        <w:bidi/>
+        <w:spacing w:after="60" w:line="276" w:lineRule="auto"/>
+        <w:ind w:firstLine="312"/>
+        <w:jc w:val="both"/>
+      </w:pPr>
+      <w:r>
+        <w:rPr>
+          <w:rFonts w:eastAsia="B Nazanin"/>
+          <w:rtl/>
+          <w:lang w:bidi="fa-IR"/>
+        </w:rPr>
+        <w:t>خروجی‌های چهار بیتی هر شمارنده علاوه بر نمایش مقدار اعتبار، وارد منطق تشخیص صفر می‌شوند. این بخش برای تصمیم‌گیری درباره امکان شروع تماس و فعال شدن هشدار ضروری است.</w:t>
+      </w:r>
+    </w:p>
+    <w:p>
+      <w:pPr>
+        <w:bidi/>
+        <w:spacing w:before="100" w:after="80" w:line="240" w:lineRule="auto"/>
+      </w:pPr>
+      <w:r>
+        <w:rPr>
+          <w:rFonts w:ascii="B Yekan" w:eastAsia="B Yekan" w:hAnsi="B Yekan" w:cs="B Yekan"/>
+          <w:b/>
+          <w:sz w:val="26"/>
+          <w:rtl/>
+          <w:lang w:bidi="fa-IR"/>
+        </w:rPr>
+        <w:t>3-2. آشکارساز اعتبار صفر</w:t>
+      </w:r>
+    </w:p>
+    <w:p>
+      <w:pPr>
+        <w:bidi/>
+        <w:spacing w:after="60" w:line="276" w:lineRule="auto"/>
+        <w:ind w:firstLine="312"/>
+        <w:jc w:val="both"/>
+      </w:pPr>
+      <w:r>
+        <w:rPr>
+          <w:rFonts w:eastAsia="B Nazanin"/>
+          <w:rtl/>
+          <w:lang w:bidi="fa-IR"/>
+        </w:rPr>
+        <w:t>در بخش میانی بالای شکل ۲، خروجی‌های BCD هر دو رقم توسط یک شبکه منطقی بررسی می‌شوند. اگر تمام بیت‌های دو شمارنده صفر باشند، سیگنال Z فعال می‌شود. به این ترتیب شرط صفر بودن اعتبار بدون نیاز به مقایسه‌کننده جداگانه تشخیص داده می‌شود. تعریف منطقی Z به صورت زیر است؛ زیروند u مربوط به رقم یکان و زیروند t مربوط به رقم دهگان است:</w:t>
+      </w:r>
+    </w:p>
+    <w:p>
+      <w:pPr>
+        <w:spacing w:before="60" w:after="100"/>
+        <w:jc w:val="center"/>
+      </w:pPr>
+      <w:r>
+        <w:rPr>
+          <w:rFonts w:ascii="Cambria Math" w:eastAsia="Cambria Math" w:hAnsi="Cambria Math" w:cs="Cambria Math"/>
+          <w:sz w:val="25"/>
+        </w:rPr>
+        <w:t xml:space="preserve">Z = </w:t>
+      </w:r>
+      <w:proofErr w:type="gramStart"/>
+      <w:r>
+        <w:rPr>
+          <w:rFonts w:ascii="Cambria Math" w:eastAsia="Cambria Math" w:hAnsi="Cambria Math" w:cs="Cambria Math"/>
+          <w:sz w:val="25"/>
+        </w:rPr>
+        <w:t>¬(</w:t>
+      </w:r>
+      <w:proofErr w:type="gramEnd"/>
+      <w:r>
+        <w:rPr>
+          <w:rFonts w:ascii="Cambria Math" w:eastAsia="Cambria Math" w:hAnsi="Cambria Math" w:cs="Cambria Math"/>
+          <w:sz w:val="25"/>
+        </w:rPr>
+        <w:t>Q₀ᵤ ∨ Q₁ᵤ ∨ Q₂ᵤ ∨ Q₃ᵤ ∨ Q₀ₜ ∨ Q₁ₜ ∨ Q₂ₜ ∨ Q₃ₜ)</w:t>
+      </w:r>
+    </w:p>
+    <w:p>
+      <w:pPr>
+        <w:bidi/>
+        <w:spacing w:after="60" w:line="276" w:lineRule="auto"/>
+        <w:ind w:firstLine="312"/>
+        <w:jc w:val="both"/>
+      </w:pPr>
+      <w:r>
+        <w:rPr>
+          <w:rFonts w:eastAsia="B Nazanin"/>
+          <w:rtl/>
+          <w:lang w:bidi="fa-IR"/>
+        </w:rPr>
+        <w:t>در نتیجه، Z فقط زمانی برابر ۱ است که مقدار نمایش داده‌شده دقیقاً ۰۰ باشد. همان‌طور که در شکل ۱ دیده می‌شود، این سیگنال هم در شرط شروع تماس و هم در انتقال از حالت تماس عادی به حالت هشدار نقش دارد.</w:t>
+      </w:r>
+    </w:p>
+    <w:p>
+      <w:pPr>
+        <w:bidi/>
+        <w:spacing w:before="100" w:after="80" w:line="240" w:lineRule="auto"/>
+      </w:pPr>
+      <w:r>
+        <w:rPr>
+          <w:rFonts w:ascii="B Yekan" w:eastAsia="B Yekan" w:hAnsi="B Yekan" w:cs="B Yekan"/>
+          <w:b/>
+          <w:sz w:val="26"/>
+          <w:rtl/>
+          <w:lang w:bidi="fa-IR"/>
+        </w:rPr>
+        <w:lastRenderedPageBreak/>
+        <w:t>3-3. فلیپ‌فلاپ D تقسیم‌کننده زمان</w:t>
+      </w:r>
+    </w:p>
+    <w:p>
+      <w:pPr>
+        <w:bidi/>
+        <w:spacing w:after="60" w:line="276" w:lineRule="auto"/>
+        <w:ind w:firstLine="312"/>
+        <w:jc w:val="both"/>
+      </w:pPr>
+      <w:r>
+        <w:rPr>
+          <w:rFonts w:eastAsia="B Nazanin"/>
+          <w:rtl/>
+          <w:lang w:bidi="fa-IR"/>
+        </w:rPr>
+        <w:t>یکی از فلیپ‌فلاپ‌های D به صورت تغییر وضعیت متناوب بسته شده است؛ یعنی خروجی مکمل آن به ورودی D بازخورد داده می‌شود. در این حالت، با هر لبه معتبر CLOCK وضعیت خروجی عوض می‌شود و فرکانس مؤثر برای کاهش اعتبار نصف فرکانس ورودی خواهد بود. بنابراین در تماس فعال، یک واحد اعتبار در هر دو پالس CLOCK کم می‌شود. این ساختار همان رفتاری را ایجاد می‌کند که در شکل ۱ با بلوک «تقسیم‌کننده زمان» نشان داده شده است.</w:t>
+      </w:r>
+    </w:p>
+    <w:p>
+      <w:pPr>
+        <w:spacing w:before="60" w:after="100"/>
+        <w:jc w:val="center"/>
+      </w:pPr>
+      <w:r>
+        <w:rPr>
+          <w:rFonts w:ascii="Cambria Math" w:eastAsia="Cambria Math" w:hAnsi="Cambria Math" w:cs="Cambria Math"/>
+          <w:sz w:val="25"/>
+        </w:rPr>
+        <w:t>F⁺ = ¬F</w:t>
+      </w:r>
+    </w:p>
+    <w:p>
+      <w:pPr>
+        <w:spacing w:before="60" w:after="100"/>
+        <w:jc w:val="center"/>
+      </w:pPr>
+      <w:proofErr w:type="spellStart"/>
+      <w:r>
+        <w:rPr>
+          <w:rFonts w:ascii="Cambria Math" w:eastAsia="Cambria Math" w:hAnsi="Cambria Math" w:cs="Cambria Math"/>
+          <w:sz w:val="25"/>
+        </w:rPr>
+        <w:t>پالسِ</w:t>
+      </w:r>
+      <w:proofErr w:type="spellEnd"/>
+      <w:r>
+        <w:rPr>
+          <w:rFonts w:ascii="Cambria Math" w:eastAsia="Cambria Math" w:hAnsi="Cambria Math" w:cs="Cambria Math"/>
+          <w:sz w:val="25"/>
+        </w:rPr>
+        <w:t xml:space="preserve"> </w:t>
+      </w:r>
+      <w:proofErr w:type="spellStart"/>
+      <w:r>
+        <w:rPr>
+          <w:rFonts w:ascii="Cambria Math" w:eastAsia="Cambria Math" w:hAnsi="Cambria Math" w:cs="Cambria Math"/>
+          <w:sz w:val="25"/>
+        </w:rPr>
+        <w:t>کاهشِ</w:t>
+      </w:r>
+      <w:proofErr w:type="spellEnd"/>
+      <w:r>
+        <w:rPr>
+          <w:rFonts w:ascii="Cambria Math" w:eastAsia="Cambria Math" w:hAnsi="Cambria Math" w:cs="Cambria Math"/>
+          <w:sz w:val="25"/>
+        </w:rPr>
+        <w:t xml:space="preserve"> </w:t>
+      </w:r>
+      <w:proofErr w:type="spellStart"/>
+      <w:r>
+        <w:rPr>
+          <w:rFonts w:ascii="Cambria Math" w:eastAsia="Cambria Math" w:hAnsi="Cambria Math" w:cs="Cambria Math"/>
+          <w:sz w:val="25"/>
+        </w:rPr>
+        <w:t>دوره‌ای</w:t>
+      </w:r>
+      <w:proofErr w:type="spellEnd"/>
+      <w:r>
+        <w:rPr>
+          <w:rFonts w:ascii="Cambria Math" w:eastAsia="Cambria Math" w:hAnsi="Cambria Math" w:cs="Cambria Math"/>
+          <w:sz w:val="25"/>
+        </w:rPr>
+        <w:t xml:space="preserve"> = CALL ∧ K ∧ F</w:t>
+      </w:r>
+    </w:p>
+    <w:p>
+      <w:pPr>
+        <w:bidi/>
+        <w:spacing w:after="60" w:line="276" w:lineRule="auto"/>
+        <w:ind w:firstLine="312"/>
+        <w:jc w:val="both"/>
+      </w:pPr>
+      <w:r>
+        <w:rPr>
+          <w:rFonts w:eastAsia="B Nazanin"/>
+          <w:rtl/>
+          <w:lang w:bidi="fa-IR"/>
+        </w:rPr>
+        <w:t>در رابطه بالا، K نماینده پالس معتبر ساعت و F خروجی فلیپ‌فلاپ تقسیم‌کننده است. استفاده از عملگرهای ∧ و ¬ به جای نوشتن نام انگلیسی گیت‌ها، رابطه منطقی را به صورت استاندارد مدارهای دیجیتال نمایش می‌دهد.</w:t>
+      </w:r>
+    </w:p>
+    <w:p>
+      <w:pPr>
+        <w:bidi/>
+        <w:spacing w:before="100" w:after="80" w:line="240" w:lineRule="auto"/>
+      </w:pPr>
+      <w:r>
+        <w:rPr>
+          <w:rFonts w:ascii="B Yekan" w:eastAsia="B Yekan" w:hAnsi="B Yekan" w:cs="B Yekan"/>
+          <w:b/>
+          <w:sz w:val="26"/>
+          <w:rtl/>
+          <w:lang w:bidi="fa-IR"/>
+        </w:rPr>
+        <w:t>3-4. شمارنده 74161 و مهلت تکمیل اعتبار</w:t>
+      </w:r>
+    </w:p>
+    <w:p>
+      <w:pPr>
+        <w:bidi/>
+        <w:spacing w:after="60" w:line="276" w:lineRule="auto"/>
+        <w:ind w:firstLine="312"/>
+        <w:jc w:val="both"/>
+      </w:pPr>
+      <w:r>
+        <w:rPr>
+          <w:rFonts w:eastAsia="B Nazanin"/>
+          <w:rtl/>
+          <w:lang w:bidi="fa-IR"/>
+        </w:rPr>
+        <w:t>تراشه 74161 در بخش مرکزی شکل ۲ به عنوان شمارنده زمان مهلت استفاده شده است. این شمارنده فقط زمانی فعال می‌شود که تماس برقرار باشد و اعتبار به صفر رسیده باشد. در این وضعیت، هر پالس CLOCK مقدار آن را افزایش می‌دهد. خروجی‌های کم‌ارزش شمارنده توسط منطق اطراف بررسی می‌شوند تا رسیدن به عدد ۳ تشخیص داده شود. با رسیدن شمارنده مهلت به سه، در صورت دریافت نشدن سکه، منطق کنترل فرمان قطع تماس را صادر می‌کند.</w:t>
+      </w:r>
+    </w:p>
+    <w:p>
+      <w:pPr>
+        <w:spacing w:before="60" w:after="100"/>
+        <w:jc w:val="center"/>
+      </w:pPr>
+      <w:proofErr w:type="spellStart"/>
+      <w:r>
+        <w:rPr>
+          <w:rFonts w:ascii="Cambria Math" w:eastAsia="Cambria Math" w:hAnsi="Cambria Math" w:cs="Cambria Math"/>
+          <w:sz w:val="25"/>
+        </w:rPr>
+        <w:t>پایانِ</w:t>
+      </w:r>
+      <w:proofErr w:type="spellEnd"/>
+      <w:r>
+        <w:rPr>
+          <w:rFonts w:ascii="Cambria Math" w:eastAsia="Cambria Math" w:hAnsi="Cambria Math" w:cs="Cambria Math"/>
+          <w:sz w:val="25"/>
+        </w:rPr>
+        <w:t xml:space="preserve"> </w:t>
+      </w:r>
+      <w:proofErr w:type="spellStart"/>
+      <w:r>
+        <w:rPr>
+          <w:rFonts w:ascii="Cambria Math" w:eastAsia="Cambria Math" w:hAnsi="Cambria Math" w:cs="Cambria Math"/>
+          <w:sz w:val="25"/>
+        </w:rPr>
+        <w:t>مهلت</w:t>
+      </w:r>
+      <w:proofErr w:type="spellEnd"/>
+      <w:r>
+        <w:rPr>
+          <w:rFonts w:ascii="Cambria Math" w:eastAsia="Cambria Math" w:hAnsi="Cambria Math" w:cs="Cambria Math"/>
+          <w:sz w:val="25"/>
+        </w:rPr>
+        <w:t xml:space="preserve"> = CALL ∧ Z ∧ (T₂ = 3)</w:t>
+      </w:r>
+    </w:p>
+    <w:p>
+      <w:pPr>
+        <w:bidi/>
+        <w:spacing w:after="60" w:line="276" w:lineRule="auto"/>
+        <w:ind w:firstLine="312"/>
+        <w:jc w:val="both"/>
+      </w:pPr>
+      <w:r>
+        <w:rPr>
+          <w:rFonts w:eastAsia="B Nazanin"/>
+          <w:rtl/>
+          <w:lang w:bidi="fa-IR"/>
+        </w:rPr>
+        <w:t>نکته مهم آن است که در طول این سه پالس، CALL همچنان فعال است. بنابراین کاربر فرصت دارد با وارد کردن سکه تماس را ادامه دهد. در صورت دریافت COIN، اعتبار از ۰۰ به ۰۱ افزایش می‌یابد، Z غیرفعال می‌شود، هشدار خاموش و شمارنده مهلت صفر می‌شود و مدار به حالت تماس عادی بازمی‌گردد.</w:t>
+      </w:r>
+    </w:p>
+    <w:p>
+      <w:pPr>
+        <w:bidi/>
+        <w:spacing w:before="100" w:after="80" w:line="240" w:lineRule="auto"/>
+      </w:pPr>
+      <w:r>
+        <w:rPr>
+          <w:rFonts w:ascii="B Yekan" w:eastAsia="B Yekan" w:hAnsi="B Yekan" w:cs="B Yekan"/>
+          <w:b/>
+          <w:sz w:val="26"/>
+          <w:rtl/>
+          <w:lang w:bidi="fa-IR"/>
+        </w:rPr>
+        <w:t>3-5. فلیپ‌فلاپ وضعیت و منطق CALL</w:t>
+      </w:r>
+    </w:p>
+    <w:p>
+      <w:pPr>
+        <w:bidi/>
+        <w:spacing w:after="60" w:line="276" w:lineRule="auto"/>
+        <w:ind w:firstLine="312"/>
+        <w:jc w:val="both"/>
+      </w:pPr>
+      <w:r>
+        <w:rPr>
+          <w:rFonts w:eastAsia="B Nazanin"/>
+          <w:rtl/>
+          <w:lang w:bidi="fa-IR"/>
+        </w:rPr>
+        <w:t>فلیپ‌فلاپ D دوم و گیت‌های اطراف آن بخشی از حافظه وضعیت کنترل تماس را تشکیل می‌دهند. وجود عنصر حافظه باعث می‌شود CALL صرفاً تابع لحظه‌ای START نباشد. START ممکن است برای چند سیکل در سطح ۱ باقی بماند، اما هزینه اولیه باید فقط یک بار، در انتقال از حالت انتظار به تماس فعال، کسر شود. همچنین پس از آغاز تماس، پایین یا بالا رفتن لحظه‌ای ورودی‌ها نباید بدون تحقق شرط پایان مهلت، تماس را قطع کند.</w:t>
+      </w:r>
+    </w:p>
+    <w:p>
+      <w:pPr>
+        <w:spacing w:before="60" w:after="100"/>
+        <w:jc w:val="center"/>
+      </w:pPr>
+      <w:proofErr w:type="spellStart"/>
+      <w:r>
+        <w:rPr>
+          <w:rFonts w:ascii="Cambria Math" w:eastAsia="Cambria Math" w:hAnsi="Cambria Math" w:cs="Cambria Math"/>
+          <w:sz w:val="25"/>
+        </w:rPr>
+        <w:t>شروعِ</w:t>
+      </w:r>
+      <w:proofErr w:type="spellEnd"/>
+      <w:r>
+        <w:rPr>
+          <w:rFonts w:ascii="Cambria Math" w:eastAsia="Cambria Math" w:hAnsi="Cambria Math" w:cs="Cambria Math"/>
+          <w:sz w:val="25"/>
+        </w:rPr>
+        <w:t xml:space="preserve"> </w:t>
+      </w:r>
+      <w:proofErr w:type="spellStart"/>
+      <w:r>
+        <w:rPr>
+          <w:rFonts w:ascii="Cambria Math" w:eastAsia="Cambria Math" w:hAnsi="Cambria Math" w:cs="Cambria Math"/>
+          <w:sz w:val="25"/>
+        </w:rPr>
+        <w:t>تماس</w:t>
+      </w:r>
+      <w:proofErr w:type="spellEnd"/>
+      <w:r>
+        <w:rPr>
+          <w:rFonts w:ascii="Cambria Math" w:eastAsia="Cambria Math" w:hAnsi="Cambria Math" w:cs="Cambria Math"/>
+          <w:sz w:val="25"/>
+        </w:rPr>
+        <w:t xml:space="preserve"> = S ∧ ¬Z ∧ ¬CALL</w:t>
+      </w:r>
+    </w:p>
+    <w:p>
+      <w:pPr>
+        <w:spacing w:before="60" w:after="100"/>
+        <w:jc w:val="center"/>
+      </w:pPr>
+      <w:proofErr w:type="spellStart"/>
+      <w:r>
+        <w:rPr>
+          <w:rFonts w:ascii="Cambria Math" w:eastAsia="Cambria Math" w:hAnsi="Cambria Math" w:cs="Cambria Math"/>
+          <w:sz w:val="25"/>
+        </w:rPr>
+        <w:t>کاهشِ</w:t>
+      </w:r>
+      <w:proofErr w:type="spellEnd"/>
+      <w:r>
+        <w:rPr>
+          <w:rFonts w:ascii="Cambria Math" w:eastAsia="Cambria Math" w:hAnsi="Cambria Math" w:cs="Cambria Math"/>
+          <w:sz w:val="25"/>
+        </w:rPr>
+        <w:t xml:space="preserve"> </w:t>
+      </w:r>
+      <w:proofErr w:type="spellStart"/>
+      <w:r>
+        <w:rPr>
+          <w:rFonts w:ascii="Cambria Math" w:eastAsia="Cambria Math" w:hAnsi="Cambria Math" w:cs="Cambria Math"/>
+          <w:sz w:val="25"/>
+        </w:rPr>
+        <w:t>آغازین</w:t>
+      </w:r>
+      <w:proofErr w:type="spellEnd"/>
+      <w:r>
+        <w:rPr>
+          <w:rFonts w:ascii="Cambria Math" w:eastAsia="Cambria Math" w:hAnsi="Cambria Math" w:cs="Cambria Math"/>
+          <w:sz w:val="25"/>
+        </w:rPr>
+        <w:t xml:space="preserve"> = </w:t>
+      </w:r>
+      <w:proofErr w:type="spellStart"/>
+      <w:r>
+        <w:rPr>
+          <w:rFonts w:ascii="Cambria Math" w:eastAsia="Cambria Math" w:hAnsi="Cambria Math" w:cs="Cambria Math"/>
+          <w:sz w:val="25"/>
+        </w:rPr>
+        <w:t>شروعِ</w:t>
+      </w:r>
+      <w:proofErr w:type="spellEnd"/>
+      <w:r>
+        <w:rPr>
+          <w:rFonts w:ascii="Cambria Math" w:eastAsia="Cambria Math" w:hAnsi="Cambria Math" w:cs="Cambria Math"/>
+          <w:sz w:val="25"/>
+        </w:rPr>
+        <w:t xml:space="preserve"> </w:t>
+      </w:r>
+      <w:proofErr w:type="spellStart"/>
+      <w:r>
+        <w:rPr>
+          <w:rFonts w:ascii="Cambria Math" w:eastAsia="Cambria Math" w:hAnsi="Cambria Math" w:cs="Cambria Math"/>
+          <w:sz w:val="25"/>
+        </w:rPr>
+        <w:t>تماس</w:t>
+      </w:r>
+      <w:proofErr w:type="spellEnd"/>
+    </w:p>
+    <w:p>
+      <w:pPr>
+        <w:spacing w:before="60" w:after="100"/>
+        <w:jc w:val="center"/>
+      </w:pPr>
+      <w:proofErr w:type="spellStart"/>
+      <w:r>
+        <w:rPr>
+          <w:rFonts w:ascii="Cambria Math" w:eastAsia="Cambria Math" w:hAnsi="Cambria Math" w:cs="Cambria Math"/>
+          <w:sz w:val="25"/>
+        </w:rPr>
+        <w:t>پالسِ</w:t>
+      </w:r>
+      <w:proofErr w:type="spellEnd"/>
+      <w:r>
+        <w:rPr>
+          <w:rFonts w:ascii="Cambria Math" w:eastAsia="Cambria Math" w:hAnsi="Cambria Math" w:cs="Cambria Math"/>
+          <w:sz w:val="25"/>
+        </w:rPr>
+        <w:t xml:space="preserve"> </w:t>
+      </w:r>
+      <w:proofErr w:type="spellStart"/>
+      <w:r>
+        <w:rPr>
+          <w:rFonts w:ascii="Cambria Math" w:eastAsia="Cambria Math" w:hAnsi="Cambria Math" w:cs="Cambria Math"/>
+          <w:sz w:val="25"/>
+        </w:rPr>
+        <w:t>کاهش</w:t>
+      </w:r>
+      <w:proofErr w:type="spellEnd"/>
+      <w:r>
+        <w:rPr>
+          <w:rFonts w:ascii="Cambria Math" w:eastAsia="Cambria Math" w:hAnsi="Cambria Math" w:cs="Cambria Math"/>
+          <w:sz w:val="25"/>
+        </w:rPr>
+        <w:t xml:space="preserve"> = </w:t>
+      </w:r>
+      <w:proofErr w:type="spellStart"/>
+      <w:r>
+        <w:rPr>
+          <w:rFonts w:ascii="Cambria Math" w:eastAsia="Cambria Math" w:hAnsi="Cambria Math" w:cs="Cambria Math"/>
+          <w:sz w:val="25"/>
+        </w:rPr>
+        <w:t>کاهشِ</w:t>
+      </w:r>
+      <w:proofErr w:type="spellEnd"/>
+      <w:r>
+        <w:rPr>
+          <w:rFonts w:ascii="Cambria Math" w:eastAsia="Cambria Math" w:hAnsi="Cambria Math" w:cs="Cambria Math"/>
+          <w:sz w:val="25"/>
+        </w:rPr>
+        <w:t xml:space="preserve"> </w:t>
+      </w:r>
+      <w:proofErr w:type="spellStart"/>
+      <w:r>
+        <w:rPr>
+          <w:rFonts w:ascii="Cambria Math" w:eastAsia="Cambria Math" w:hAnsi="Cambria Math" w:cs="Cambria Math"/>
+          <w:sz w:val="25"/>
+        </w:rPr>
+        <w:t>آغازین</w:t>
+      </w:r>
+      <w:proofErr w:type="spellEnd"/>
+      <w:r>
+        <w:rPr>
+          <w:rFonts w:ascii="Cambria Math" w:eastAsia="Cambria Math" w:hAnsi="Cambria Math" w:cs="Cambria Math"/>
+          <w:sz w:val="25"/>
+        </w:rPr>
+        <w:t xml:space="preserve"> ∨ (CALL ∧ K ∧ F)</w:t>
+      </w:r>
+    </w:p>
+    <w:p>
+      <w:pPr>
+        <w:bidi/>
+        <w:spacing w:before="100" w:after="80" w:line="240" w:lineRule="auto"/>
+      </w:pPr>
+      <w:r>
+        <w:rPr>
+          <w:rFonts w:ascii="B Yekan" w:eastAsia="B Yekan" w:hAnsi="B Yekan" w:cs="B Yekan"/>
+          <w:b/>
+          <w:sz w:val="26"/>
+          <w:rtl/>
+          <w:lang w:bidi="fa-IR"/>
+        </w:rPr>
+        <w:t>3-6. منطق هشدار WARN</w:t>
+      </w:r>
+    </w:p>
+    <w:p>
+      <w:pPr>
+        <w:bidi/>
+        <w:spacing w:after="60" w:line="276" w:lineRule="auto"/>
+        <w:ind w:firstLine="312"/>
+        <w:jc w:val="both"/>
+      </w:pPr>
+      <w:r>
+        <w:rPr>
+          <w:rFonts w:eastAsia="B Nazanin"/>
+          <w:rtl/>
+          <w:lang w:bidi="fa-IR"/>
+        </w:rPr>
+        <w:t>WARN زمانی به کاربر اعلام می‌کند که اعتبار تماس تمام شده و مدار وارد فرصت محدود برای افزایش اعتبار شده است. به صورت عملکردی، شرط اصلی هشدار با هم‌زمان بودن تماس فعال و صفر بودن اعتبار به دست می‌آید. پس از وارد شدن سکه و غیرصفر شدن اعتبار، WARN باید بدون نیاز به پایان تماس خاموش شود.</w:t>
+      </w:r>
+    </w:p>
+    <w:p>
+      <w:pPr>
+        <w:spacing w:before="60" w:after="100"/>
+        <w:jc w:val="center"/>
+      </w:pPr>
+      <w:r>
+        <w:rPr>
+          <w:rFonts w:ascii="Cambria Math" w:eastAsia="Cambria Math" w:hAnsi="Cambria Math" w:cs="Cambria Math"/>
+          <w:sz w:val="25"/>
+        </w:rPr>
+        <w:lastRenderedPageBreak/>
+        <w:t>WARN = CALL ∧ Z</w:t>
+      </w:r>
+    </w:p>
+    <w:p>
+      <w:pPr>
+        <w:bidi/>
+        <w:spacing w:before="140" w:after="80" w:line="240" w:lineRule="auto"/>
+        <w:jc w:val="center"/>
+      </w:pPr>
+      <w:r>
+        <w:rPr>
+          <w:rFonts w:ascii="B Yekan" w:eastAsia="B Yekan" w:hAnsi="B Yekan" w:cs="B Yekan"/>
+          <w:b/>
+          <w:sz w:val="28"/>
+          <w:rtl/>
+          <w:lang w:bidi="fa-IR"/>
+        </w:rPr>
+        <w:t>4. روند عملکرد مدار و بررسی حالات</w:t>
+      </w:r>
+    </w:p>
+    <w:p>
+      <w:pPr>
+        <w:bidi/>
+        <w:spacing w:before="100" w:after="80" w:line="240" w:lineRule="auto"/>
+      </w:pPr>
+      <w:r>
+        <w:rPr>
+          <w:rFonts w:ascii="B Yekan" w:eastAsia="B Yekan" w:hAnsi="B Yekan" w:cs="B Yekan"/>
+          <w:b/>
+          <w:sz w:val="26"/>
+          <w:rtl/>
+          <w:lang w:bidi="fa-IR"/>
+        </w:rPr>
+        <w:t>4-1. حالت اولیه و دریافت سکه</w:t>
+      </w:r>
+    </w:p>
+    <w:p>
+      <w:pPr>
+        <w:bidi/>
+        <w:spacing w:after="60" w:line="276" w:lineRule="auto"/>
+        <w:ind w:firstLine="312"/>
+        <w:jc w:val="both"/>
+      </w:pPr>
+      <w:r>
+        <w:rPr>
+          <w:rFonts w:eastAsia="B Nazanin"/>
+          <w:rtl/>
+          <w:lang w:bidi="fa-IR"/>
+        </w:rPr>
+        <w:t>ابتدا RESET اعمال می‌شود. در این حالت نمایشگر ۰۰ را نشان می‌دهد، CALL و WARN خاموش هستند، فلیپ‌فلاپ تقسیم‌کننده در وضعیت اولیه قرار دارد و شمارنده 74161 صفر است. پس از آن، هر بار فشردن COIN یک پالس مستقل به ورودی بالاشمار 74192ها می‌دهد و مقدار اعتبار یک واحد افزایش می‌یابد. برای مثال، با سه پالس COIN مقدار نمایشگر به ۰۳ می‌رسد.</w:t>
+      </w:r>
+    </w:p>
+    <w:p>
+      <w:pPr>
+        <w:bidi/>
+        <w:spacing w:before="100" w:after="80" w:line="240" w:lineRule="auto"/>
+      </w:pPr>
+      <w:r>
+        <w:rPr>
+          <w:rFonts w:ascii="B Yekan" w:eastAsia="B Yekan" w:hAnsi="B Yekan" w:cs="B Yekan"/>
+          <w:b/>
+          <w:sz w:val="26"/>
+          <w:rtl/>
+          <w:lang w:bidi="fa-IR"/>
+        </w:rPr>
+        <w:t>4-2. شروع تماس و کسر فوری هزینه</w:t>
+      </w:r>
+    </w:p>
+    <w:p>
+      <w:pPr>
+        <w:bidi/>
+        <w:spacing w:after="60" w:line="276" w:lineRule="auto"/>
+        <w:ind w:firstLine="312"/>
+        <w:jc w:val="both"/>
+      </w:pPr>
+      <w:r>
+        <w:rPr>
+          <w:rFonts w:eastAsia="B Nazanin"/>
+          <w:rtl/>
+          <w:lang w:bidi="fa-IR"/>
+        </w:rPr>
+        <w:t>اگر در اعتبار ۰۳، ورودی START از ۰ به ۱ تغییر کند، شرط شروع تماس برقرار است. منطق کنترل همان لحظه یک پالس کاهش به شمارنده‌های اعتبار اعمال می‌کند و مقدار ۰۳ به ۰۲ تبدیل می‌شود؛ سپس CALL فعال می‌گردد. این کسر به CLOCK بعدی وابسته نیست و به همین دلیل شروع تماس از دید کاربر فوری است.</w:t>
+      </w:r>
+    </w:p>
+    <w:p>
+      <w:pPr>
+        <w:bidi/>
+        <w:spacing w:before="100" w:after="80" w:line="240" w:lineRule="auto"/>
+      </w:pPr>
+      <w:r>
+        <w:rPr>
+          <w:rFonts w:ascii="B Yekan" w:eastAsia="B Yekan" w:hAnsi="B Yekan" w:cs="B Yekan"/>
+          <w:b/>
+          <w:sz w:val="26"/>
+          <w:rtl/>
+          <w:lang w:bidi="fa-IR"/>
+        </w:rPr>
+        <w:t>4-3. کاهش دوره‌ای اعتبار</w:t>
+      </w:r>
+    </w:p>
+    <w:p>
+      <w:pPr>
+        <w:bidi/>
+        <w:spacing w:after="60" w:line="276" w:lineRule="auto"/>
+        <w:ind w:firstLine="312"/>
+        <w:jc w:val="both"/>
+      </w:pPr>
+      <w:r>
+        <w:rPr>
+          <w:rFonts w:eastAsia="B Nazanin"/>
+          <w:rtl/>
+          <w:lang w:bidi="fa-IR"/>
+        </w:rPr>
+        <w:t>پس از فعال شدن تماس، CLOCK زمان مصرف اعتبار را تعیین می‌کند. فلیپ‌فلاپ تقسیم‌کننده با هر پالس تغییر وضعیت می‌دهد و تنها در یکی از دو وضعیت، پالس کاهش ساخته می‌شود. بنابراین برای نمونه، اگر تماس از اعتبار ۰۲ ادامه یابد، توالی مشاهده‌شده به صورت زیر است:</w:t>
+      </w:r>
+    </w:p>
+    <w:p>
+      <w:pPr>
+        <w:spacing w:before="60" w:after="100"/>
+        <w:jc w:val="center"/>
+      </w:pPr>
+      <w:r>
+        <w:rPr>
+          <w:rFonts w:ascii="Cambria Math" w:eastAsia="Cambria Math" w:hAnsi="Cambria Math" w:cs="Cambria Math"/>
+          <w:sz w:val="25"/>
+        </w:rPr>
+        <w:t>START: 03 → 02</w:t>
+      </w:r>
+    </w:p>
+    <w:p>
+      <w:pPr>
+        <w:spacing w:before="60" w:after="100"/>
+        <w:jc w:val="center"/>
+      </w:pPr>
+      <w:r>
+        <w:rPr>
+          <w:rFonts w:ascii="Cambria Math" w:eastAsia="Cambria Math" w:hAnsi="Cambria Math" w:cs="Cambria Math"/>
+          <w:sz w:val="25"/>
+        </w:rPr>
+        <w:t xml:space="preserve">CLOCK₁: 02   </w:t>
+      </w:r>
+      <w:proofErr w:type="gramStart"/>
+      <w:r>
+        <w:rPr>
+          <w:rFonts w:ascii="Cambria Math" w:eastAsia="Cambria Math" w:hAnsi="Cambria Math" w:cs="Cambria Math"/>
+          <w:sz w:val="25"/>
+        </w:rPr>
+        <w:t xml:space="preserve">  ;</w:t>
+      </w:r>
+      <w:proofErr w:type="gramEnd"/>
+      <w:r>
+        <w:rPr>
+          <w:rFonts w:ascii="Cambria Math" w:eastAsia="Cambria Math" w:hAnsi="Cambria Math" w:cs="Cambria Math"/>
+          <w:sz w:val="25"/>
+        </w:rPr>
+        <w:t xml:space="preserve">     CLOCK₂: 01   </w:t>
+      </w:r>
+      <w:proofErr w:type="gramStart"/>
+      <w:r>
+        <w:rPr>
+          <w:rFonts w:ascii="Cambria Math" w:eastAsia="Cambria Math" w:hAnsi="Cambria Math" w:cs="Cambria Math"/>
+          <w:sz w:val="25"/>
+        </w:rPr>
+        <w:t xml:space="preserve">  ;</w:t>
+      </w:r>
+      <w:proofErr w:type="gramEnd"/>
+      <w:r>
+        <w:rPr>
+          <w:rFonts w:ascii="Cambria Math" w:eastAsia="Cambria Math" w:hAnsi="Cambria Math" w:cs="Cambria Math"/>
+          <w:sz w:val="25"/>
+        </w:rPr>
+        <w:t xml:space="preserve">     CLOCK₃: 01   </w:t>
+      </w:r>
+      <w:proofErr w:type="gramStart"/>
+      <w:r>
+        <w:rPr>
+          <w:rFonts w:ascii="Cambria Math" w:eastAsia="Cambria Math" w:hAnsi="Cambria Math" w:cs="Cambria Math"/>
+          <w:sz w:val="25"/>
+        </w:rPr>
+        <w:t xml:space="preserve">  ;</w:t>
+      </w:r>
+      <w:proofErr w:type="gramEnd"/>
+      <w:r>
+        <w:rPr>
+          <w:rFonts w:ascii="Cambria Math" w:eastAsia="Cambria Math" w:hAnsi="Cambria Math" w:cs="Cambria Math"/>
+          <w:sz w:val="25"/>
+        </w:rPr>
+        <w:t xml:space="preserve">     CLOCK₄: 00</w:t>
+      </w:r>
+    </w:p>
+    <w:p>
+      <w:pPr>
+        <w:bidi/>
+        <w:spacing w:after="60" w:line="276" w:lineRule="auto"/>
+        <w:ind w:firstLine="312"/>
+        <w:jc w:val="both"/>
+      </w:pPr>
+      <w:r>
+        <w:rPr>
+          <w:rFonts w:eastAsia="B Nazanin"/>
+          <w:rtl/>
+          <w:lang w:bidi="fa-IR"/>
+        </w:rPr>
+        <w:t>این توالی نشان می‌دهد که پس از کسر اولیه START، هر دو پالس CLOCK یک بار از اعتبار کم می‌شود. به محض رسیدن اعتبار به ۰۰، Z فعال و مدار وارد حالت هشدار می‌شود.</w:t>
+      </w:r>
+    </w:p>
+    <w:p>
+      <w:pPr>
+        <w:bidi/>
+        <w:spacing w:before="100" w:after="80" w:line="240" w:lineRule="auto"/>
+      </w:pPr>
+      <w:r>
+        <w:rPr>
+          <w:rFonts w:ascii="B Yekan" w:eastAsia="B Yekan" w:hAnsi="B Yekan" w:cs="B Yekan"/>
+          <w:b/>
+          <w:sz w:val="26"/>
+          <w:rtl/>
+          <w:lang w:bidi="fa-IR"/>
+        </w:rPr>
+        <w:t>4-4. هشدار، مهلت سه پالسی و ادامه تماس با سکه جدید</w:t>
+      </w:r>
+    </w:p>
+    <w:p>
+      <w:pPr>
+        <w:bidi/>
+        <w:spacing w:after="60" w:line="276" w:lineRule="auto"/>
+        <w:ind w:firstLine="312"/>
+        <w:jc w:val="both"/>
+      </w:pPr>
+      <w:r>
+        <w:rPr>
+          <w:rFonts w:eastAsia="B Nazanin"/>
+          <w:rtl/>
+          <w:lang w:bidi="fa-IR"/>
+        </w:rPr>
+        <w:t>با رسیدن اعتبار به ۰۰، WARN روشن می‌شود اما CALL فوراً قطع نمی‌شود. شمارنده 74161 از این لحظه پالس‌های CLOCK را می‌شمارد. اگر پیش از رسیدن شمارنده به ۳ یک پالس COIN وارد شود، مقدار اعتبار به ۰۱ می‌رسد، Z صفر می‌شود و مدار از حالت هشدار به تماس فعال بازمی‌گردد. اگر سه پالس زمان بدون دریافت سکه سپری شود، تماس قطع و مدار به حالت انتظار بازگردانده می‌شود. این رفتار دقیقاً در شاخه پایینی نمودار شکل ۱ دیده می‌شود.</w:t>
+      </w:r>
     </w:p>
     <w:sectPr>
-      <w:headerReference w:type="even" r:id="rId9"/>
-      <w:headerReference w:type="default" r:id="rId10"/>
-      <w:headerReference w:type="first" r:id="rId11"/>
+      <w:headerReference w:type="even" r:id="rId13"/>
+      <w:headerReference w:type="default" r:id="rId14"/>
+      <w:headerReference w:type="first" r:id="rId15"/>
       <w:pgSz w:w="12240" w:h="15840"/>
       <w:pgMar w:top="1440" w:right="1440" w:bottom="1440" w:left="1440" w:header="720" w:footer="720" w:gutter="0"/>
       <w:pgBorders w:offsetFrom="page">
@@ -837,25 +7498,37 @@
               <w:lang w:bidi="fa-IR"/>
             </w:rPr>
           </w:pPr>
+          <w:proofErr w:type="spellStart"/>
           <w:r>
-            <w:rPr>
-              <w:rFonts w:cs="B Yekan" w:hint="cs"/>
-              <w:sz w:val="20"/>
-              <w:szCs w:val="20"/>
-              <w:rtl/>
-              <w:lang w:bidi="fa-IR"/>
-            </w:rPr>
-            <w:t xml:space="preserve">گزارش کار آزمایش شماره </w:t>
+            <w:t>گزارش</w:t>
           </w:r>
+          <w:proofErr w:type="spellEnd"/>
           <w:r>
-            <w:rPr>
-              <w:rFonts w:cs="B Yekan" w:hint="cs"/>
-              <w:sz w:val="20"/>
-              <w:szCs w:val="20"/>
-              <w:rtl/>
-              <w:lang w:bidi="fa-IR"/>
-            </w:rPr>
-            <w:t>4</w:t>
+            <w:t xml:space="preserve"> </w:t>
+          </w:r>
+          <w:proofErr w:type="spellStart"/>
+          <w:r>
+            <w:t>کار</w:t>
+          </w:r>
+          <w:proofErr w:type="spellEnd"/>
+          <w:r>
+            <w:t xml:space="preserve"> </w:t>
+          </w:r>
+          <w:proofErr w:type="spellStart"/>
+          <w:r>
+            <w:t>آزمایش</w:t>
+          </w:r>
+          <w:proofErr w:type="spellEnd"/>
+          <w:r>
+            <w:t xml:space="preserve"> </w:t>
+          </w:r>
+          <w:proofErr w:type="spellStart"/>
+          <w:r>
+            <w:t>شماره</w:t>
+          </w:r>
+          <w:proofErr w:type="spellEnd"/>
+          <w:r>
+            <w:t xml:space="preserve"> 4</w:t>
           </w:r>
         </w:p>
       </w:tc>
@@ -1099,6 +7772,96 @@
     </w:lvl>
   </w:abstractNum>
   <w:abstractNum w:abstractNumId="1" w15:restartNumberingAfterBreak="0">
+    <w:nsid w:val="20D82EC4"/>
+    <w:multiLevelType w:val="hybridMultilevel"/>
+    <w:tmpl w:val="59C8D3F0"/>
+    <w:lvl w:ilvl="0" w:tplc="B6F0CA82">
+      <w:start w:val="1"/>
+      <w:numFmt w:val="decimal"/>
+      <w:lvlText w:val="%1."/>
+      <w:lvlJc w:val="left"/>
+      <w:pPr>
+        <w:ind w:left="720" w:hanging="360"/>
+      </w:pPr>
+      <w:rPr>
+        <w:rFonts w:hint="default"/>
+        <w:sz w:val="28"/>
+      </w:rPr>
+    </w:lvl>
+    <w:lvl w:ilvl="1" w:tplc="04090019" w:tentative="1">
+      <w:start w:val="1"/>
+      <w:numFmt w:val="lowerLetter"/>
+      <w:lvlText w:val="%2."/>
+      <w:lvlJc w:val="left"/>
+      <w:pPr>
+        <w:ind w:left="1440" w:hanging="360"/>
+      </w:pPr>
+    </w:lvl>
+    <w:lvl w:ilvl="2" w:tplc="0409001B" w:tentative="1">
+      <w:start w:val="1"/>
+      <w:numFmt w:val="lowerRoman"/>
+      <w:lvlText w:val="%3."/>
+      <w:lvlJc w:val="right"/>
+      <w:pPr>
+        <w:ind w:left="2160" w:hanging="180"/>
+      </w:pPr>
+    </w:lvl>
+    <w:lvl w:ilvl="3" w:tplc="0409000F" w:tentative="1">
+      <w:start w:val="1"/>
+      <w:numFmt w:val="decimal"/>
+      <w:lvlText w:val="%4."/>
+      <w:lvlJc w:val="left"/>
+      <w:pPr>
+        <w:ind w:left="2880" w:hanging="360"/>
+      </w:pPr>
+    </w:lvl>
+    <w:lvl w:ilvl="4" w:tplc="04090019" w:tentative="1">
+      <w:start w:val="1"/>
+      <w:numFmt w:val="lowerLetter"/>
+      <w:lvlText w:val="%5."/>
+      <w:lvlJc w:val="left"/>
+      <w:pPr>
+        <w:ind w:left="3600" w:hanging="360"/>
+      </w:pPr>
+    </w:lvl>
+    <w:lvl w:ilvl="5" w:tplc="0409001B" w:tentative="1">
+      <w:start w:val="1"/>
+      <w:numFmt w:val="lowerRoman"/>
+      <w:lvlText w:val="%6."/>
+      <w:lvlJc w:val="right"/>
+      <w:pPr>
+        <w:ind w:left="4320" w:hanging="180"/>
+      </w:pPr>
+    </w:lvl>
+    <w:lvl w:ilvl="6" w:tplc="0409000F" w:tentative="1">
+      <w:start w:val="1"/>
+      <w:numFmt w:val="decimal"/>
+      <w:lvlText w:val="%7."/>
+      <w:lvlJc w:val="left"/>
+      <w:pPr>
+        <w:ind w:left="5040" w:hanging="360"/>
+      </w:pPr>
+    </w:lvl>
+    <w:lvl w:ilvl="7" w:tplc="04090019" w:tentative="1">
+      <w:start w:val="1"/>
+      <w:numFmt w:val="lowerLetter"/>
+      <w:lvlText w:val="%8."/>
+      <w:lvlJc w:val="left"/>
+      <w:pPr>
+        <w:ind w:left="5760" w:hanging="360"/>
+      </w:pPr>
+    </w:lvl>
+    <w:lvl w:ilvl="8" w:tplc="0409001B" w:tentative="1">
+      <w:start w:val="1"/>
+      <w:numFmt w:val="lowerRoman"/>
+      <w:lvlText w:val="%9."/>
+      <w:lvlJc w:val="right"/>
+      <w:pPr>
+        <w:ind w:left="6480" w:hanging="180"/>
+      </w:pPr>
+    </w:lvl>
+  </w:abstractNum>
+  <w:abstractNum w:abstractNumId="2" w15:restartNumberingAfterBreak="0">
     <w:nsid w:val="2918343C"/>
     <w:multiLevelType w:val="hybridMultilevel"/>
     <w:tmpl w:val="AD1EC5EA"/>
@@ -1211,7 +7974,7 @@
       </w:rPr>
     </w:lvl>
   </w:abstractNum>
-  <w:abstractNum w:abstractNumId="2" w15:restartNumberingAfterBreak="0">
+  <w:abstractNum w:abstractNumId="3" w15:restartNumberingAfterBreak="0">
     <w:nsid w:val="386B3178"/>
     <w:multiLevelType w:val="hybridMultilevel"/>
     <w:tmpl w:val="93AEEA12"/>
@@ -1323,7 +8086,7 @@
       </w:rPr>
     </w:lvl>
   </w:abstractNum>
-  <w:abstractNum w:abstractNumId="3" w15:restartNumberingAfterBreak="0">
+  <w:abstractNum w:abstractNumId="4" w15:restartNumberingAfterBreak="0">
     <w:nsid w:val="49EB11D6"/>
     <w:multiLevelType w:val="hybridMultilevel"/>
     <w:tmpl w:val="8A0EDEDE"/>
@@ -1436,17 +8199,112 @@
       </w:rPr>
     </w:lvl>
   </w:abstractNum>
+  <w:abstractNum w:abstractNumId="5" w15:restartNumberingAfterBreak="0">
+    <w:nsid w:val="62C62343"/>
+    <w:multiLevelType w:val="hybridMultilevel"/>
+    <w:tmpl w:val="9F447458"/>
+    <w:lvl w:ilvl="0" w:tplc="4EFEBF68">
+      <w:start w:val="1"/>
+      <w:numFmt w:val="decimal"/>
+      <w:lvlText w:val="%1-"/>
+      <w:lvlJc w:val="left"/>
+      <w:pPr>
+        <w:ind w:left="720" w:hanging="360"/>
+      </w:pPr>
+      <w:rPr>
+        <w:rFonts w:hint="default"/>
+      </w:rPr>
+    </w:lvl>
+    <w:lvl w:ilvl="1" w:tplc="04090019" w:tentative="1">
+      <w:start w:val="1"/>
+      <w:numFmt w:val="lowerLetter"/>
+      <w:lvlText w:val="%2."/>
+      <w:lvlJc w:val="left"/>
+      <w:pPr>
+        <w:ind w:left="1440" w:hanging="360"/>
+      </w:pPr>
+    </w:lvl>
+    <w:lvl w:ilvl="2" w:tplc="0409001B" w:tentative="1">
+      <w:start w:val="1"/>
+      <w:numFmt w:val="lowerRoman"/>
+      <w:lvlText w:val="%3."/>
+      <w:lvlJc w:val="right"/>
+      <w:pPr>
+        <w:ind w:left="2160" w:hanging="180"/>
+      </w:pPr>
+    </w:lvl>
+    <w:lvl w:ilvl="3" w:tplc="0409000F" w:tentative="1">
+      <w:start w:val="1"/>
+      <w:numFmt w:val="decimal"/>
+      <w:lvlText w:val="%4."/>
+      <w:lvlJc w:val="left"/>
+      <w:pPr>
+        <w:ind w:left="2880" w:hanging="360"/>
+      </w:pPr>
+    </w:lvl>
+    <w:lvl w:ilvl="4" w:tplc="04090019" w:tentative="1">
+      <w:start w:val="1"/>
+      <w:numFmt w:val="lowerLetter"/>
+      <w:lvlText w:val="%5."/>
+      <w:lvlJc w:val="left"/>
+      <w:pPr>
+        <w:ind w:left="3600" w:hanging="360"/>
+      </w:pPr>
+    </w:lvl>
+    <w:lvl w:ilvl="5" w:tplc="0409001B" w:tentative="1">
+      <w:start w:val="1"/>
+      <w:numFmt w:val="lowerRoman"/>
+      <w:lvlText w:val="%6."/>
+      <w:lvlJc w:val="right"/>
+      <w:pPr>
+        <w:ind w:left="4320" w:hanging="180"/>
+      </w:pPr>
+    </w:lvl>
+    <w:lvl w:ilvl="6" w:tplc="0409000F" w:tentative="1">
+      <w:start w:val="1"/>
+      <w:numFmt w:val="decimal"/>
+      <w:lvlText w:val="%7."/>
+      <w:lvlJc w:val="left"/>
+      <w:pPr>
+        <w:ind w:left="5040" w:hanging="360"/>
+      </w:pPr>
+    </w:lvl>
+    <w:lvl w:ilvl="7" w:tplc="04090019" w:tentative="1">
+      <w:start w:val="1"/>
+      <w:numFmt w:val="lowerLetter"/>
+      <w:lvlText w:val="%8."/>
+      <w:lvlJc w:val="left"/>
+      <w:pPr>
+        <w:ind w:left="5760" w:hanging="360"/>
+      </w:pPr>
+    </w:lvl>
+    <w:lvl w:ilvl="8" w:tplc="0409001B" w:tentative="1">
+      <w:start w:val="1"/>
+      <w:numFmt w:val="lowerRoman"/>
+      <w:lvlText w:val="%9."/>
+      <w:lvlJc w:val="right"/>
+      <w:pPr>
+        <w:ind w:left="6480" w:hanging="180"/>
+      </w:pPr>
+    </w:lvl>
+  </w:abstractNum>
   <w:num w:numId="1" w16cid:durableId="144124052">
-    <w:abstractNumId w:val="2"/>
+    <w:abstractNumId w:val="3"/>
   </w:num>
   <w:num w:numId="2" w16cid:durableId="1426806225">
     <w:abstractNumId w:val="0"/>
   </w:num>
   <w:num w:numId="3" w16cid:durableId="2133162124">
-    <w:abstractNumId w:val="3"/>
+    <w:abstractNumId w:val="4"/>
   </w:num>
   <w:num w:numId="4" w16cid:durableId="40329173">
+    <w:abstractNumId w:val="2"/>
+  </w:num>
+  <w:num w:numId="5" w16cid:durableId="2042706049">
     <w:abstractNumId w:val="1"/>
+  </w:num>
+  <w:num w:numId="6" w16cid:durableId="797258966">
+    <w:abstractNumId w:val="5"/>
   </w:num>
 </w:numbering>
 </file>
@@ -1852,6 +8710,9 @@
     <w:name w:val="Normal"/>
     <w:qFormat/>
     <w:rsid w:val="00E12C9A"/>
+    <w:rPr>
+      <w:rFonts w:ascii="B Nazanin" w:hAnsi="B Nazanin" w:cs="B Nazanin"/>
+    </w:rPr>
   </w:style>
   <w:style w:type="paragraph" w:styleId="Heading1">
     <w:name w:val="heading 1"/>
@@ -2055,7 +8916,6 @@
   <w:style w:type="character" w:default="1" w:styleId="DefaultParagraphFont">
     <w:name w:val="Default Paragraph Font"/>
     <w:uiPriority w:val="1"/>
-    <w:semiHidden/>
     <w:unhideWhenUsed/>
   </w:style>
   <w:style w:type="table" w:default="1" w:styleId="TableNormal">
